--- a/Osmobitni Studentski Mikroprocesor i Asembler za Nastavu.docx
+++ b/Osmobitni Studentski Mikroprocesor i Asembler za Nastavu.docx
@@ -257,8 +257,9 @@
             </w:tabs>
             <w:rPr>
               <w:rFonts w:asciiTheme="minorHAnsi" w:eastAsiaTheme="minorEastAsia" w:hAnsiTheme="minorHAnsi"/>
+              <w:noProof/>
               <w:szCs w:val="24"/>
-              <w:lang w:eastAsia="en-GB"/>
+              <w:lang w:val="en-GB" w:eastAsia="en-GB"/>
             </w:rPr>
           </w:pPr>
           <w:r>
@@ -270,50 +271,58 @@
           <w:r>
             <w:fldChar w:fldCharType="separate"/>
           </w:r>
-          <w:hyperlink w:anchor="_Toc228987730" w:history="1">
+          <w:hyperlink w:anchor="_Toc230647731" w:history="1">
             <w:r>
               <w:rPr>
                 <w:rStyle w:val="Hyperlink"/>
+                <w:noProof/>
               </w:rPr>
               <w:t>Uvod</w:t>
             </w:r>
             <w:r>
               <w:rPr>
+                <w:noProof/>
                 <w:webHidden/>
               </w:rPr>
               <w:tab/>
             </w:r>
             <w:r>
               <w:rPr>
+                <w:noProof/>
                 <w:webHidden/>
               </w:rPr>
               <w:fldChar w:fldCharType="begin"/>
             </w:r>
             <w:r>
               <w:rPr>
+                <w:noProof/>
                 <w:webHidden/>
               </w:rPr>
-              <w:instrText xml:space="preserve"> PAGEREF _Toc228987730 \h </w:instrText>
-            </w:r>
-            <w:r>
-              <w:rPr>
+              <w:instrText xml:space="preserve"> PAGEREF _Toc230647731 \h </w:instrText>
+            </w:r>
+            <w:r>
+              <w:rPr>
+                <w:noProof/>
                 <w:webHidden/>
               </w:rPr>
             </w:r>
             <w:r>
               <w:rPr>
+                <w:noProof/>
                 <w:webHidden/>
               </w:rPr>
               <w:fldChar w:fldCharType="separate"/>
             </w:r>
             <w:r>
               <w:rPr>
+                <w:noProof/>
                 <w:webHidden/>
               </w:rPr>
               <w:t>3</w:t>
             </w:r>
             <w:r>
               <w:rPr>
+                <w:noProof/>
                 <w:webHidden/>
               </w:rPr>
               <w:fldChar w:fldCharType="end"/>
@@ -328,54 +337,63 @@
             </w:tabs>
             <w:rPr>
               <w:rFonts w:asciiTheme="minorHAnsi" w:eastAsiaTheme="minorEastAsia" w:hAnsiTheme="minorHAnsi"/>
+              <w:noProof/>
               <w:szCs w:val="24"/>
-              <w:lang w:eastAsia="en-GB"/>
+              <w:lang w:val="en-GB" w:eastAsia="en-GB"/>
             </w:rPr>
           </w:pPr>
-          <w:hyperlink w:anchor="_Toc228987731" w:history="1">
+          <w:hyperlink w:anchor="_Toc230647732" w:history="1">
             <w:r>
               <w:rPr>
                 <w:rStyle w:val="Hyperlink"/>
+                <w:noProof/>
               </w:rPr>
               <w:t>ISA</w:t>
             </w:r>
             <w:r>
               <w:rPr>
+                <w:noProof/>
                 <w:webHidden/>
               </w:rPr>
               <w:tab/>
             </w:r>
             <w:r>
               <w:rPr>
+                <w:noProof/>
                 <w:webHidden/>
               </w:rPr>
               <w:fldChar w:fldCharType="begin"/>
             </w:r>
             <w:r>
               <w:rPr>
+                <w:noProof/>
                 <w:webHidden/>
               </w:rPr>
-              <w:instrText xml:space="preserve"> PAGEREF _Toc228987731 \h </w:instrText>
-            </w:r>
-            <w:r>
-              <w:rPr>
+              <w:instrText xml:space="preserve"> PAGEREF _Toc230647732 \h </w:instrText>
+            </w:r>
+            <w:r>
+              <w:rPr>
+                <w:noProof/>
                 <w:webHidden/>
               </w:rPr>
             </w:r>
             <w:r>
               <w:rPr>
+                <w:noProof/>
                 <w:webHidden/>
               </w:rPr>
               <w:fldChar w:fldCharType="separate"/>
             </w:r>
             <w:r>
               <w:rPr>
+                <w:noProof/>
                 <w:webHidden/>
               </w:rPr>
               <w:t>3</w:t>
             </w:r>
             <w:r>
               <w:rPr>
+                <w:noProof/>
                 <w:webHidden/>
               </w:rPr>
               <w:fldChar w:fldCharType="end"/>
@@ -390,54 +408,63 @@
             </w:tabs>
             <w:rPr>
               <w:rFonts w:asciiTheme="minorHAnsi" w:eastAsiaTheme="minorEastAsia" w:hAnsiTheme="minorHAnsi"/>
+              <w:noProof/>
               <w:szCs w:val="24"/>
-              <w:lang w:eastAsia="en-GB"/>
+              <w:lang w:val="en-GB" w:eastAsia="en-GB"/>
             </w:rPr>
           </w:pPr>
-          <w:hyperlink w:anchor="_Toc228987732" w:history="1">
+          <w:hyperlink w:anchor="_Toc230647733" w:history="1">
             <w:r>
               <w:rPr>
                 <w:rStyle w:val="Hyperlink"/>
+                <w:noProof/>
               </w:rPr>
               <w:t>Kodiranje i tipovi instrukcija</w:t>
             </w:r>
             <w:r>
               <w:rPr>
+                <w:noProof/>
                 <w:webHidden/>
               </w:rPr>
               <w:tab/>
             </w:r>
             <w:r>
               <w:rPr>
+                <w:noProof/>
                 <w:webHidden/>
               </w:rPr>
               <w:fldChar w:fldCharType="begin"/>
             </w:r>
             <w:r>
               <w:rPr>
+                <w:noProof/>
                 <w:webHidden/>
               </w:rPr>
-              <w:instrText xml:space="preserve"> PAGEREF _Toc228987732 \h </w:instrText>
-            </w:r>
-            <w:r>
-              <w:rPr>
+              <w:instrText xml:space="preserve"> PAGEREF _Toc230647733 \h </w:instrText>
+            </w:r>
+            <w:r>
+              <w:rPr>
+                <w:noProof/>
                 <w:webHidden/>
               </w:rPr>
             </w:r>
             <w:r>
               <w:rPr>
+                <w:noProof/>
                 <w:webHidden/>
               </w:rPr>
               <w:fldChar w:fldCharType="separate"/>
             </w:r>
             <w:r>
               <w:rPr>
+                <w:noProof/>
                 <w:webHidden/>
               </w:rPr>
               <w:t>3</w:t>
             </w:r>
             <w:r>
               <w:rPr>
+                <w:noProof/>
                 <w:webHidden/>
               </w:rPr>
               <w:fldChar w:fldCharType="end"/>
@@ -452,54 +479,63 @@
             </w:tabs>
             <w:rPr>
               <w:rFonts w:asciiTheme="minorHAnsi" w:eastAsiaTheme="minorEastAsia" w:hAnsiTheme="minorHAnsi"/>
+              <w:noProof/>
               <w:szCs w:val="24"/>
-              <w:lang w:eastAsia="en-GB"/>
+              <w:lang w:val="en-GB" w:eastAsia="en-GB"/>
             </w:rPr>
           </w:pPr>
-          <w:hyperlink w:anchor="_Toc228987733" w:history="1">
+          <w:hyperlink w:anchor="_Toc230647734" w:history="1">
             <w:r>
               <w:rPr>
                 <w:rStyle w:val="Hyperlink"/>
+                <w:noProof/>
               </w:rPr>
               <w:t>Spisak instrukcija</w:t>
             </w:r>
             <w:r>
               <w:rPr>
+                <w:noProof/>
                 <w:webHidden/>
               </w:rPr>
               <w:tab/>
             </w:r>
             <w:r>
               <w:rPr>
+                <w:noProof/>
                 <w:webHidden/>
               </w:rPr>
               <w:fldChar w:fldCharType="begin"/>
             </w:r>
             <w:r>
               <w:rPr>
+                <w:noProof/>
                 <w:webHidden/>
               </w:rPr>
-              <w:instrText xml:space="preserve"> PAGEREF _Toc228987733 \h </w:instrText>
-            </w:r>
-            <w:r>
-              <w:rPr>
+              <w:instrText xml:space="preserve"> PAGEREF _Toc230647734 \h </w:instrText>
+            </w:r>
+            <w:r>
+              <w:rPr>
+                <w:noProof/>
                 <w:webHidden/>
               </w:rPr>
             </w:r>
             <w:r>
               <w:rPr>
+                <w:noProof/>
                 <w:webHidden/>
               </w:rPr>
               <w:fldChar w:fldCharType="separate"/>
             </w:r>
             <w:r>
               <w:rPr>
+                <w:noProof/>
                 <w:webHidden/>
               </w:rPr>
-              <w:t>4</w:t>
-            </w:r>
-            <w:r>
-              <w:rPr>
+              <w:t>5</w:t>
+            </w:r>
+            <w:r>
+              <w:rPr>
+                <w:noProof/>
                 <w:webHidden/>
               </w:rPr>
               <w:fldChar w:fldCharType="end"/>
@@ -514,54 +550,63 @@
             </w:tabs>
             <w:rPr>
               <w:rFonts w:asciiTheme="minorHAnsi" w:eastAsiaTheme="minorEastAsia" w:hAnsiTheme="minorHAnsi"/>
+              <w:noProof/>
               <w:szCs w:val="24"/>
-              <w:lang w:eastAsia="en-GB"/>
+              <w:lang w:val="en-GB" w:eastAsia="en-GB"/>
             </w:rPr>
           </w:pPr>
-          <w:hyperlink w:anchor="_Toc228987734" w:history="1">
+          <w:hyperlink w:anchor="_Toc230647735" w:history="1">
             <w:r>
               <w:rPr>
                 <w:rStyle w:val="Hyperlink"/>
-              </w:rPr>
-              <w:t>Asembler i pseudo-instrukcije</w:t>
-            </w:r>
-            <w:r>
-              <w:rPr>
+                <w:noProof/>
+              </w:rPr>
+              <w:t>Realizacija arhitekture</w:t>
+            </w:r>
+            <w:r>
+              <w:rPr>
+                <w:noProof/>
                 <w:webHidden/>
               </w:rPr>
               <w:tab/>
             </w:r>
             <w:r>
               <w:rPr>
+                <w:noProof/>
                 <w:webHidden/>
               </w:rPr>
               <w:fldChar w:fldCharType="begin"/>
             </w:r>
             <w:r>
               <w:rPr>
+                <w:noProof/>
                 <w:webHidden/>
               </w:rPr>
-              <w:instrText xml:space="preserve"> PAGEREF _Toc228987734 \h </w:instrText>
-            </w:r>
-            <w:r>
-              <w:rPr>
+              <w:instrText xml:space="preserve"> PAGEREF _Toc230647735 \h </w:instrText>
+            </w:r>
+            <w:r>
+              <w:rPr>
+                <w:noProof/>
                 <w:webHidden/>
               </w:rPr>
             </w:r>
             <w:r>
               <w:rPr>
+                <w:noProof/>
                 <w:webHidden/>
               </w:rPr>
               <w:fldChar w:fldCharType="separate"/>
             </w:r>
             <w:r>
               <w:rPr>
+                <w:noProof/>
                 <w:webHidden/>
               </w:rPr>
-              <w:t>5</w:t>
-            </w:r>
-            <w:r>
-              <w:rPr>
+              <w:t>6</w:t>
+            </w:r>
+            <w:r>
+              <w:rPr>
+                <w:noProof/>
                 <w:webHidden/>
               </w:rPr>
               <w:fldChar w:fldCharType="end"/>
@@ -576,54 +621,63 @@
             </w:tabs>
             <w:rPr>
               <w:rFonts w:asciiTheme="minorHAnsi" w:eastAsiaTheme="minorEastAsia" w:hAnsiTheme="minorHAnsi"/>
+              <w:noProof/>
               <w:szCs w:val="24"/>
-              <w:lang w:eastAsia="en-GB"/>
+              <w:lang w:val="en-GB" w:eastAsia="en-GB"/>
             </w:rPr>
           </w:pPr>
-          <w:hyperlink w:anchor="_Toc228987735" w:history="1">
+          <w:hyperlink w:anchor="_Toc230647736" w:history="1">
             <w:r>
               <w:rPr>
                 <w:rStyle w:val="Hyperlink"/>
-              </w:rPr>
-              <w:t>Organizacija RAM-a</w:t>
-            </w:r>
-            <w:r>
-              <w:rPr>
+                <w:noProof/>
+              </w:rPr>
+              <w:t>Registarska datoteka</w:t>
+            </w:r>
+            <w:r>
+              <w:rPr>
+                <w:noProof/>
                 <w:webHidden/>
               </w:rPr>
               <w:tab/>
             </w:r>
             <w:r>
               <w:rPr>
+                <w:noProof/>
                 <w:webHidden/>
               </w:rPr>
               <w:fldChar w:fldCharType="begin"/>
             </w:r>
             <w:r>
               <w:rPr>
+                <w:noProof/>
                 <w:webHidden/>
               </w:rPr>
-              <w:instrText xml:space="preserve"> PAGEREF _Toc228987735 \h </w:instrText>
-            </w:r>
-            <w:r>
-              <w:rPr>
+              <w:instrText xml:space="preserve"> PAGEREF _Toc230647736 \h </w:instrText>
+            </w:r>
+            <w:r>
+              <w:rPr>
+                <w:noProof/>
                 <w:webHidden/>
               </w:rPr>
             </w:r>
             <w:r>
               <w:rPr>
+                <w:noProof/>
                 <w:webHidden/>
               </w:rPr>
               <w:fldChar w:fldCharType="separate"/>
             </w:r>
             <w:r>
               <w:rPr>
+                <w:noProof/>
                 <w:webHidden/>
               </w:rPr>
-              <w:t>5</w:t>
-            </w:r>
-            <w:r>
-              <w:rPr>
+              <w:t>10</w:t>
+            </w:r>
+            <w:r>
+              <w:rPr>
+                <w:noProof/>
                 <w:webHidden/>
               </w:rPr>
               <w:fldChar w:fldCharType="end"/>
@@ -638,54 +692,63 @@
             </w:tabs>
             <w:rPr>
               <w:rFonts w:asciiTheme="minorHAnsi" w:eastAsiaTheme="minorEastAsia" w:hAnsiTheme="minorHAnsi"/>
+              <w:noProof/>
               <w:szCs w:val="24"/>
-              <w:lang w:eastAsia="en-GB"/>
+              <w:lang w:val="en-GB" w:eastAsia="en-GB"/>
             </w:rPr>
           </w:pPr>
-          <w:hyperlink w:anchor="_Toc228987736" w:history="1">
+          <w:hyperlink w:anchor="_Toc230647737" w:history="1">
             <w:r>
               <w:rPr>
                 <w:rStyle w:val="Hyperlink"/>
-              </w:rPr>
-              <w:t>Registarska datoteka</w:t>
-            </w:r>
-            <w:r>
-              <w:rPr>
+                <w:noProof/>
+              </w:rPr>
+              <w:t>Kontrolna jedinica</w:t>
+            </w:r>
+            <w:r>
+              <w:rPr>
+                <w:noProof/>
                 <w:webHidden/>
               </w:rPr>
               <w:tab/>
             </w:r>
             <w:r>
               <w:rPr>
+                <w:noProof/>
                 <w:webHidden/>
               </w:rPr>
               <w:fldChar w:fldCharType="begin"/>
             </w:r>
             <w:r>
               <w:rPr>
+                <w:noProof/>
                 <w:webHidden/>
               </w:rPr>
-              <w:instrText xml:space="preserve"> PAGEREF _Toc228987736 \h </w:instrText>
-            </w:r>
-            <w:r>
-              <w:rPr>
+              <w:instrText xml:space="preserve"> PAGEREF _Toc230647737 \h </w:instrText>
+            </w:r>
+            <w:r>
+              <w:rPr>
+                <w:noProof/>
                 <w:webHidden/>
               </w:rPr>
             </w:r>
             <w:r>
               <w:rPr>
+                <w:noProof/>
                 <w:webHidden/>
               </w:rPr>
               <w:fldChar w:fldCharType="separate"/>
             </w:r>
             <w:r>
               <w:rPr>
+                <w:noProof/>
                 <w:webHidden/>
               </w:rPr>
-              <w:t>6</w:t>
-            </w:r>
-            <w:r>
-              <w:rPr>
+              <w:t>10</w:t>
+            </w:r>
+            <w:r>
+              <w:rPr>
+                <w:noProof/>
                 <w:webHidden/>
               </w:rPr>
               <w:fldChar w:fldCharType="end"/>
@@ -700,54 +763,63 @@
             </w:tabs>
             <w:rPr>
               <w:rFonts w:asciiTheme="minorHAnsi" w:eastAsiaTheme="minorEastAsia" w:hAnsiTheme="minorHAnsi"/>
+              <w:noProof/>
               <w:szCs w:val="24"/>
-              <w:lang w:eastAsia="en-GB"/>
+              <w:lang w:val="en-GB" w:eastAsia="en-GB"/>
             </w:rPr>
           </w:pPr>
-          <w:hyperlink w:anchor="_Toc228987737" w:history="1">
+          <w:hyperlink w:anchor="_Toc230647738" w:history="1">
             <w:r>
               <w:rPr>
                 <w:rStyle w:val="Hyperlink"/>
-              </w:rPr>
-              <w:t>Pipeline i pregradni registar</w:t>
-            </w:r>
-            <w:r>
-              <w:rPr>
+                <w:noProof/>
+              </w:rPr>
+              <w:t>Kontrolna jedinica grananja</w:t>
+            </w:r>
+            <w:r>
+              <w:rPr>
+                <w:noProof/>
                 <w:webHidden/>
               </w:rPr>
               <w:tab/>
             </w:r>
             <w:r>
               <w:rPr>
+                <w:noProof/>
                 <w:webHidden/>
               </w:rPr>
               <w:fldChar w:fldCharType="begin"/>
             </w:r>
             <w:r>
               <w:rPr>
+                <w:noProof/>
                 <w:webHidden/>
               </w:rPr>
-              <w:instrText xml:space="preserve"> PAGEREF _Toc228987737 \h </w:instrText>
-            </w:r>
-            <w:r>
-              <w:rPr>
+              <w:instrText xml:space="preserve"> PAGEREF _Toc230647738 \h </w:instrText>
+            </w:r>
+            <w:r>
+              <w:rPr>
+                <w:noProof/>
                 <w:webHidden/>
               </w:rPr>
             </w:r>
             <w:r>
               <w:rPr>
+                <w:noProof/>
                 <w:webHidden/>
               </w:rPr>
               <w:fldChar w:fldCharType="separate"/>
             </w:r>
             <w:r>
               <w:rPr>
+                <w:noProof/>
                 <w:webHidden/>
               </w:rPr>
-              <w:t>6</w:t>
-            </w:r>
-            <w:r>
-              <w:rPr>
+              <w:t>12</w:t>
+            </w:r>
+            <w:r>
+              <w:rPr>
+                <w:noProof/>
                 <w:webHidden/>
               </w:rPr>
               <w:fldChar w:fldCharType="end"/>
@@ -762,54 +834,63 @@
             </w:tabs>
             <w:rPr>
               <w:rFonts w:asciiTheme="minorHAnsi" w:eastAsiaTheme="minorEastAsia" w:hAnsiTheme="minorHAnsi"/>
+              <w:noProof/>
               <w:szCs w:val="24"/>
-              <w:lang w:eastAsia="en-GB"/>
+              <w:lang w:val="en-GB" w:eastAsia="en-GB"/>
             </w:rPr>
           </w:pPr>
-          <w:hyperlink w:anchor="_Toc228987738" w:history="1">
+          <w:hyperlink w:anchor="_Toc230647739" w:history="1">
             <w:r>
               <w:rPr>
                 <w:rStyle w:val="Hyperlink"/>
-              </w:rPr>
-              <w:t>Kontrolna jedinica</w:t>
-            </w:r>
-            <w:r>
-              <w:rPr>
+                <w:noProof/>
+              </w:rPr>
+              <w:t>Organizacija RAM-a</w:t>
+            </w:r>
+            <w:r>
+              <w:rPr>
+                <w:noProof/>
                 <w:webHidden/>
               </w:rPr>
               <w:tab/>
             </w:r>
             <w:r>
               <w:rPr>
+                <w:noProof/>
                 <w:webHidden/>
               </w:rPr>
               <w:fldChar w:fldCharType="begin"/>
             </w:r>
             <w:r>
               <w:rPr>
+                <w:noProof/>
                 <w:webHidden/>
               </w:rPr>
-              <w:instrText xml:space="preserve"> PAGEREF _Toc228987738 \h </w:instrText>
-            </w:r>
-            <w:r>
-              <w:rPr>
+              <w:instrText xml:space="preserve"> PAGEREF _Toc230647739 \h </w:instrText>
+            </w:r>
+            <w:r>
+              <w:rPr>
+                <w:noProof/>
                 <w:webHidden/>
               </w:rPr>
             </w:r>
             <w:r>
               <w:rPr>
+                <w:noProof/>
                 <w:webHidden/>
               </w:rPr>
               <w:fldChar w:fldCharType="separate"/>
             </w:r>
             <w:r>
               <w:rPr>
+                <w:noProof/>
                 <w:webHidden/>
               </w:rPr>
-              <w:t>6</w:t>
-            </w:r>
-            <w:r>
-              <w:rPr>
+              <w:t>12</w:t>
+            </w:r>
+            <w:r>
+              <w:rPr>
+                <w:noProof/>
                 <w:webHidden/>
               </w:rPr>
               <w:fldChar w:fldCharType="end"/>
@@ -824,54 +905,63 @@
             </w:tabs>
             <w:rPr>
               <w:rFonts w:asciiTheme="minorHAnsi" w:eastAsiaTheme="minorEastAsia" w:hAnsiTheme="minorHAnsi"/>
+              <w:noProof/>
               <w:szCs w:val="24"/>
-              <w:lang w:eastAsia="en-GB"/>
+              <w:lang w:val="en-GB" w:eastAsia="en-GB"/>
             </w:rPr>
           </w:pPr>
-          <w:hyperlink w:anchor="_Toc228987739" w:history="1">
+          <w:hyperlink w:anchor="_Toc230647740" w:history="1">
             <w:r>
               <w:rPr>
                 <w:rStyle w:val="Hyperlink"/>
-              </w:rPr>
-              <w:t>Open questions</w:t>
-            </w:r>
-            <w:r>
-              <w:rPr>
+                <w:noProof/>
+              </w:rPr>
+              <w:t>Protočna struktura</w:t>
+            </w:r>
+            <w:r>
+              <w:rPr>
+                <w:noProof/>
                 <w:webHidden/>
               </w:rPr>
               <w:tab/>
             </w:r>
             <w:r>
               <w:rPr>
+                <w:noProof/>
                 <w:webHidden/>
               </w:rPr>
               <w:fldChar w:fldCharType="begin"/>
             </w:r>
             <w:r>
               <w:rPr>
+                <w:noProof/>
                 <w:webHidden/>
               </w:rPr>
-              <w:instrText xml:space="preserve"> PAGEREF _Toc228987739 \h </w:instrText>
-            </w:r>
-            <w:r>
-              <w:rPr>
+              <w:instrText xml:space="preserve"> PAGEREF _Toc230647740 \h </w:instrText>
+            </w:r>
+            <w:r>
+              <w:rPr>
+                <w:noProof/>
                 <w:webHidden/>
               </w:rPr>
             </w:r>
             <w:r>
               <w:rPr>
+                <w:noProof/>
                 <w:webHidden/>
               </w:rPr>
               <w:fldChar w:fldCharType="separate"/>
             </w:r>
             <w:r>
               <w:rPr>
+                <w:noProof/>
                 <w:webHidden/>
               </w:rPr>
-              <w:t>7</w:t>
-            </w:r>
-            <w:r>
-              <w:rPr>
+              <w:t>12</w:t>
+            </w:r>
+            <w:r>
+              <w:rPr>
+                <w:noProof/>
                 <w:webHidden/>
               </w:rPr>
               <w:fldChar w:fldCharType="end"/>
@@ -886,54 +976,276 @@
             </w:tabs>
             <w:rPr>
               <w:rFonts w:asciiTheme="minorHAnsi" w:eastAsiaTheme="minorEastAsia" w:hAnsiTheme="minorHAnsi"/>
+              <w:noProof/>
               <w:szCs w:val="24"/>
-              <w:lang w:eastAsia="en-GB"/>
+              <w:lang w:val="en-GB" w:eastAsia="en-GB"/>
             </w:rPr>
           </w:pPr>
-          <w:hyperlink w:anchor="_Toc228987740" w:history="1">
+          <w:hyperlink w:anchor="_Toc230647741" w:history="1">
             <w:r>
               <w:rPr>
                 <w:rStyle w:val="Hyperlink"/>
+                <w:noProof/>
+              </w:rPr>
+              <w:t>Jedinica za detekciju hazarda</w:t>
+            </w:r>
+            <w:r>
+              <w:rPr>
+                <w:noProof/>
+                <w:webHidden/>
+              </w:rPr>
+              <w:tab/>
+            </w:r>
+            <w:r>
+              <w:rPr>
+                <w:noProof/>
+                <w:webHidden/>
+              </w:rPr>
+              <w:fldChar w:fldCharType="begin"/>
+            </w:r>
+            <w:r>
+              <w:rPr>
+                <w:noProof/>
+                <w:webHidden/>
+              </w:rPr>
+              <w:instrText xml:space="preserve"> PAGEREF _Toc230647741 \h </w:instrText>
+            </w:r>
+            <w:r>
+              <w:rPr>
+                <w:noProof/>
+                <w:webHidden/>
+              </w:rPr>
+            </w:r>
+            <w:r>
+              <w:rPr>
+                <w:noProof/>
+                <w:webHidden/>
+              </w:rPr>
+              <w:fldChar w:fldCharType="separate"/>
+            </w:r>
+            <w:r>
+              <w:rPr>
+                <w:noProof/>
+                <w:webHidden/>
+              </w:rPr>
+              <w:t>12</w:t>
+            </w:r>
+            <w:r>
+              <w:rPr>
+                <w:noProof/>
+                <w:webHidden/>
+              </w:rPr>
+              <w:fldChar w:fldCharType="end"/>
+            </w:r>
+          </w:hyperlink>
+        </w:p>
+        <w:p>
+          <w:pPr>
+            <w:pStyle w:val="TOC1"/>
+            <w:tabs>
+              <w:tab w:val="right" w:leader="dot" w:pos="9016"/>
+            </w:tabs>
+            <w:rPr>
+              <w:rFonts w:asciiTheme="minorHAnsi" w:eastAsiaTheme="minorEastAsia" w:hAnsiTheme="minorHAnsi"/>
+              <w:noProof/>
+              <w:szCs w:val="24"/>
+              <w:lang w:val="en-GB" w:eastAsia="en-GB"/>
+            </w:rPr>
+          </w:pPr>
+          <w:hyperlink w:anchor="_Toc230647742" w:history="1">
+            <w:r>
+              <w:rPr>
+                <w:rStyle w:val="Hyperlink"/>
+                <w:noProof/>
+              </w:rPr>
+              <w:t>Open questions</w:t>
+            </w:r>
+            <w:r>
+              <w:rPr>
+                <w:noProof/>
+                <w:webHidden/>
+              </w:rPr>
+              <w:tab/>
+            </w:r>
+            <w:r>
+              <w:rPr>
+                <w:noProof/>
+                <w:webHidden/>
+              </w:rPr>
+              <w:fldChar w:fldCharType="begin"/>
+            </w:r>
+            <w:r>
+              <w:rPr>
+                <w:noProof/>
+                <w:webHidden/>
+              </w:rPr>
+              <w:instrText xml:space="preserve"> PAGEREF _Toc230647742 \h </w:instrText>
+            </w:r>
+            <w:r>
+              <w:rPr>
+                <w:noProof/>
+                <w:webHidden/>
+              </w:rPr>
+            </w:r>
+            <w:r>
+              <w:rPr>
+                <w:noProof/>
+                <w:webHidden/>
+              </w:rPr>
+              <w:fldChar w:fldCharType="separate"/>
+            </w:r>
+            <w:r>
+              <w:rPr>
+                <w:noProof/>
+                <w:webHidden/>
+              </w:rPr>
+              <w:t>12</w:t>
+            </w:r>
+            <w:r>
+              <w:rPr>
+                <w:noProof/>
+                <w:webHidden/>
+              </w:rPr>
+              <w:fldChar w:fldCharType="end"/>
+            </w:r>
+          </w:hyperlink>
+        </w:p>
+        <w:p>
+          <w:pPr>
+            <w:pStyle w:val="TOC1"/>
+            <w:tabs>
+              <w:tab w:val="right" w:leader="dot" w:pos="9016"/>
+            </w:tabs>
+            <w:rPr>
+              <w:rFonts w:asciiTheme="minorHAnsi" w:eastAsiaTheme="minorEastAsia" w:hAnsiTheme="minorHAnsi"/>
+              <w:noProof/>
+              <w:szCs w:val="24"/>
+              <w:lang w:val="en-GB" w:eastAsia="en-GB"/>
+            </w:rPr>
+          </w:pPr>
+          <w:hyperlink w:anchor="_Toc230647743" w:history="1">
+            <w:r>
+              <w:rPr>
+                <w:rStyle w:val="Hyperlink"/>
+                <w:noProof/>
+              </w:rPr>
+              <w:t>Asembler i pseudo-instrukcije</w:t>
+            </w:r>
+            <w:r>
+              <w:rPr>
+                <w:noProof/>
+                <w:webHidden/>
+              </w:rPr>
+              <w:tab/>
+            </w:r>
+            <w:r>
+              <w:rPr>
+                <w:noProof/>
+                <w:webHidden/>
+              </w:rPr>
+              <w:fldChar w:fldCharType="begin"/>
+            </w:r>
+            <w:r>
+              <w:rPr>
+                <w:noProof/>
+                <w:webHidden/>
+              </w:rPr>
+              <w:instrText xml:space="preserve"> PAGEREF _Toc230647743 \h </w:instrText>
+            </w:r>
+            <w:r>
+              <w:rPr>
+                <w:noProof/>
+                <w:webHidden/>
+              </w:rPr>
+            </w:r>
+            <w:r>
+              <w:rPr>
+                <w:noProof/>
+                <w:webHidden/>
+              </w:rPr>
+              <w:fldChar w:fldCharType="separate"/>
+            </w:r>
+            <w:r>
+              <w:rPr>
+                <w:noProof/>
+                <w:webHidden/>
+              </w:rPr>
+              <w:t>14</w:t>
+            </w:r>
+            <w:r>
+              <w:rPr>
+                <w:noProof/>
+                <w:webHidden/>
+              </w:rPr>
+              <w:fldChar w:fldCharType="end"/>
+            </w:r>
+          </w:hyperlink>
+        </w:p>
+        <w:p>
+          <w:pPr>
+            <w:pStyle w:val="TOC1"/>
+            <w:tabs>
+              <w:tab w:val="right" w:leader="dot" w:pos="9016"/>
+            </w:tabs>
+            <w:rPr>
+              <w:rFonts w:asciiTheme="minorHAnsi" w:eastAsiaTheme="minorEastAsia" w:hAnsiTheme="minorHAnsi"/>
+              <w:noProof/>
+              <w:szCs w:val="24"/>
+              <w:lang w:val="en-GB" w:eastAsia="en-GB"/>
+            </w:rPr>
+          </w:pPr>
+          <w:hyperlink w:anchor="_Toc230647744" w:history="1">
+            <w:r>
+              <w:rPr>
+                <w:rStyle w:val="Hyperlink"/>
+                <w:noProof/>
               </w:rPr>
               <w:t>Detaljna dokumentacija svih instrukcija</w:t>
             </w:r>
             <w:r>
               <w:rPr>
+                <w:noProof/>
                 <w:webHidden/>
               </w:rPr>
               <w:tab/>
             </w:r>
             <w:r>
               <w:rPr>
+                <w:noProof/>
                 <w:webHidden/>
               </w:rPr>
               <w:fldChar w:fldCharType="begin"/>
             </w:r>
             <w:r>
               <w:rPr>
+                <w:noProof/>
                 <w:webHidden/>
               </w:rPr>
-              <w:instrText xml:space="preserve"> PAGEREF _Toc228987740 \h </w:instrText>
-            </w:r>
-            <w:r>
-              <w:rPr>
+              <w:instrText xml:space="preserve"> PAGEREF _Toc230647744 \h </w:instrText>
+            </w:r>
+            <w:r>
+              <w:rPr>
+                <w:noProof/>
                 <w:webHidden/>
               </w:rPr>
             </w:r>
             <w:r>
               <w:rPr>
+                <w:noProof/>
                 <w:webHidden/>
               </w:rPr>
               <w:fldChar w:fldCharType="separate"/>
             </w:r>
             <w:r>
               <w:rPr>
+                <w:noProof/>
                 <w:webHidden/>
               </w:rPr>
-              <w:t>8</w:t>
-            </w:r>
-            <w:r>
-              <w:rPr>
+              <w:t>14</w:t>
+            </w:r>
+            <w:r>
+              <w:rPr>
+                <w:noProof/>
                 <w:webHidden/>
               </w:rPr>
               <w:fldChar w:fldCharType="end"/>
@@ -948,54 +1260,63 @@
             </w:tabs>
             <w:rPr>
               <w:rFonts w:asciiTheme="minorHAnsi" w:eastAsiaTheme="minorEastAsia" w:hAnsiTheme="minorHAnsi"/>
+              <w:noProof/>
               <w:szCs w:val="24"/>
-              <w:lang w:eastAsia="en-GB"/>
+              <w:lang w:val="en-GB" w:eastAsia="en-GB"/>
             </w:rPr>
           </w:pPr>
-          <w:hyperlink w:anchor="_Toc228987741" w:history="1">
+          <w:hyperlink w:anchor="_Toc230647745" w:history="1">
             <w:r>
               <w:rPr>
                 <w:rStyle w:val="Hyperlink"/>
+                <w:noProof/>
               </w:rPr>
               <w:t>NOP</w:t>
             </w:r>
             <w:r>
               <w:rPr>
+                <w:noProof/>
                 <w:webHidden/>
               </w:rPr>
               <w:tab/>
             </w:r>
             <w:r>
               <w:rPr>
+                <w:noProof/>
                 <w:webHidden/>
               </w:rPr>
               <w:fldChar w:fldCharType="begin"/>
             </w:r>
             <w:r>
               <w:rPr>
+                <w:noProof/>
                 <w:webHidden/>
               </w:rPr>
-              <w:instrText xml:space="preserve"> PAGEREF _Toc228987741 \h </w:instrText>
-            </w:r>
-            <w:r>
-              <w:rPr>
+              <w:instrText xml:space="preserve"> PAGEREF _Toc230647745 \h </w:instrText>
+            </w:r>
+            <w:r>
+              <w:rPr>
+                <w:noProof/>
                 <w:webHidden/>
               </w:rPr>
             </w:r>
             <w:r>
               <w:rPr>
+                <w:noProof/>
                 <w:webHidden/>
               </w:rPr>
               <w:fldChar w:fldCharType="separate"/>
             </w:r>
             <w:r>
               <w:rPr>
+                <w:noProof/>
                 <w:webHidden/>
               </w:rPr>
-              <w:t>8</w:t>
-            </w:r>
-            <w:r>
-              <w:rPr>
+              <w:t>14</w:t>
+            </w:r>
+            <w:r>
+              <w:rPr>
+                <w:noProof/>
                 <w:webHidden/>
               </w:rPr>
               <w:fldChar w:fldCharType="end"/>
@@ -1010,54 +1331,63 @@
             </w:tabs>
             <w:rPr>
               <w:rFonts w:asciiTheme="minorHAnsi" w:eastAsiaTheme="minorEastAsia" w:hAnsiTheme="minorHAnsi"/>
+              <w:noProof/>
               <w:szCs w:val="24"/>
-              <w:lang w:eastAsia="en-GB"/>
+              <w:lang w:val="en-GB" w:eastAsia="en-GB"/>
             </w:rPr>
           </w:pPr>
-          <w:hyperlink w:anchor="_Toc228987742" w:history="1">
+          <w:hyperlink w:anchor="_Toc230647746" w:history="1">
             <w:r>
               <w:rPr>
                 <w:rStyle w:val="Hyperlink"/>
+                <w:noProof/>
               </w:rPr>
               <w:t>ADD</w:t>
             </w:r>
             <w:r>
               <w:rPr>
+                <w:noProof/>
                 <w:webHidden/>
               </w:rPr>
               <w:tab/>
             </w:r>
             <w:r>
               <w:rPr>
+                <w:noProof/>
                 <w:webHidden/>
               </w:rPr>
               <w:fldChar w:fldCharType="begin"/>
             </w:r>
             <w:r>
               <w:rPr>
+                <w:noProof/>
                 <w:webHidden/>
               </w:rPr>
-              <w:instrText xml:space="preserve"> PAGEREF _Toc228987742 \h </w:instrText>
-            </w:r>
-            <w:r>
-              <w:rPr>
+              <w:instrText xml:space="preserve"> PAGEREF _Toc230647746 \h </w:instrText>
+            </w:r>
+            <w:r>
+              <w:rPr>
+                <w:noProof/>
                 <w:webHidden/>
               </w:rPr>
             </w:r>
             <w:r>
               <w:rPr>
+                <w:noProof/>
                 <w:webHidden/>
               </w:rPr>
               <w:fldChar w:fldCharType="separate"/>
             </w:r>
             <w:r>
               <w:rPr>
+                <w:noProof/>
                 <w:webHidden/>
               </w:rPr>
-              <w:t>8</w:t>
-            </w:r>
-            <w:r>
-              <w:rPr>
+              <w:t>14</w:t>
+            </w:r>
+            <w:r>
+              <w:rPr>
+                <w:noProof/>
                 <w:webHidden/>
               </w:rPr>
               <w:fldChar w:fldCharType="end"/>
@@ -1088,7 +1418,7 @@
       <w:pPr>
         <w:pStyle w:val="Heading1"/>
       </w:pPr>
-      <w:bookmarkStart w:id="0" w:name="_Toc228987730"/>
+      <w:bookmarkStart w:id="0" w:name="_Toc230647731"/>
       <w:r>
         <w:lastRenderedPageBreak/>
         <w:t>Uvod</w:t>
@@ -1125,7 +1455,7 @@
       <w:pPr>
         <w:pStyle w:val="Heading1"/>
       </w:pPr>
-      <w:bookmarkStart w:id="1" w:name="_Toc228987731"/>
+      <w:bookmarkStart w:id="1" w:name="_Toc230647732"/>
       <w:r>
         <w:t>ISA</w:t>
       </w:r>
@@ -1155,7 +1485,7 @@
       <w:pPr>
         <w:pStyle w:val="Heading2"/>
       </w:pPr>
-      <w:bookmarkStart w:id="2" w:name="_Toc228987732"/>
+      <w:bookmarkStart w:id="2" w:name="_Toc230647733"/>
       <w:r>
         <w:t>Kodiranje i tipovi instrukcija</w:t>
       </w:r>
@@ -2679,7 +3009,6 @@
           <w:szCs w:val="32"/>
         </w:rPr>
       </w:pPr>
-      <w:bookmarkStart w:id="3" w:name="_Toc228987733"/>
       <w:r>
         <w:br w:type="page"/>
       </w:r>
@@ -2688,6 +3017,7 @@
       <w:pPr>
         <w:pStyle w:val="Heading2"/>
       </w:pPr>
+      <w:bookmarkStart w:id="3" w:name="_Toc230647734"/>
       <w:r>
         <w:lastRenderedPageBreak/>
         <w:t>Spisak instrukcija</w:t>
@@ -2944,7 +3274,7 @@
                 <w:sz w:val="20"/>
                 <w:szCs w:val="20"/>
               </w:rPr>
-              <w:t>R</w:t>
+              <w:t>-</w:t>
             </w:r>
           </w:p>
         </w:tc>
@@ -6581,10 +6911,12 @@
       <w:pPr>
         <w:pStyle w:val="Heading1"/>
       </w:pPr>
+      <w:bookmarkStart w:id="4" w:name="_Toc230647735"/>
       <w:r>
         <w:lastRenderedPageBreak/>
         <w:t>Realizacija arhitekture</w:t>
       </w:r>
+      <w:bookmarkEnd w:id="4"/>
     </w:p>
     <w:p>
       <w:r>
@@ -7329,12 +7661,12 @@
       <w:pPr>
         <w:pStyle w:val="Heading1"/>
       </w:pPr>
-      <w:bookmarkStart w:id="4" w:name="_Toc228987736"/>
+      <w:bookmarkStart w:id="5" w:name="_Toc230647736"/>
       <w:r>
         <w:lastRenderedPageBreak/>
         <w:t>Registarska datoteka</w:t>
       </w:r>
-      <w:bookmarkEnd w:id="4"/>
+      <w:bookmarkEnd w:id="5"/>
     </w:p>
     <w:p>
       <w:r>
@@ -7907,9 +8239,11 @@
       <w:pPr>
         <w:pStyle w:val="Heading1"/>
       </w:pPr>
+      <w:bookmarkStart w:id="6" w:name="_Toc230647737"/>
       <w:r>
         <w:t>Kontrolna jedinica</w:t>
       </w:r>
+      <w:bookmarkEnd w:id="6"/>
     </w:p>
     <w:p>
       <w:r>
@@ -13351,7 +13685,7 @@
                 <w:sz w:val="20"/>
                 <w:szCs w:val="20"/>
               </w:rPr>
-              <w:t>BCS</w:t>
+              <w:t>BC</w:t>
             </w:r>
           </w:p>
         </w:tc>
@@ -13563,7 +13897,21 @@
                 <w:sz w:val="20"/>
                 <w:szCs w:val="20"/>
               </w:rPr>
-              <w:t>BCC</w:t>
+              <w:t>B</w:t>
+            </w:r>
+            <w:r>
+              <w:rPr>
+                <w:sz w:val="20"/>
+                <w:szCs w:val="20"/>
+              </w:rPr>
+              <w:t>N</w:t>
+            </w:r>
+            <w:r>
+              <w:rPr>
+                <w:sz w:val="20"/>
+                <w:szCs w:val="20"/>
+              </w:rPr>
+              <w:t>C</w:t>
             </w:r>
           </w:p>
         </w:tc>
@@ -14855,21 +15203,22 @@
       <w:pPr>
         <w:pStyle w:val="Heading1"/>
       </w:pPr>
-      <w:bookmarkStart w:id="5" w:name="_Toc228987737"/>
+      <w:bookmarkStart w:id="7" w:name="_Toc230647738"/>
       <w:r>
         <w:lastRenderedPageBreak/>
         <w:t>Kontrolna jedinica grananja</w:t>
       </w:r>
+      <w:bookmarkEnd w:id="7"/>
     </w:p>
     <w:p>
       <w:pPr>
         <w:pStyle w:val="Heading1"/>
       </w:pPr>
-      <w:bookmarkStart w:id="6" w:name="_Toc228987735"/>
+      <w:bookmarkStart w:id="8" w:name="_Toc230647739"/>
       <w:r>
         <w:t>Organizacija RAM-a</w:t>
       </w:r>
-      <w:bookmarkEnd w:id="6"/>
+      <w:bookmarkEnd w:id="8"/>
     </w:p>
     <w:p>
       <w:r>
@@ -15100,14 +15449,15 @@
       </w:tr>
     </w:tbl>
     <w:p/>
-    <w:bookmarkEnd w:id="5"/>
     <w:p>
       <w:pPr>
         <w:pStyle w:val="Heading1"/>
       </w:pPr>
+      <w:bookmarkStart w:id="9" w:name="_Toc230647740"/>
       <w:r>
         <w:t>Protočna struktura</w:t>
       </w:r>
+      <w:bookmarkEnd w:id="9"/>
     </w:p>
     <w:p>
       <w:r>
@@ -15121,9 +15471,11 @@
       <w:pPr>
         <w:pStyle w:val="Heading1"/>
       </w:pPr>
+      <w:bookmarkStart w:id="10" w:name="_Toc230647741"/>
       <w:r>
         <w:t>Jedinica za detekciju hazarda</w:t>
       </w:r>
+      <w:bookmarkEnd w:id="10"/>
     </w:p>
     <w:p>
       <w:r>
@@ -15137,11 +15489,11 @@
           <w:tab w:val="left" w:pos="2594"/>
         </w:tabs>
       </w:pPr>
-      <w:bookmarkStart w:id="7" w:name="_Toc228987739"/>
+      <w:bookmarkStart w:id="11" w:name="_Toc230647742"/>
       <w:r>
         <w:t>Open questions</w:t>
       </w:r>
-      <w:bookmarkEnd w:id="7"/>
+      <w:bookmarkEnd w:id="11"/>
     </w:p>
     <w:p>
       <w:r>
@@ -15212,7 +15564,6 @@
         <w:t>Najbolji pristup za IO uredjaje? Trenutno su LED memorijski mapirane a taster je prespojen direktno na pin. Da li sve moze preko registara pa da bude kao modularno ili stvari poput tastera i drugih ulaznih uredjaja moraju neki drugi tretman da imaju?</w:t>
       </w:r>
     </w:p>
-    <w:p/>
     <w:p>
       <w:pPr>
         <w:pStyle w:val="ListParagraph"/>
@@ -15222,23 +15573,7 @@
         </w:numPr>
       </w:pPr>
       <w:r>
-        <w:t>Kakav nam je tretman predznacenih i nepredznacenih brojeva? Da li podrzavamo oboje. Vjv ne. Da li su nam postoj</w:t>
-      </w:r>
-      <w:r>
-        <w:t>e</w:t>
-      </w:r>
-      <w:r>
-        <w:t>ce instrukcije skokova dovoljne za rad sa nepredznacenim brojevima. U svakom slucaju definisati ako podrzavamo samo predznacene da to dokumentujemo.</w:t>
-      </w:r>
-    </w:p>
-    <w:p>
-      <w:pPr>
-        <w:pStyle w:val="ListParagraph"/>
-      </w:pPr>
-    </w:p>
-    <w:p>
-      <w:r>
-        <w:t>Todo:</w:t>
+        <w:t>U asembleru tehnicki dobijam vise tipova instrukcija, tipa svi skokovi se malo drugacije tretiraju jer im se polje za registar ne koristi. Ima li potrebe to razdvajati?</w:t>
       </w:r>
     </w:p>
     <w:p>
@@ -15250,7 +15585,23 @@
         </w:numPr>
       </w:pPr>
       <w:r>
-        <w:t xml:space="preserve">Skontati kako radi AS mode da se ne programira ploca svaki put. </w:t>
+        <w:t>Kakav nam je tretman predznacenih i nepredznacenih brojeva? Da li podrzavamo oboje. Vjv ne. Da li su nam postoj</w:t>
+      </w:r>
+      <w:r>
+        <w:t>e</w:t>
+      </w:r>
+      <w:r>
+        <w:t>ce instrukcije skokova dovoljne za rad sa nepredznacenim brojevima. U svakom slucaju definisati ako podrzavamo samo predznacene da to dokumentujemo.</w:t>
+      </w:r>
+    </w:p>
+    <w:p>
+      <w:pPr>
+        <w:pStyle w:val="ListParagraph"/>
+      </w:pPr>
+    </w:p>
+    <w:p>
+      <w:r>
+        <w:t>Todo:</w:t>
       </w:r>
     </w:p>
     <w:p>
@@ -15262,7 +15613,7 @@
         </w:numPr>
       </w:pPr>
       <w:r>
-        <w:t>ROM je trenutno implementiran kao neki CASE u kodu. Trebalo bi u principu ici na ugradjenu memoriju. Kako ovo uraditi? Takodjer, da li se moze nekako to automatizovat jer sad svaki put kad uradim export on ce ponovo rom da prebrise i napravi kako hoce pa bi ja morao rucno. Ovo je generalno takodjer bitno da se moze dok radi ploca upisat neki program u ROM dinamicki.</w:t>
+        <w:t xml:space="preserve">Skontati kako radi AS mode da se ne programira ploca svaki put. </w:t>
       </w:r>
     </w:p>
     <w:p>
@@ -15273,16 +15624,56 @@
           <w:numId w:val="4"/>
         </w:numPr>
       </w:pPr>
+      <w:r>
+        <w:t>ROM je trenutno implementiran kao neki CASE u kodu. Trebalo bi u principu ici na ugradjenu memoriju. Kako ovo uraditi? Takodjer, da li se moze nekako to automatizovat jer sad svaki put kad uradim export on ce ponovo rom da prebrise i napravi kako hoce pa bi ja morao rucno. Ovo je generalno takodjer bitno da se moze dok radi ploca upisat neki program u ROM dinamicki.</w:t>
+      </w:r>
+    </w:p>
+    <w:p>
+      <w:pPr>
+        <w:pStyle w:val="ListParagraph"/>
+        <w:numPr>
+          <w:ilvl w:val="0"/>
+          <w:numId w:val="4"/>
+        </w:numPr>
+      </w:pPr>
+      <w:r>
+        <w:t>Testirati ovu metodu za pretvaranje hex brojeva (zbog negativnih) i generalni tretman brojeva negativnih u asembleru</w:t>
+      </w:r>
+    </w:p>
+    <w:p>
+      <w:pPr>
+        <w:pStyle w:val="ListParagraph"/>
+        <w:numPr>
+          <w:ilvl w:val="0"/>
+          <w:numId w:val="4"/>
+        </w:numPr>
+      </w:pPr>
+      <w:r>
+        <w:t>Mala slova za registre?</w:t>
+      </w:r>
+    </w:p>
+    <w:p>
+      <w:pPr>
+        <w:pStyle w:val="ListParagraph"/>
+        <w:numPr>
+          <w:ilvl w:val="0"/>
+          <w:numId w:val="4"/>
+        </w:numPr>
+      </w:pPr>
+      <w:r>
+        <w:lastRenderedPageBreak/>
+        <w:t>Provjera opsega immediate vrijednosti ne radi za neoznacene brojeve. Gemini dao glupu ideju a ja sam predlozio nekako da se poredi sa 0xFF i vidim da li moze u to stati</w:t>
+      </w:r>
     </w:p>
     <w:p>
       <w:pPr>
         <w:pStyle w:val="Heading1"/>
       </w:pPr>
-      <w:bookmarkStart w:id="8" w:name="_Toc228987734"/>
+      <w:bookmarkStart w:id="12" w:name="_Toc230647743"/>
       <w:r>
         <w:t>Asembler i pseudo-instrukcije</w:t>
       </w:r>
-      <w:bookmarkEnd w:id="8"/>
+      <w:bookmarkEnd w:id="12"/>
     </w:p>
     <w:p>
       <w:r>
@@ -15291,7 +15682,6 @@
     </w:p>
     <w:p>
       <w:r>
-        <w:lastRenderedPageBreak/>
         <w:t>Smjesti lokalno I ucitaj lokalno, INC DEC, INSP, DESP</w:t>
       </w:r>
     </w:p>
@@ -15299,21 +15689,21 @@
       <w:pPr>
         <w:pStyle w:val="Heading1"/>
       </w:pPr>
-      <w:bookmarkStart w:id="9" w:name="_Toc228987740"/>
+      <w:bookmarkStart w:id="13" w:name="_Toc230647744"/>
       <w:r>
         <w:t>Detaljna dokumentacija svih instrukcija</w:t>
       </w:r>
-      <w:bookmarkEnd w:id="9"/>
+      <w:bookmarkEnd w:id="13"/>
     </w:p>
     <w:p>
       <w:pPr>
         <w:pStyle w:val="Heading3"/>
       </w:pPr>
-      <w:bookmarkStart w:id="10" w:name="_Toc228987741"/>
+      <w:bookmarkStart w:id="14" w:name="_Toc230647745"/>
       <w:r>
         <w:t>NOP</w:t>
       </w:r>
-      <w:bookmarkEnd w:id="10"/>
+      <w:bookmarkEnd w:id="14"/>
     </w:p>
     <w:tbl>
       <w:tblPr>
@@ -15830,11 +16220,11 @@
       <w:pPr>
         <w:pStyle w:val="Heading3"/>
       </w:pPr>
-      <w:bookmarkStart w:id="11" w:name="_Toc228987742"/>
+      <w:bookmarkStart w:id="15" w:name="_Toc230647746"/>
       <w:r>
         <w:t>ADD</w:t>
       </w:r>
-      <w:bookmarkEnd w:id="11"/>
+      <w:bookmarkEnd w:id="15"/>
     </w:p>
     <w:tbl>
       <w:tblPr>

--- a/Osmobitni Studentski Mikroprocesor i Asembler za Nastavu.docx
+++ b/Osmobitni Studentski Mikroprocesor i Asembler za Nastavu.docx
@@ -15637,32 +15637,7 @@
         </w:numPr>
       </w:pPr>
       <w:r>
-        <w:t>Testirati ovu metodu za pretvaranje hex brojeva (zbog negativnih) i generalni tretman brojeva negativnih u asembleru</w:t>
-      </w:r>
-    </w:p>
-    <w:p>
-      <w:pPr>
-        <w:pStyle w:val="ListParagraph"/>
-        <w:numPr>
-          <w:ilvl w:val="0"/>
-          <w:numId w:val="4"/>
-        </w:numPr>
-      </w:pPr>
-      <w:r>
-        <w:t>Mala slova za registre?</w:t>
-      </w:r>
-    </w:p>
-    <w:p>
-      <w:pPr>
-        <w:pStyle w:val="ListParagraph"/>
-        <w:numPr>
-          <w:ilvl w:val="0"/>
-          <w:numId w:val="4"/>
-        </w:numPr>
-      </w:pPr>
-      <w:r>
-        <w:lastRenderedPageBreak/>
-        <w:t>Provjera opsega immediate vrijednosti ne radi za neoznacene brojeve. Gemini dao glupu ideju a ja sam predlozio nekako da se poredi sa 0xFF i vidim da li moze u to stati</w:t>
+        <w:t>Da li da stabilizatorski registri rade na rising ili na falling edge?</w:t>
       </w:r>
     </w:p>
     <w:p>
@@ -15682,6 +15657,7 @@
     </w:p>
     <w:p>
       <w:r>
+        <w:lastRenderedPageBreak/>
         <w:t>Smjesti lokalno I ucitaj lokalno, INC DEC, INSP, DESP</w:t>
       </w:r>
     </w:p>

--- a/Osmobitni Studentski Mikroprocesor i Asembler za Nastavu.docx
+++ b/Osmobitni Studentski Mikroprocesor i Asembler za Nastavu.docx
@@ -15642,6 +15642,52 @@
     </w:p>
     <w:p>
       <w:pPr>
+        <w:pStyle w:val="ListParagraph"/>
+        <w:numPr>
+          <w:ilvl w:val="0"/>
+          <w:numId w:val="4"/>
+        </w:numPr>
+      </w:pPr>
+      <w:r>
+        <w:t xml:space="preserve">Da li dodavati delay na sat? Na primjer, trenutno kada trazimo upis iz UI uredjaja, ako je LD instrukcija prva, nece se desiti ni jedan rising edge, tako da nece biti procitano kako treba. S druge strane, ako stavimo na falling edge, onda nece stici da se stabilizuje </w:t>
+      </w:r>
+      <w:r>
+        <w:lastRenderedPageBreak/>
+        <w:t>najnovija vrijednost jer se podaci u isto vrijeme trebaju pisati u registar. Tehnicki je jedino ispravno rising edge. Dakle koja god instrukcija bude prva, a okinemo RST, generalno pola njenih stvari nece mozda raditi tj sta god se upisuje na rising edge sve.</w:t>
+      </w:r>
+    </w:p>
+    <w:p>
+      <w:pPr>
+        <w:pStyle w:val="ListParagraph"/>
+        <w:numPr>
+          <w:ilvl w:val="0"/>
+          <w:numId w:val="4"/>
+        </w:numPr>
+      </w:pPr>
+      <w:r>
+        <w:t>Evo testirao sam to i sa ovim programom koji pali razlicite ledove na osnovu button clicka. Dakle ako se klik ne ocita na rising-edgeu prethodne instrukcije, nece se moci ocitati tj registrovati na rising-edgeu same instrukcije koja cita taj memorijski mapirani uredjaj. Da li je ovo problem?</w:t>
+      </w:r>
+      <w:r>
+        <w:t xml:space="preserve"> Mislim evo i sad ako citam iz onog dip switcha pa onda citam unos buttona ono kao lako moze profulati? Mislim tehnicki ne moze jer je frekvencija velika ali ono moze fulat jedan ciklus viska mozda? Jer ono bukv mi utice da li prvo citam button ili dip switch. Ne znam mozda malo previse u detalje idem jer objektivno ove se stvari ne primjete kad je frekvencija dovoljno velika ali opet bi trebalo sve da radi sto je moguce brze i korektnije pa me zanima da li je ovo ovako najbolja implementacija.</w:t>
+      </w:r>
+      <w:r>
+        <w:t xml:space="preserve"> Mislim kao cudan mi je koncept jer kao ja pritisnem button na 0.000001s samo da uhvati onaj rising edge instrukcije prije i kao to je to</w:t>
+      </w:r>
+    </w:p>
+    <w:p>
+      <w:pPr>
+        <w:pStyle w:val="ListParagraph"/>
+        <w:numPr>
+          <w:ilvl w:val="0"/>
+          <w:numId w:val="4"/>
+        </w:numPr>
+      </w:pPr>
+      <w:r>
+        <w:t>Za sve ove probleme oko rising i falling edge razmisliti o konfiguracijama koje pisu kada je signal low ili high bez potrebe za ivicom</w:t>
+      </w:r>
+    </w:p>
+    <w:p>
+      <w:pPr>
         <w:pStyle w:val="Heading1"/>
       </w:pPr>
       <w:bookmarkStart w:id="12" w:name="_Toc230647743"/>
@@ -15657,7 +15703,6 @@
     </w:p>
     <w:p>
       <w:r>
-        <w:lastRenderedPageBreak/>
         <w:t>Smjesti lokalno I ucitaj lokalno, INC DEC, INSP, DESP</w:t>
       </w:r>
     </w:p>
@@ -16198,6 +16243,7 @@
       </w:pPr>
       <w:bookmarkStart w:id="15" w:name="_Toc230647746"/>
       <w:r>
+        <w:lastRenderedPageBreak/>
         <w:t>ADD</w:t>
       </w:r>
       <w:bookmarkEnd w:id="15"/>

--- a/Osmobitni Studentski Mikroprocesor i Asembler za Nastavu.docx
+++ b/Osmobitni Studentski Mikroprocesor i Asembler za Nastavu.docx
@@ -5441,7 +5441,14 @@
                 <w:sz w:val="20"/>
                 <w:szCs w:val="20"/>
               </w:rPr>
-              <w:t>LOC</w:t>
+              <w:t>L</w:t>
+            </w:r>
+            <w:r>
+              <w:rPr>
+                <w:sz w:val="20"/>
+                <w:szCs w:val="20"/>
+              </w:rPr>
+              <w:t>I</w:t>
             </w:r>
           </w:p>
         </w:tc>
@@ -12413,7 +12420,14 @@
                 <w:sz w:val="20"/>
                 <w:szCs w:val="20"/>
               </w:rPr>
-              <w:t>LOC</w:t>
+              <w:t>L</w:t>
+            </w:r>
+            <w:r>
+              <w:rPr>
+                <w:sz w:val="20"/>
+                <w:szCs w:val="20"/>
+              </w:rPr>
+              <w:t>I</w:t>
             </w:r>
           </w:p>
         </w:tc>
@@ -15496,7 +15510,20 @@
       <w:bookmarkEnd w:id="11"/>
     </w:p>
     <w:p>
-      <w:r>
+      <w:pPr>
+        <w:pStyle w:val="ListParagraph"/>
+        <w:numPr>
+          <w:ilvl w:val="0"/>
+          <w:numId w:val="5"/>
+        </w:numPr>
+      </w:pPr>
+      <w:r>
+        <w:t>Prepraviti citavu ovu sekciju ispod, puna je starih pitanja. Takodjer potrebno je dosta stvari ponovo dokumentovati, a i dodati napomene o novinama poput sinhronizacije RST signala i dodavanja MemCLK.</w:t>
+      </w:r>
+    </w:p>
+    <w:p>
+      <w:r>
+        <w:lastRenderedPageBreak/>
         <w:t>Glavna pitanja:</w:t>
       </w:r>
     </w:p>
@@ -15509,7 +15536,6 @@
         </w:numPr>
       </w:pPr>
       <w:r>
-        <w:lastRenderedPageBreak/>
         <w:t>Da li moramo dodavati ono dijeljenje clocka sa delayevima jer tipa ako ram piše na uzlaznu jednostavno se neće stić izračunat vrijednost, a ako piše na silaznu onda se u memoriju neće stić upisat na silaznoj</w:t>
       </w:r>
       <w:r>
@@ -15649,11 +15675,8 @@
         </w:numPr>
       </w:pPr>
       <w:r>
-        <w:t xml:space="preserve">Da li dodavati delay na sat? Na primjer, trenutno kada trazimo upis iz UI uredjaja, ako je LD instrukcija prva, nece se desiti ni jedan rising edge, tako da nece biti procitano kako treba. S druge strane, ako stavimo na falling edge, onda nece stici da se stabilizuje </w:t>
-      </w:r>
-      <w:r>
         <w:lastRenderedPageBreak/>
-        <w:t>najnovija vrijednost jer se podaci u isto vrijeme trebaju pisati u registar. Tehnicki je jedino ispravno rising edge. Dakle koja god instrukcija bude prva, a okinemo RST, generalno pola njenih stvari nece mozda raditi tj sta god se upisuje na rising edge sve.</w:t>
+        <w:t>Da li dodavati delay na sat? Na primjer, trenutno kada trazimo upis iz UI uredjaja, ako je LD instrukcija prva, nece se desiti ni jedan rising edge, tako da nece biti procitano kako treba. S druge strane, ako stavimo na falling edge, onda nece stici da se stabilizuje najnovija vrijednost jer se podaci u isto vrijeme trebaju pisati u registar. Tehnicki je jedino ispravno rising edge. Dakle koja god instrukcija bude prva, a okinemo RST, generalno pola njenih stvari nece mozda raditi tj sta god se upisuje na rising edge sve.</w:t>
       </w:r>
     </w:p>
     <w:p>
@@ -15684,6 +15707,30 @@
       </w:pPr>
       <w:r>
         <w:t>Za sve ove probleme oko rising i falling edge razmisliti o konfiguracijama koje pisu kada je signal low ili high bez potrebe za ivicom</w:t>
+      </w:r>
+    </w:p>
+    <w:p>
+      <w:pPr>
+        <w:pStyle w:val="ListParagraph"/>
+        <w:numPr>
+          <w:ilvl w:val="0"/>
+          <w:numId w:val="4"/>
+        </w:numPr>
+      </w:pPr>
+      <w:r>
+        <w:t>Za sta nam sluze .data i .code kad me ja mislim nista ne sprijecava da pisem kod u .data sekciji. Jedino se moze trenutno iskoristiti da se provjeri da li je lupam za addi data labela nekog data objekta ali ja mislim da je to to</w:t>
+      </w:r>
+    </w:p>
+    <w:p>
+      <w:pPr>
+        <w:pStyle w:val="ListParagraph"/>
+        <w:numPr>
+          <w:ilvl w:val="0"/>
+          <w:numId w:val="4"/>
+        </w:numPr>
+      </w:pPr>
+      <w:r>
+        <w:t>Ima li opasnosti sto se dozvoljava bez zareza equ</w:t>
       </w:r>
     </w:p>
     <w:p>
@@ -15998,6 +16045,7 @@
               <w:jc w:val="center"/>
             </w:pPr>
             <w:r>
+              <w:lastRenderedPageBreak/>
               <w:t>0000</w:t>
             </w:r>
           </w:p>
@@ -16018,6 +16066,7 @@
               <w:jc w:val="center"/>
             </w:pPr>
             <w:r>
+              <w:lastRenderedPageBreak/>
               <w:t>000</w:t>
             </w:r>
           </w:p>
@@ -16067,6 +16116,7 @@
               <w:jc w:val="center"/>
             </w:pPr>
             <w:r>
+              <w:lastRenderedPageBreak/>
               <w:t>000000</w:t>
             </w:r>
           </w:p>
@@ -16099,6 +16149,7 @@
                 <w:sz w:val="22"/>
                 <w:szCs w:val="20"/>
               </w:rPr>
+              <w:lastRenderedPageBreak/>
               <w:t>4</w:t>
             </w:r>
           </w:p>
@@ -16243,7 +16294,6 @@
       </w:pPr>
       <w:bookmarkStart w:id="15" w:name="_Toc230647746"/>
       <w:r>
-        <w:lastRenderedPageBreak/>
         <w:t>ADD</w:t>
       </w:r>
       <w:bookmarkEnd w:id="15"/>
@@ -17164,6 +17214,118 @@
     </w:lvl>
   </w:abstractNum>
   <w:abstractNum w:abstractNumId="3" w15:restartNumberingAfterBreak="0">
+    <w:nsid w:val="552658E8"/>
+    <w:multiLevelType w:val="hybridMultilevel"/>
+    <w:tmpl w:val="B444103A"/>
+    <w:lvl w:ilvl="0" w:tplc="AAFAA828">
+      <w:numFmt w:val="bullet"/>
+      <w:lvlText w:val="-"/>
+      <w:lvlJc w:val="left"/>
+      <w:pPr>
+        <w:ind w:left="720" w:hanging="360"/>
+      </w:pPr>
+      <w:rPr>
+        <w:rFonts w:ascii="Times New Roman" w:eastAsiaTheme="minorHAnsi" w:hAnsi="Times New Roman" w:cs="Times New Roman" w:hint="default"/>
+      </w:rPr>
+    </w:lvl>
+    <w:lvl w:ilvl="1" w:tplc="08090003" w:tentative="1">
+      <w:start w:val="1"/>
+      <w:numFmt w:val="bullet"/>
+      <w:lvlText w:val="o"/>
+      <w:lvlJc w:val="left"/>
+      <w:pPr>
+        <w:ind w:left="1440" w:hanging="360"/>
+      </w:pPr>
+      <w:rPr>
+        <w:rFonts w:ascii="Courier New" w:hAnsi="Courier New" w:cs="Courier New" w:hint="default"/>
+      </w:rPr>
+    </w:lvl>
+    <w:lvl w:ilvl="2" w:tplc="08090005" w:tentative="1">
+      <w:start w:val="1"/>
+      <w:numFmt w:val="bullet"/>
+      <w:lvlText w:val=""/>
+      <w:lvlJc w:val="left"/>
+      <w:pPr>
+        <w:ind w:left="2160" w:hanging="360"/>
+      </w:pPr>
+      <w:rPr>
+        <w:rFonts w:ascii="Wingdings" w:hAnsi="Wingdings" w:hint="default"/>
+      </w:rPr>
+    </w:lvl>
+    <w:lvl w:ilvl="3" w:tplc="08090001" w:tentative="1">
+      <w:start w:val="1"/>
+      <w:numFmt w:val="bullet"/>
+      <w:lvlText w:val=""/>
+      <w:lvlJc w:val="left"/>
+      <w:pPr>
+        <w:ind w:left="2880" w:hanging="360"/>
+      </w:pPr>
+      <w:rPr>
+        <w:rFonts w:ascii="Symbol" w:hAnsi="Symbol" w:hint="default"/>
+      </w:rPr>
+    </w:lvl>
+    <w:lvl w:ilvl="4" w:tplc="08090003" w:tentative="1">
+      <w:start w:val="1"/>
+      <w:numFmt w:val="bullet"/>
+      <w:lvlText w:val="o"/>
+      <w:lvlJc w:val="left"/>
+      <w:pPr>
+        <w:ind w:left="3600" w:hanging="360"/>
+      </w:pPr>
+      <w:rPr>
+        <w:rFonts w:ascii="Courier New" w:hAnsi="Courier New" w:cs="Courier New" w:hint="default"/>
+      </w:rPr>
+    </w:lvl>
+    <w:lvl w:ilvl="5" w:tplc="08090005" w:tentative="1">
+      <w:start w:val="1"/>
+      <w:numFmt w:val="bullet"/>
+      <w:lvlText w:val=""/>
+      <w:lvlJc w:val="left"/>
+      <w:pPr>
+        <w:ind w:left="4320" w:hanging="360"/>
+      </w:pPr>
+      <w:rPr>
+        <w:rFonts w:ascii="Wingdings" w:hAnsi="Wingdings" w:hint="default"/>
+      </w:rPr>
+    </w:lvl>
+    <w:lvl w:ilvl="6" w:tplc="08090001" w:tentative="1">
+      <w:start w:val="1"/>
+      <w:numFmt w:val="bullet"/>
+      <w:lvlText w:val=""/>
+      <w:lvlJc w:val="left"/>
+      <w:pPr>
+        <w:ind w:left="5040" w:hanging="360"/>
+      </w:pPr>
+      <w:rPr>
+        <w:rFonts w:ascii="Symbol" w:hAnsi="Symbol" w:hint="default"/>
+      </w:rPr>
+    </w:lvl>
+    <w:lvl w:ilvl="7" w:tplc="08090003" w:tentative="1">
+      <w:start w:val="1"/>
+      <w:numFmt w:val="bullet"/>
+      <w:lvlText w:val="o"/>
+      <w:lvlJc w:val="left"/>
+      <w:pPr>
+        <w:ind w:left="5760" w:hanging="360"/>
+      </w:pPr>
+      <w:rPr>
+        <w:rFonts w:ascii="Courier New" w:hAnsi="Courier New" w:cs="Courier New" w:hint="default"/>
+      </w:rPr>
+    </w:lvl>
+    <w:lvl w:ilvl="8" w:tplc="08090005" w:tentative="1">
+      <w:start w:val="1"/>
+      <w:numFmt w:val="bullet"/>
+      <w:lvlText w:val=""/>
+      <w:lvlJc w:val="left"/>
+      <w:pPr>
+        <w:ind w:left="6480" w:hanging="360"/>
+      </w:pPr>
+      <w:rPr>
+        <w:rFonts w:ascii="Wingdings" w:hAnsi="Wingdings" w:hint="default"/>
+      </w:rPr>
+    </w:lvl>
+  </w:abstractNum>
+  <w:abstractNum w:abstractNumId="4" w15:restartNumberingAfterBreak="0">
     <w:nsid w:val="6DAB03ED"/>
     <w:multiLevelType w:val="hybridMultilevel"/>
     <w:tmpl w:val="3F24ABF8"/>
@@ -17253,7 +17415,7 @@
     </w:lvl>
   </w:abstractNum>
   <w:num w:numId="1" w16cid:durableId="2015178872">
-    <w:abstractNumId w:val="3"/>
+    <w:abstractNumId w:val="4"/>
   </w:num>
   <w:num w:numId="2" w16cid:durableId="805128401">
     <w:abstractNumId w:val="0"/>
@@ -17263,6 +17425,9 @@
   </w:num>
   <w:num w:numId="4" w16cid:durableId="869681906">
     <w:abstractNumId w:val="1"/>
+  </w:num>
+  <w:num w:numId="5" w16cid:durableId="2042627537">
+    <w:abstractNumId w:val="3"/>
   </w:num>
 </w:numbering>
 </file>

--- a/Osmobitni Studentski Mikroprocesor i Asembler za Nastavu.docx
+++ b/Osmobitni Studentski Mikroprocesor i Asembler za Nastavu.docx
@@ -155,7 +155,39 @@
           <w:sz w:val="28"/>
           <w:szCs w:val="24"/>
         </w:rPr>
-        <w:t>Studenti: Bećarević Kemal, Đuderija Amina, Helać Hana</w:t>
+        <w:t xml:space="preserve">Studenti: Bećarević Kemal, </w:t>
+      </w:r>
+      <w:proofErr w:type="spellStart"/>
+      <w:r>
+        <w:rPr>
+          <w:sz w:val="28"/>
+          <w:szCs w:val="24"/>
+        </w:rPr>
+        <w:t>Đuderija</w:t>
+      </w:r>
+      <w:proofErr w:type="spellEnd"/>
+      <w:r>
+        <w:rPr>
+          <w:sz w:val="28"/>
+          <w:szCs w:val="24"/>
+        </w:rPr>
+        <w:t xml:space="preserve"> Amina, </w:t>
+      </w:r>
+      <w:proofErr w:type="spellStart"/>
+      <w:r>
+        <w:rPr>
+          <w:sz w:val="28"/>
+          <w:szCs w:val="24"/>
+        </w:rPr>
+        <w:t>Helać</w:t>
+      </w:r>
+      <w:proofErr w:type="spellEnd"/>
+      <w:r>
+        <w:rPr>
+          <w:sz w:val="28"/>
+          <w:szCs w:val="24"/>
+        </w:rPr>
+        <w:t xml:space="preserve"> Hana</w:t>
       </w:r>
     </w:p>
     <w:p>
@@ -170,7 +202,23 @@
           <w:sz w:val="28"/>
           <w:szCs w:val="24"/>
         </w:rPr>
-        <w:t>Profesor: Hrnjić Tarik</w:t>
+        <w:t xml:space="preserve">Profesor: </w:t>
+      </w:r>
+      <w:proofErr w:type="spellStart"/>
+      <w:r>
+        <w:rPr>
+          <w:sz w:val="28"/>
+          <w:szCs w:val="24"/>
+        </w:rPr>
+        <w:t>Hrnjić</w:t>
+      </w:r>
+      <w:proofErr w:type="spellEnd"/>
+      <w:r>
+        <w:rPr>
+          <w:sz w:val="28"/>
+          <w:szCs w:val="24"/>
+        </w:rPr>
+        <w:t xml:space="preserve"> Tarik</w:t>
       </w:r>
     </w:p>
     <w:p>
@@ -246,8 +294,48 @@
               <w:szCs w:val="28"/>
               <w:lang w:val="bs-Latn-BA"/>
             </w:rPr>
-            <w:t>Table of Contents</w:t>
+            <w:t xml:space="preserve">Table </w:t>
           </w:r>
+          <w:proofErr w:type="spellStart"/>
+          <w:r>
+            <w:rPr>
+              <w:rFonts w:ascii="Times New Roman" w:hAnsi="Times New Roman" w:cs="Times New Roman"/>
+              <w:b/>
+              <w:bCs/>
+              <w:color w:val="auto"/>
+              <w:sz w:val="28"/>
+              <w:szCs w:val="28"/>
+              <w:lang w:val="bs-Latn-BA"/>
+            </w:rPr>
+            <w:t>of</w:t>
+          </w:r>
+          <w:proofErr w:type="spellEnd"/>
+          <w:r>
+            <w:rPr>
+              <w:rFonts w:ascii="Times New Roman" w:hAnsi="Times New Roman" w:cs="Times New Roman"/>
+              <w:b/>
+              <w:bCs/>
+              <w:color w:val="auto"/>
+              <w:sz w:val="28"/>
+              <w:szCs w:val="28"/>
+              <w:lang w:val="bs-Latn-BA"/>
+            </w:rPr>
+            <w:t xml:space="preserve"> </w:t>
+          </w:r>
+          <w:proofErr w:type="spellStart"/>
+          <w:r>
+            <w:rPr>
+              <w:rFonts w:ascii="Times New Roman" w:hAnsi="Times New Roman" w:cs="Times New Roman"/>
+              <w:b/>
+              <w:bCs/>
+              <w:color w:val="auto"/>
+              <w:sz w:val="28"/>
+              <w:szCs w:val="28"/>
+              <w:lang w:val="bs-Latn-BA"/>
+            </w:rPr>
+            <w:t>Contents</w:t>
+          </w:r>
+          <w:proofErr w:type="spellEnd"/>
         </w:p>
         <w:p>
           <w:pPr>
@@ -1430,7 +1518,23 @@
         <w:t>Ovaj rad dokumentuje dizajn i implementaciju 8-bitnog RISC mikroprocesora pod nazivom OSMAN. Procesor je baziran na Harvard arhitekturi</w:t>
       </w:r>
       <w:r>
-        <w:t xml:space="preserve"> i zamišljen je kao dvoadresna Load/Store mašina</w:t>
+        <w:t xml:space="preserve"> i zamišljen je kao </w:t>
+      </w:r>
+      <w:proofErr w:type="spellStart"/>
+      <w:r>
+        <w:t>dvoadresna</w:t>
+      </w:r>
+      <w:proofErr w:type="spellEnd"/>
+      <w:r>
+        <w:t xml:space="preserve"> </w:t>
+      </w:r>
+      <w:proofErr w:type="spellStart"/>
+      <w:r>
+        <w:t>Load</w:t>
+      </w:r>
+      <w:proofErr w:type="spellEnd"/>
+      <w:r>
+        <w:t>/Store mašina</w:t>
       </w:r>
       <w:r>
         <w:t>, sa 8-bitnom širinom podataka i adresnim prostorom. OSMAN posjeduje osam 8-bitnih registara,</w:t>
@@ -1439,7 +1543,23 @@
         <w:t xml:space="preserve"> a </w:t>
       </w:r>
       <w:r>
-        <w:t>također funkcioniše na bazi dvofazne protočne strukture. Opisani mikroprocesor će prvo biti implementiran u Logisim okruženju, nakon čega će biti hardverski realizira</w:t>
+        <w:t xml:space="preserve">također funkcioniše na bazi dvofazne protočne strukture. Opisani mikroprocesor će prvo biti implementiran u </w:t>
+      </w:r>
+      <w:proofErr w:type="spellStart"/>
+      <w:r>
+        <w:t>Logisim</w:t>
+      </w:r>
+      <w:proofErr w:type="spellEnd"/>
+      <w:r>
+        <w:t xml:space="preserve"> </w:t>
+      </w:r>
+      <w:proofErr w:type="spellStart"/>
+      <w:r>
+        <w:t>okruženju</w:t>
+      </w:r>
+      <w:proofErr w:type="spellEnd"/>
+      <w:r>
+        <w:t>, nakon čega će biti hardverski realizira</w:t>
       </w:r>
       <w:r>
         <w:t>n (putem TTL komponenti ili FPGA razvojne ploče)</w:t>
@@ -1514,7 +1634,15 @@
         <w:t xml:space="preserve">o </w:t>
       </w:r>
       <w:r>
-        <w:t xml:space="preserve">za njen opcode, dok se ostali biti koriste na različite načine ovisno od tipa instrukcije. </w:t>
+        <w:t xml:space="preserve">za njen </w:t>
+      </w:r>
+      <w:proofErr w:type="spellStart"/>
+      <w:r>
+        <w:t>opcode</w:t>
+      </w:r>
+      <w:proofErr w:type="spellEnd"/>
+      <w:r>
+        <w:t xml:space="preserve">, dok se ostali biti koriste na različite načine ovisno od tipa instrukcije. </w:t>
       </w:r>
       <w:r>
         <w:t>Razlikujemo tri tipa OSMAN instrukcija:</w:t>
@@ -1535,7 +1663,15 @@
         <w:t>, odnosno instrukcije koje rade isključivo sa dva registra</w:t>
       </w:r>
       <w:r>
-        <w:t xml:space="preserve">. Sadrže dva operanda, od kojih je lijevi ujedno i odredište instrukcije. </w:t>
+        <w:t xml:space="preserve">. Sadrže dva operanda, od kojih je lijevi ujedno i </w:t>
+      </w:r>
+      <w:proofErr w:type="spellStart"/>
+      <w:r>
+        <w:t>odredište</w:t>
+      </w:r>
+      <w:proofErr w:type="spellEnd"/>
+      <w:r>
+        <w:t xml:space="preserve"> instrukcije. </w:t>
       </w:r>
       <w:r>
         <w:t>Način kodiranja je dat ispod.</w:t>
@@ -1813,9 +1949,11 @@
               <w:spacing w:line="240" w:lineRule="auto"/>
               <w:jc w:val="center"/>
             </w:pPr>
+            <w:proofErr w:type="spellStart"/>
             <w:r>
               <w:t>xxxxx</w:t>
             </w:r>
+            <w:proofErr w:type="spellEnd"/>
           </w:p>
         </w:tc>
         <w:tc>
@@ -1833,9 +1971,11 @@
               <w:spacing w:line="240" w:lineRule="auto"/>
               <w:jc w:val="center"/>
             </w:pPr>
+            <w:proofErr w:type="spellStart"/>
             <w:r>
               <w:t>or</w:t>
             </w:r>
+            <w:proofErr w:type="spellEnd"/>
           </w:p>
         </w:tc>
         <w:tc>
@@ -1853,9 +1993,11 @@
               <w:spacing w:line="240" w:lineRule="auto"/>
               <w:jc w:val="center"/>
             </w:pPr>
+            <w:proofErr w:type="spellStart"/>
             <w:r>
               <w:t>ir</w:t>
             </w:r>
+            <w:proofErr w:type="spellEnd"/>
           </w:p>
         </w:tc>
         <w:tc>
@@ -1873,9 +2015,11 @@
               <w:spacing w:line="240" w:lineRule="auto"/>
               <w:jc w:val="center"/>
             </w:pPr>
+            <w:proofErr w:type="spellStart"/>
             <w:r>
               <w:t>xxxxx</w:t>
             </w:r>
+            <w:proofErr w:type="spellEnd"/>
           </w:p>
         </w:tc>
       </w:tr>
@@ -2003,13 +2147,37 @@
     </w:tbl>
     <w:p>
       <w:r>
-        <w:t>Kod instrukcija ovog tipa je donjih 5 bita neiskorišteno, jer će kontrolna jedinica na osnovu opcode-a generisati signal za ALU koji određuje operaciju, tako da nije potrebno više informacija osim opcode-a, odredišnog registra i izvornog registra.</w:t>
+        <w:t xml:space="preserve">Kod instrukcija ovog tipa je donjih 5 bita neiskorišteno, jer će kontrolna jedinica na osnovu </w:t>
+      </w:r>
+      <w:proofErr w:type="spellStart"/>
+      <w:r>
+        <w:t>opcode</w:t>
+      </w:r>
+      <w:proofErr w:type="spellEnd"/>
+      <w:r>
+        <w:t xml:space="preserve">-a generisati signal za ALU koji određuje operaciju, tako da nije potrebno više informacija osim </w:t>
+      </w:r>
+      <w:proofErr w:type="spellStart"/>
+      <w:r>
+        <w:t>opcode</w:t>
+      </w:r>
+      <w:proofErr w:type="spellEnd"/>
+      <w:r>
+        <w:t>-a, odredišnog registra i izvornog registra.</w:t>
       </w:r>
       <w:r>
         <w:t xml:space="preserve"> </w:t>
       </w:r>
       <w:r>
-        <w:t xml:space="preserve">Polje 'or' predstavlja </w:t>
+        <w:t>Polje '</w:t>
+      </w:r>
+      <w:proofErr w:type="spellStart"/>
+      <w:r>
+        <w:t>or</w:t>
+      </w:r>
+      <w:proofErr w:type="spellEnd"/>
+      <w:r>
+        <w:t xml:space="preserve">' predstavlja </w:t>
       </w:r>
       <w:r>
         <w:t>odredišni registar</w:t>
@@ -2021,7 +2189,15 @@
         <w:t xml:space="preserve">ujedno </w:t>
       </w:r>
       <w:r>
-        <w:t xml:space="preserve">i prvi operand instrukcije. Polje 'ir' je drugi </w:t>
+        <w:t>i prvi operand instrukcije. Polje '</w:t>
+      </w:r>
+      <w:proofErr w:type="spellStart"/>
+      <w:r>
+        <w:t>ir</w:t>
+      </w:r>
+      <w:proofErr w:type="spellEnd"/>
+      <w:r>
+        <w:t xml:space="preserve">' je drugi </w:t>
       </w:r>
       <w:r>
         <w:t xml:space="preserve">izvorišni registar / </w:t>
@@ -2042,7 +2218,15 @@
         <w:t>I-tip</w:t>
       </w:r>
       <w:r>
-        <w:t>: Instrukcije koje koriste neposredne (immediate) vrijednosti</w:t>
+        <w:t>: Instrukcije koje koriste neposredne (</w:t>
+      </w:r>
+      <w:proofErr w:type="spellStart"/>
+      <w:r>
+        <w:t>immediate</w:t>
+      </w:r>
+      <w:proofErr w:type="spellEnd"/>
+      <w:r>
+        <w:t>) vrijednosti</w:t>
       </w:r>
       <w:r>
         <w:t>. Ovaj tip pokriva veoma širok spektar instrukcija, od aritmetičkih instrukcija do skokova i grananja</w:t>
@@ -2280,6 +2464,7 @@
               <w:spacing w:line="240" w:lineRule="auto"/>
               <w:jc w:val="center"/>
             </w:pPr>
+            <w:proofErr w:type="spellStart"/>
             <w:r>
               <w:t>x</w:t>
             </w:r>
@@ -2289,6 +2474,7 @@
             <w:r>
               <w:t>x</w:t>
             </w:r>
+            <w:proofErr w:type="spellEnd"/>
           </w:p>
         </w:tc>
         <w:tc>
@@ -2306,9 +2492,19 @@
               <w:spacing w:line="240" w:lineRule="auto"/>
               <w:jc w:val="center"/>
             </w:pPr>
-            <w:r>
-              <w:t>or/ir</w:t>
-            </w:r>
+            <w:proofErr w:type="spellStart"/>
+            <w:r>
+              <w:t>or</w:t>
+            </w:r>
+            <w:proofErr w:type="spellEnd"/>
+            <w:r>
+              <w:t>/</w:t>
+            </w:r>
+            <w:proofErr w:type="spellStart"/>
+            <w:r>
+              <w:t>ir</w:t>
+            </w:r>
+            <w:proofErr w:type="spellEnd"/>
           </w:p>
         </w:tc>
         <w:tc>
@@ -2475,6 +2671,7 @@
       <w:r>
         <w:t xml:space="preserve">16 adresa u odnosu na bazni registar, koji je zadan poljem </w:t>
       </w:r>
+      <w:proofErr w:type="spellStart"/>
       <w:r>
         <w:rPr>
           <w:i/>
@@ -2482,9 +2679,11 @@
         </w:rPr>
         <w:t>ir</w:t>
       </w:r>
+      <w:proofErr w:type="spellEnd"/>
       <w:r>
         <w:t xml:space="preserve">. Polje </w:t>
       </w:r>
+      <w:proofErr w:type="spellStart"/>
       <w:r>
         <w:rPr>
           <w:i/>
@@ -2492,6 +2691,7 @@
         </w:rPr>
         <w:t>or</w:t>
       </w:r>
+      <w:proofErr w:type="spellEnd"/>
       <w:r>
         <w:t xml:space="preserve"> se može koristiti kao izvorni ili kao odredišni registar, ovisno od instrukcije.</w:t>
       </w:r>
@@ -2507,7 +2707,31 @@
         <w:t>bez problema</w:t>
       </w:r>
       <w:r>
-        <w:t xml:space="preserve"> kodirati u donjih 5 bita instrukcija R tipa, koji su trenutno neiskorišteni. Razlog za kreiranje M tipa je bio to što su instrukcije R tipa prvobitno bile kodirane na način da im je opcode jednak 0, a da se u donjih 5 bita kodira željena operacija. To je nakon proširivanja opcode-a sa 4 na 5 bita promijenjeno i preuzet je sistem gdje svaka instrukcija R tipa ima vlastiti opcode, u svrhu jednostavnije realizacije kontrolne jedinice. U svakom slučaju, M tip će</w:t>
+        <w:t xml:space="preserve"> kodirati u donjih 5 bita instrukcija R tipa, koji su trenutno neiskorišteni. Razlog za kreiranje M tipa je bio to što su instrukcije R tipa prvobitno bile kodirane na način da im je </w:t>
+      </w:r>
+      <w:proofErr w:type="spellStart"/>
+      <w:r>
+        <w:t>opcode</w:t>
+      </w:r>
+      <w:proofErr w:type="spellEnd"/>
+      <w:r>
+        <w:t xml:space="preserve"> jednak 0, a da se u donjih 5 bita kodira željena operacija. To je nakon proširivanja </w:t>
+      </w:r>
+      <w:proofErr w:type="spellStart"/>
+      <w:r>
+        <w:t>opcode</w:t>
+      </w:r>
+      <w:proofErr w:type="spellEnd"/>
+      <w:r>
+        <w:t xml:space="preserve">-a sa 4 na 5 bita promijenjeno i preuzet je sistem gdje svaka instrukcija R tipa ima vlastiti </w:t>
+      </w:r>
+      <w:proofErr w:type="spellStart"/>
+      <w:r>
+        <w:t>opcode</w:t>
+      </w:r>
+      <w:proofErr w:type="spellEnd"/>
+      <w:r>
+        <w:t>, u svrhu jednostavnije realizacije kontrolne jedinice. U svakom slučaju, M tip će</w:t>
       </w:r>
       <w:r>
         <w:t xml:space="preserve">mo </w:t>
@@ -2799,9 +3023,11 @@
               <w:spacing w:line="240" w:lineRule="auto"/>
               <w:jc w:val="center"/>
             </w:pPr>
+            <w:proofErr w:type="spellStart"/>
             <w:r>
               <w:t>xxxxx</w:t>
             </w:r>
+            <w:proofErr w:type="spellEnd"/>
           </w:p>
         </w:tc>
         <w:tc>
@@ -2819,9 +3045,11 @@
               <w:spacing w:line="240" w:lineRule="auto"/>
               <w:jc w:val="center"/>
             </w:pPr>
+            <w:proofErr w:type="spellStart"/>
             <w:r>
               <w:t>or</w:t>
             </w:r>
+            <w:proofErr w:type="spellEnd"/>
           </w:p>
         </w:tc>
         <w:tc>
@@ -2839,9 +3067,11 @@
               <w:spacing w:line="240" w:lineRule="auto"/>
               <w:jc w:val="center"/>
             </w:pPr>
+            <w:proofErr w:type="spellStart"/>
             <w:r>
               <w:t>ir</w:t>
             </w:r>
+            <w:proofErr w:type="spellEnd"/>
           </w:p>
         </w:tc>
         <w:tc>
@@ -3086,6 +3316,7 @@
                 <w:szCs w:val="18"/>
               </w:rPr>
             </w:pPr>
+            <w:proofErr w:type="spellStart"/>
             <w:r>
               <w:rPr>
                 <w:b/>
@@ -3095,6 +3326,7 @@
               </w:rPr>
               <w:t>Mnemonik</w:t>
             </w:r>
+            <w:proofErr w:type="spellEnd"/>
           </w:p>
         </w:tc>
         <w:tc>
@@ -3114,6 +3346,7 @@
                 <w:szCs w:val="18"/>
               </w:rPr>
             </w:pPr>
+            <w:proofErr w:type="spellStart"/>
             <w:r>
               <w:rPr>
                 <w:b/>
@@ -3123,6 +3356,7 @@
               </w:rPr>
               <w:t>Opcode</w:t>
             </w:r>
+            <w:proofErr w:type="spellEnd"/>
           </w:p>
         </w:tc>
         <w:tc>
@@ -3170,6 +3404,7 @@
                 <w:szCs w:val="18"/>
               </w:rPr>
             </w:pPr>
+            <w:proofErr w:type="spellStart"/>
             <w:r>
               <w:rPr>
                 <w:b/>
@@ -3179,6 +3414,7 @@
               </w:rPr>
               <w:t>Znacenje</w:t>
             </w:r>
+            <w:proofErr w:type="spellEnd"/>
           </w:p>
         </w:tc>
       </w:tr>
@@ -3553,12 +3789,21 @@
                 <w:szCs w:val="20"/>
               </w:rPr>
             </w:pPr>
-            <w:r>
-              <w:rPr>
-                <w:sz w:val="20"/>
-                <w:szCs w:val="20"/>
-              </w:rPr>
-              <w:t>Logicka negacija</w:t>
+            <w:proofErr w:type="spellStart"/>
+            <w:r>
+              <w:rPr>
+                <w:sz w:val="20"/>
+                <w:szCs w:val="20"/>
+              </w:rPr>
+              <w:t>Logicka</w:t>
+            </w:r>
+            <w:proofErr w:type="spellEnd"/>
+            <w:r>
+              <w:rPr>
+                <w:sz w:val="20"/>
+                <w:szCs w:val="20"/>
+              </w:rPr>
+              <w:t xml:space="preserve"> negacija</w:t>
             </w:r>
           </w:p>
         </w:tc>
@@ -3673,13 +3918,31 @@
                 <w:szCs w:val="20"/>
               </w:rPr>
             </w:pPr>
-            <w:r>
-              <w:rPr>
-                <w:sz w:val="20"/>
-                <w:szCs w:val="20"/>
-              </w:rPr>
-              <w:t>Logicka konjukcija</w:t>
-            </w:r>
+            <w:proofErr w:type="spellStart"/>
+            <w:r>
+              <w:rPr>
+                <w:sz w:val="20"/>
+                <w:szCs w:val="20"/>
+              </w:rPr>
+              <w:t>Logicka</w:t>
+            </w:r>
+            <w:proofErr w:type="spellEnd"/>
+            <w:r>
+              <w:rPr>
+                <w:sz w:val="20"/>
+                <w:szCs w:val="20"/>
+              </w:rPr>
+              <w:t xml:space="preserve"> </w:t>
+            </w:r>
+            <w:proofErr w:type="spellStart"/>
+            <w:r>
+              <w:rPr>
+                <w:sz w:val="20"/>
+                <w:szCs w:val="20"/>
+              </w:rPr>
+              <w:t>konjukcija</w:t>
+            </w:r>
+            <w:proofErr w:type="spellEnd"/>
           </w:p>
         </w:tc>
         <w:tc>
@@ -3793,12 +4056,21 @@
                 <w:szCs w:val="20"/>
               </w:rPr>
             </w:pPr>
-            <w:r>
-              <w:rPr>
-                <w:sz w:val="20"/>
-                <w:szCs w:val="20"/>
-              </w:rPr>
-              <w:t>Logicka disjunkcija</w:t>
+            <w:proofErr w:type="spellStart"/>
+            <w:r>
+              <w:rPr>
+                <w:sz w:val="20"/>
+                <w:szCs w:val="20"/>
+              </w:rPr>
+              <w:t>Logicka</w:t>
+            </w:r>
+            <w:proofErr w:type="spellEnd"/>
+            <w:r>
+              <w:rPr>
+                <w:sz w:val="20"/>
+                <w:szCs w:val="20"/>
+              </w:rPr>
+              <w:t xml:space="preserve"> disjunkcija</w:t>
             </w:r>
           </w:p>
         </w:tc>
@@ -3919,7 +4191,23 @@
                 <w:sz w:val="20"/>
                 <w:szCs w:val="20"/>
               </w:rPr>
-              <w:t>Ekskluzivna disjunk.</w:t>
+              <w:t xml:space="preserve">Ekskluzivna </w:t>
+            </w:r>
+            <w:proofErr w:type="spellStart"/>
+            <w:r>
+              <w:rPr>
+                <w:sz w:val="20"/>
+                <w:szCs w:val="20"/>
+              </w:rPr>
+              <w:t>disjunk</w:t>
+            </w:r>
+            <w:proofErr w:type="spellEnd"/>
+            <w:r>
+              <w:rPr>
+                <w:sz w:val="20"/>
+                <w:szCs w:val="20"/>
+              </w:rPr>
+              <w:t>.</w:t>
             </w:r>
           </w:p>
         </w:tc>
@@ -4528,12 +4816,37 @@
                 <w:szCs w:val="20"/>
               </w:rPr>
             </w:pPr>
-            <w:r>
-              <w:rPr>
-                <w:sz w:val="20"/>
-                <w:szCs w:val="20"/>
-              </w:rPr>
-              <w:t>Log. konj. sa konst.</w:t>
+            <w:proofErr w:type="spellStart"/>
+            <w:r>
+              <w:rPr>
+                <w:sz w:val="20"/>
+                <w:szCs w:val="20"/>
+              </w:rPr>
+              <w:t>Log</w:t>
+            </w:r>
+            <w:proofErr w:type="spellEnd"/>
+            <w:r>
+              <w:rPr>
+                <w:sz w:val="20"/>
+                <w:szCs w:val="20"/>
+              </w:rPr>
+              <w:t xml:space="preserve">. konj. sa </w:t>
+            </w:r>
+            <w:proofErr w:type="spellStart"/>
+            <w:r>
+              <w:rPr>
+                <w:sz w:val="20"/>
+                <w:szCs w:val="20"/>
+              </w:rPr>
+              <w:t>konst</w:t>
+            </w:r>
+            <w:proofErr w:type="spellEnd"/>
+            <w:r>
+              <w:rPr>
+                <w:sz w:val="20"/>
+                <w:szCs w:val="20"/>
+              </w:rPr>
+              <w:t>.</w:t>
             </w:r>
           </w:p>
         </w:tc>
@@ -4655,12 +4968,53 @@
                 <w:szCs w:val="20"/>
               </w:rPr>
             </w:pPr>
-            <w:r>
-              <w:rPr>
-                <w:sz w:val="20"/>
-                <w:szCs w:val="20"/>
-              </w:rPr>
-              <w:t>Log. disj. sa konst.</w:t>
+            <w:proofErr w:type="spellStart"/>
+            <w:r>
+              <w:rPr>
+                <w:sz w:val="20"/>
+                <w:szCs w:val="20"/>
+              </w:rPr>
+              <w:t>Log</w:t>
+            </w:r>
+            <w:proofErr w:type="spellEnd"/>
+            <w:r>
+              <w:rPr>
+                <w:sz w:val="20"/>
+                <w:szCs w:val="20"/>
+              </w:rPr>
+              <w:t xml:space="preserve">. </w:t>
+            </w:r>
+            <w:proofErr w:type="spellStart"/>
+            <w:r>
+              <w:rPr>
+                <w:sz w:val="20"/>
+                <w:szCs w:val="20"/>
+              </w:rPr>
+              <w:t>disj</w:t>
+            </w:r>
+            <w:proofErr w:type="spellEnd"/>
+            <w:r>
+              <w:rPr>
+                <w:sz w:val="20"/>
+                <w:szCs w:val="20"/>
+              </w:rPr>
+              <w:t xml:space="preserve">. sa </w:t>
+            </w:r>
+            <w:proofErr w:type="spellStart"/>
+            <w:r>
+              <w:rPr>
+                <w:sz w:val="20"/>
+                <w:szCs w:val="20"/>
+              </w:rPr>
+              <w:t>konst</w:t>
+            </w:r>
+            <w:proofErr w:type="spellEnd"/>
+            <w:r>
+              <w:rPr>
+                <w:sz w:val="20"/>
+                <w:szCs w:val="20"/>
+              </w:rPr>
+              <w:t>.</w:t>
             </w:r>
           </w:p>
         </w:tc>
@@ -4787,7 +5141,39 @@
                 <w:sz w:val="20"/>
                 <w:szCs w:val="20"/>
               </w:rPr>
-              <w:t>Eks. disj. sa konst.</w:t>
+              <w:t xml:space="preserve">Eks. </w:t>
+            </w:r>
+            <w:proofErr w:type="spellStart"/>
+            <w:r>
+              <w:rPr>
+                <w:sz w:val="20"/>
+                <w:szCs w:val="20"/>
+              </w:rPr>
+              <w:t>disj</w:t>
+            </w:r>
+            <w:proofErr w:type="spellEnd"/>
+            <w:r>
+              <w:rPr>
+                <w:sz w:val="20"/>
+                <w:szCs w:val="20"/>
+              </w:rPr>
+              <w:t xml:space="preserve">. sa </w:t>
+            </w:r>
+            <w:proofErr w:type="spellStart"/>
+            <w:r>
+              <w:rPr>
+                <w:sz w:val="20"/>
+                <w:szCs w:val="20"/>
+              </w:rPr>
+              <w:t>konst</w:t>
+            </w:r>
+            <w:proofErr w:type="spellEnd"/>
+            <w:r>
+              <w:rPr>
+                <w:sz w:val="20"/>
+                <w:szCs w:val="20"/>
+              </w:rPr>
+              <w:t>.</w:t>
             </w:r>
           </w:p>
         </w:tc>
@@ -6888,6 +7274,128 @@
                 <w:szCs w:val="20"/>
               </w:rPr>
               <w:t>I</w:t>
+            </w:r>
+          </w:p>
+        </w:tc>
+        <w:tc>
+          <w:tcPr>
+            <w:tcW w:w="2271" w:type="dxa"/>
+            <w:vAlign w:val="center"/>
+          </w:tcPr>
+          <w:p>
+            <w:pPr>
+              <w:spacing w:line="240" w:lineRule="auto"/>
+              <w:jc w:val="center"/>
+              <w:rPr>
+                <w:sz w:val="20"/>
+                <w:szCs w:val="20"/>
+              </w:rPr>
+            </w:pPr>
+          </w:p>
+        </w:tc>
+      </w:tr>
+      <w:tr>
+        <w:trPr>
+          <w:trHeight w:val="360"/>
+        </w:trPr>
+        <w:tc>
+          <w:tcPr>
+            <w:tcW w:w="2178" w:type="dxa"/>
+            <w:vAlign w:val="center"/>
+          </w:tcPr>
+          <w:p>
+            <w:pPr>
+              <w:spacing w:line="240" w:lineRule="auto"/>
+              <w:jc w:val="center"/>
+              <w:rPr>
+                <w:sz w:val="20"/>
+                <w:szCs w:val="20"/>
+              </w:rPr>
+            </w:pPr>
+            <w:proofErr w:type="spellStart"/>
+            <w:r>
+              <w:rPr>
+                <w:sz w:val="20"/>
+                <w:szCs w:val="20"/>
+              </w:rPr>
+              <w:t>Pomjeranje</w:t>
+            </w:r>
+            <w:proofErr w:type="spellEnd"/>
+            <w:r>
+              <w:rPr>
+                <w:sz w:val="20"/>
+                <w:szCs w:val="20"/>
+              </w:rPr>
+              <w:t xml:space="preserve"> između registara</w:t>
+            </w:r>
+          </w:p>
+        </w:tc>
+        <w:tc>
+          <w:tcPr>
+            <w:tcW w:w="1205" w:type="dxa"/>
+            <w:vAlign w:val="center"/>
+          </w:tcPr>
+          <w:p>
+            <w:pPr>
+              <w:spacing w:line="240" w:lineRule="auto"/>
+              <w:jc w:val="center"/>
+              <w:rPr>
+                <w:sz w:val="20"/>
+                <w:szCs w:val="20"/>
+              </w:rPr>
+            </w:pPr>
+            <w:r>
+              <w:rPr>
+                <w:sz w:val="20"/>
+                <w:szCs w:val="20"/>
+              </w:rPr>
+              <w:t>MOV</w:t>
+            </w:r>
+          </w:p>
+        </w:tc>
+        <w:tc>
+          <w:tcPr>
+            <w:tcW w:w="2309" w:type="dxa"/>
+            <w:vAlign w:val="center"/>
+          </w:tcPr>
+          <w:p>
+            <w:pPr>
+              <w:spacing w:line="240" w:lineRule="auto"/>
+              <w:jc w:val="center"/>
+              <w:rPr>
+                <w:sz w:val="20"/>
+                <w:szCs w:val="20"/>
+              </w:rPr>
+            </w:pPr>
+            <w:r>
+              <w:rPr>
+                <w:sz w:val="20"/>
+                <w:szCs w:val="20"/>
+              </w:rPr>
+              <w:t>11111</w:t>
+            </w:r>
+          </w:p>
+        </w:tc>
+        <w:tc>
+          <w:tcPr>
+            <w:tcW w:w="1053" w:type="dxa"/>
+            <w:vAlign w:val="center"/>
+          </w:tcPr>
+          <w:p>
+            <w:pPr>
+              <w:spacing w:line="240" w:lineRule="auto"/>
+              <w:jc w:val="center"/>
+              <w:rPr>
+                <w:sz w:val="20"/>
+                <w:szCs w:val="20"/>
+              </w:rPr>
+            </w:pPr>
+            <w:r>
+              <w:rPr>
+                <w:sz w:val="20"/>
+                <w:szCs w:val="20"/>
+              </w:rPr>
+              <w:t>R</w:t>
             </w:r>
           </w:p>
         </w:tc>
@@ -6927,7 +7435,15 @@
     </w:p>
     <w:p>
       <w:r>
-        <w:t>Na početku će biti predstavljena jednostavna shema realizacije, koja odgovara arhitekturi koja je dovoljna kako bi se realizovale instrukcije R</w:t>
+        <w:t xml:space="preserve">Na </w:t>
+      </w:r>
+      <w:proofErr w:type="spellStart"/>
+      <w:r>
+        <w:t>početku</w:t>
+      </w:r>
+      <w:proofErr w:type="spellEnd"/>
+      <w:r>
+        <w:t xml:space="preserve"> će biti predstavljena jednostavna shema realizacije, koja odgovara arhitekturi koja je dovoljna kako bi se realizovale instrukcije R</w:t>
       </w:r>
       <w:r>
         <w:t xml:space="preserve"> </w:t>
@@ -7059,26 +7575,60 @@
         <w:t xml:space="preserve">Kao što se može primjetiti, realizacija je veoma jednostavna. </w:t>
       </w:r>
       <w:r>
-        <w:t>Kontrolna jedinica u ovom slučaju služi samo za generisanje ALUOp signal</w:t>
-      </w:r>
-      <w:r>
-        <w:t>a, koji se generiše na osnovu opcode-a instrukcije.</w:t>
+        <w:t xml:space="preserve">Kontrolna jedinica u ovom slučaju služi samo za generisanje </w:t>
+      </w:r>
+      <w:proofErr w:type="spellStart"/>
+      <w:r>
+        <w:t>ALUOp</w:t>
+      </w:r>
+      <w:proofErr w:type="spellEnd"/>
+      <w:r>
+        <w:t xml:space="preserve"> signal</w:t>
+      </w:r>
+      <w:r>
+        <w:t xml:space="preserve">a, koji se generiše na osnovu </w:t>
+      </w:r>
+      <w:proofErr w:type="spellStart"/>
+      <w:r>
+        <w:t>opcode</w:t>
+      </w:r>
+      <w:proofErr w:type="spellEnd"/>
+      <w:r>
+        <w:t>-a instrukcije.</w:t>
       </w:r>
     </w:p>
     <w:p>
       <w:r>
-        <w:t xml:space="preserve">Registarska datoteka ima tri ulaza, pri čemu prva dva primaju adrese registara operanada </w:t>
-      </w:r>
+        <w:t xml:space="preserve">Registarska datoteka ima tri ulaza, pri čemu prva dva primaju adrese registara </w:t>
+      </w:r>
+      <w:proofErr w:type="spellStart"/>
+      <w:r>
+        <w:t>operanada</w:t>
+      </w:r>
+      <w:proofErr w:type="spellEnd"/>
+      <w:r>
+        <w:t xml:space="preserve"> </w:t>
+      </w:r>
+      <w:proofErr w:type="spellStart"/>
       <w:r>
         <w:rPr>
           <w:i/>
           <w:iCs/>
         </w:rPr>
-        <w:t xml:space="preserve">or </w:t>
+        <w:t>or</w:t>
+      </w:r>
+      <w:proofErr w:type="spellEnd"/>
+      <w:r>
+        <w:rPr>
+          <w:i/>
+          <w:iCs/>
+        </w:rPr>
+        <w:t xml:space="preserve"> </w:t>
       </w:r>
       <w:r>
         <w:t xml:space="preserve">i </w:t>
       </w:r>
+      <w:proofErr w:type="spellStart"/>
       <w:r>
         <w:rPr>
           <w:i/>
@@ -7086,6 +7636,7 @@
         </w:rPr>
         <w:t>ir</w:t>
       </w:r>
+      <w:proofErr w:type="spellEnd"/>
       <w:r>
         <w:t xml:space="preserve">. Treći ulaz je ulaz za podatak koji se upisuje u odredišni registar, </w:t>
       </w:r>
@@ -7108,6 +7659,7 @@
       <w:r>
         <w:t xml:space="preserve">. Generalno, ukoliko se kod bilo kakve instrukcije (bilo kojeg tipa) vrši upis u registar, adresa tog registra će biti jednaka polju </w:t>
       </w:r>
+      <w:proofErr w:type="spellStart"/>
       <w:r>
         <w:rPr>
           <w:i/>
@@ -7115,8 +7667,17 @@
         </w:rPr>
         <w:t>or</w:t>
       </w:r>
-      <w:r>
-        <w:t>, odnosno bitima 10-8, što se može ožičiti interno unutar registarske datoteke. Registarska datoteka ima dva izlazna podatka, koji predstavljaju pročitane vrijednosti specificiranih registara. U slučaju instrukcija R</w:t>
+      <w:proofErr w:type="spellEnd"/>
+      <w:r>
+        <w:t xml:space="preserve">, odnosno bitima 10-8, što se može </w:t>
+      </w:r>
+      <w:proofErr w:type="spellStart"/>
+      <w:r>
+        <w:t>ožičiti</w:t>
+      </w:r>
+      <w:proofErr w:type="spellEnd"/>
+      <w:r>
+        <w:t xml:space="preserve"> interno unutar registarske datoteke. Registarska datoteka ima dva izlazna podatka, koji predstavljaju pročitane vrijednosti specificiranih registara. U slučaju instrukcija R</w:t>
       </w:r>
       <w:r>
         <w:t xml:space="preserve"> </w:t>
@@ -7124,6 +7685,7 @@
       <w:r>
         <w:t xml:space="preserve">tipa, ove se vrijednosti šalju direktno na ALU, čiji se izlaz opet direktno vraća na ulaz za upis u registarsku datoteku. Registarska datoteka će kasnije dobiti i </w:t>
       </w:r>
+      <w:proofErr w:type="spellStart"/>
       <w:r>
         <w:rPr>
           <w:i/>
@@ -7138,8 +7700,17 @@
         </w:rPr>
         <w:t>eg</w:t>
       </w:r>
-      <w:r>
-        <w:t xml:space="preserve"> kontrolni signal koji kontroliše upis, ali on ovdje nije potreban jer sve instrukcije R tipa vrše upis u registar. </w:t>
+      <w:proofErr w:type="spellEnd"/>
+      <w:r>
+        <w:t xml:space="preserve"> kontrolni signal koji </w:t>
+      </w:r>
+      <w:proofErr w:type="spellStart"/>
+      <w:r>
+        <w:t>kontroliše</w:t>
+      </w:r>
+      <w:proofErr w:type="spellEnd"/>
+      <w:r>
+        <w:t xml:space="preserve"> upis, ali on ovdje nije potreban jer sve instrukcije R tipa vrše upis u registar. </w:t>
       </w:r>
     </w:p>
     <w:p>
@@ -7149,13 +7720,29 @@
         </w:rPr>
       </w:pPr>
       <w:r>
-        <w:t>Bitna napomena je da registarska datoteka treba biti implementirana tako da se čitanje vrši na uzlaznoj ivici sata, dok se pisanje treba vršiti na silaznoj ivici, kako ne bi došlo do “race condition” problema.</w:t>
+        <w:t xml:space="preserve">Bitna napomena je da registarska datoteka treba biti implementirana tako da se čitanje vrši na uzlaznoj ivici sata, dok se pisanje treba vršiti na silaznoj ivici, kako ne bi došlo do “race </w:t>
+      </w:r>
+      <w:proofErr w:type="spellStart"/>
+      <w:r>
+        <w:t>condition</w:t>
+      </w:r>
+      <w:proofErr w:type="spellEnd"/>
+      <w:r>
+        <w:t>” problema.</w:t>
       </w:r>
     </w:p>
     <w:p>
       <w:r>
         <w:lastRenderedPageBreak/>
-        <w:t xml:space="preserve">Situacija se značajno komplikuje dodavanjem podrške za I-tip instrukcija, </w:t>
+        <w:t xml:space="preserve">Situacija se značajno </w:t>
+      </w:r>
+      <w:proofErr w:type="spellStart"/>
+      <w:r>
+        <w:t>komplikuje</w:t>
+      </w:r>
+      <w:proofErr w:type="spellEnd"/>
+      <w:r>
+        <w:t xml:space="preserve"> dodavanjem podrške za I-tip instrukcija, </w:t>
       </w:r>
       <w:r>
         <w:t>najviše</w:t>
@@ -7242,13 +7829,22 @@
         <w:fldChar w:fldCharType="end"/>
       </w:r>
       <w:r>
-        <w:t>: Arhitektura procesora sa podrškom za I i R tipove instrukcija</w:t>
+        <w:t xml:space="preserve">: Arhitektura procesora sa podrškom za I </w:t>
+      </w:r>
+      <w:proofErr w:type="spellStart"/>
+      <w:r>
+        <w:t>i</w:t>
+      </w:r>
+      <w:proofErr w:type="spellEnd"/>
+      <w:r>
+        <w:t xml:space="preserve"> R tipove instrukcija</w:t>
       </w:r>
     </w:p>
     <w:p>
       <w:r>
         <w:t xml:space="preserve">Krenut ćemo sa izmjenama na registarskoj datoteci. Prvo, dodan je kontrolni signal </w:t>
       </w:r>
+      <w:proofErr w:type="spellStart"/>
       <w:r>
         <w:rPr>
           <w:i/>
@@ -7256,6 +7852,7 @@
         </w:rPr>
         <w:t>UpReg</w:t>
       </w:r>
+      <w:proofErr w:type="spellEnd"/>
       <w:r>
         <w:t xml:space="preserve"> koji određuje da li se vrši upis podataka koji se nalaze na ulazu u registarsku datoteku. Također, prije ulaza </w:t>
       </w:r>
@@ -7281,7 +7878,15 @@
         <w:t>pis</w:t>
       </w:r>
       <w:r>
-        <w:t xml:space="preserve"> je dodan 4:1 multiplekser, koji bira između tri moguća podatka koja se mogu upisati u registar. </w:t>
+        <w:t xml:space="preserve"> je dodan 4:1 </w:t>
+      </w:r>
+      <w:proofErr w:type="spellStart"/>
+      <w:r>
+        <w:t>multiplekser</w:t>
+      </w:r>
+      <w:proofErr w:type="spellEnd"/>
+      <w:r>
+        <w:t xml:space="preserve">, koji bira između tri moguća podatka koja se mogu upisati u registar. </w:t>
       </w:r>
       <w:r>
         <w:t xml:space="preserve">Prvi je izlaz iz sabirača koji daje izlaz PB+1, kako bi se povratna adresa pri pozivu procedura korektno mogla spasiti u PA registar. Drugi </w:t>
@@ -7296,8 +7901,33 @@
         <w:t xml:space="preserve"> podatak predstavlja učitane podatke iz memorije, koji se koristi za instrukcije poput LD. </w:t>
       </w:r>
       <w:r>
-        <w:t xml:space="preserve">Ovaj multiplekser kontroliše dvobitni kontrolni signal </w:t>
-      </w:r>
+        <w:t xml:space="preserve">Ovaj </w:t>
+      </w:r>
+      <w:proofErr w:type="spellStart"/>
+      <w:r>
+        <w:t>multiplekser</w:t>
+      </w:r>
+      <w:proofErr w:type="spellEnd"/>
+      <w:r>
+        <w:t xml:space="preserve"> </w:t>
+      </w:r>
+      <w:proofErr w:type="spellStart"/>
+      <w:r>
+        <w:t>kontroliše</w:t>
+      </w:r>
+      <w:proofErr w:type="spellEnd"/>
+      <w:r>
+        <w:t xml:space="preserve"> </w:t>
+      </w:r>
+      <w:proofErr w:type="spellStart"/>
+      <w:r>
+        <w:t>dvobitni</w:t>
+      </w:r>
+      <w:proofErr w:type="spellEnd"/>
+      <w:r>
+        <w:t xml:space="preserve"> kontrolni signal </w:t>
+      </w:r>
+      <w:proofErr w:type="spellStart"/>
       <w:r>
         <w:rPr>
           <w:i/>
@@ -7305,13 +7935,30 @@
         </w:rPr>
         <w:t>RegPod</w:t>
       </w:r>
+      <w:proofErr w:type="spellEnd"/>
       <w:r>
         <w:t xml:space="preserve">. </w:t>
       </w:r>
     </w:p>
     <w:p>
       <w:r>
-        <w:t>Ispred donjeg izlaza ALU-a je sada dodan 2:1 multiplekser, koji omogućava biranje između konstante specificirane u instrukcijama I</w:t>
+        <w:t xml:space="preserve">Ispred donjeg izlaza ALU-a je sada dodan 2:1 </w:t>
+      </w:r>
+      <w:proofErr w:type="spellStart"/>
+      <w:r>
+        <w:t>multiplekser</w:t>
+      </w:r>
+      <w:proofErr w:type="spellEnd"/>
+      <w:r>
+        <w:t xml:space="preserve">, koji </w:t>
+      </w:r>
+      <w:proofErr w:type="spellStart"/>
+      <w:r>
+        <w:t>omogućava</w:t>
+      </w:r>
+      <w:proofErr w:type="spellEnd"/>
+      <w:r>
+        <w:t xml:space="preserve"> biranje između konstante specificirane u instrukcijama I</w:t>
       </w:r>
       <w:r>
         <w:t xml:space="preserve"> </w:t>
@@ -7319,15 +7966,32 @@
       <w:r>
         <w:t xml:space="preserve">tipa i vrijednosti registra zadanog </w:t>
       </w:r>
+      <w:proofErr w:type="spellStart"/>
       <w:r>
         <w:rPr>
           <w:i/>
           <w:iCs/>
         </w:rPr>
-        <w:t xml:space="preserve">ir </w:t>
-      </w:r>
-      <w:r>
-        <w:t xml:space="preserve">poljem. Kontroliše ga kontrolni signal </w:t>
+        <w:t>ir</w:t>
+      </w:r>
+      <w:proofErr w:type="spellEnd"/>
+      <w:r>
+        <w:rPr>
+          <w:i/>
+          <w:iCs/>
+        </w:rPr>
+        <w:t xml:space="preserve"> </w:t>
+      </w:r>
+      <w:r>
+        <w:t xml:space="preserve">poljem. </w:t>
+      </w:r>
+      <w:proofErr w:type="spellStart"/>
+      <w:r>
+        <w:t>Kontroliše</w:t>
+      </w:r>
+      <w:proofErr w:type="spellEnd"/>
+      <w:r>
+        <w:t xml:space="preserve"> ga kontrolni signal </w:t>
       </w:r>
       <w:r>
         <w:rPr>
@@ -7341,6 +8005,7 @@
       <w:r>
         <w:t xml:space="preserve">Arhitektura sada zahtijeva i memoriju podataka, koja je implementirana tako da ima dva kontrolna signala, </w:t>
       </w:r>
+      <w:proofErr w:type="spellStart"/>
       <w:r>
         <w:rPr>
           <w:i/>
@@ -7348,9 +8013,11 @@
         </w:rPr>
         <w:t>CMem</w:t>
       </w:r>
+      <w:proofErr w:type="spellEnd"/>
       <w:r>
         <w:t xml:space="preserve"> i </w:t>
       </w:r>
+      <w:proofErr w:type="spellStart"/>
       <w:r>
         <w:rPr>
           <w:i/>
@@ -7358,8 +8025,17 @@
         </w:rPr>
         <w:t>PMem</w:t>
       </w:r>
-      <w:r>
-        <w:t xml:space="preserve">. Ovi signali kontrolišu da li se vrši čitanje ili pisanje iz memorije, respektivno. Memorija podataka ima dva ulaza, pri čemu je prvi tražena adresa, a drugi predstavlja ulaz za podatke koji se žele u nju upisati. Memorija posjeduje jedan izlaz, </w:t>
+      <w:proofErr w:type="spellEnd"/>
+      <w:r>
+        <w:t xml:space="preserve">. Ovi signali </w:t>
+      </w:r>
+      <w:proofErr w:type="spellStart"/>
+      <w:r>
+        <w:t>kontrolišu</w:t>
+      </w:r>
+      <w:proofErr w:type="spellEnd"/>
+      <w:r>
+        <w:t xml:space="preserve"> da li se vrši čitanje ili pisanje iz memorije, respektivno. Memorija podataka ima dva ulaza, pri čemu je prvi tražena adresa, a drugi predstavlja ulaz za podatke koji se žele u nju upisati. Memorija posjeduje jedan izlaz, </w:t>
       </w:r>
       <w:r>
         <w:t xml:space="preserve">sa kojeg se mogu pročitati podaci sa adrese kada je to potrebno. Na ulaz za adresu se dovodi </w:t>
@@ -7388,6 +8064,7 @@
       <w:r>
         <w:t xml:space="preserve">Realizacija instrukcija grananja zahtijeva dodavanje nekoliko komponenti. Prije svega, potrebno je implementirati statusni registar koji će pri instrukcijama poput CMP sačuvati vrijednosti zastavica koje ALU generiše. Ove se zastavice onda prosljeđuju kontrolnoj jedinici grananja, koja na osnovu kontrolnih signala </w:t>
       </w:r>
+      <w:proofErr w:type="spellStart"/>
       <w:r>
         <w:rPr>
           <w:i/>
@@ -7395,9 +8072,11 @@
         </w:rPr>
         <w:t>GranTip</w:t>
       </w:r>
+      <w:proofErr w:type="spellEnd"/>
       <w:r>
         <w:t xml:space="preserve"> i </w:t>
       </w:r>
+      <w:proofErr w:type="spellStart"/>
       <w:r>
         <w:rPr>
           <w:i/>
@@ -7405,8 +8084,25 @@
         </w:rPr>
         <w:t>SkokReg</w:t>
       </w:r>
-      <w:r>
-        <w:t xml:space="preserve"> generiše kontrolni signal za 4:1 multiplekser koji bira vrijednost koja se treba upisati u programski brojač. Prvi ulaz multipleksera je vrijednost PB+1. Druga vrijednost predstavlja donjih 8 bita instrukcije, te se koristi kod instrukcija poput JMP koje skaču na fiksnu adresu. Treći podatak je prvi izlaz iz registarske datoteke, </w:t>
+      <w:proofErr w:type="spellEnd"/>
+      <w:r>
+        <w:t xml:space="preserve"> generiše kontrolni signal za 4:1 </w:t>
+      </w:r>
+      <w:proofErr w:type="spellStart"/>
+      <w:r>
+        <w:t>multiplekser</w:t>
+      </w:r>
+      <w:proofErr w:type="spellEnd"/>
+      <w:r>
+        <w:t xml:space="preserve"> koji bira vrijednost koja se treba upisati u programski brojač. Prvi ulaz </w:t>
+      </w:r>
+      <w:proofErr w:type="spellStart"/>
+      <w:r>
+        <w:t>multipleksera</w:t>
+      </w:r>
+      <w:proofErr w:type="spellEnd"/>
+      <w:r>
+        <w:t xml:space="preserve"> je vrijednost PB+1. Druga vrijednost predstavlja donjih 8 bita instrukcije, te se koristi kod instrukcija poput JMP koje skaču na fiksnu adresu. Treći podatak je prvi izlaz iz registarske datoteke, </w:t>
       </w:r>
       <w:r>
         <w:t>koji</w:t>
@@ -7414,6 +8110,7 @@
       <w:r>
         <w:t xml:space="preserve"> je potreban kod RET instrukcije kako bi se skočilo na vrijednost spašenu u PA registru. Zbog toga je i uveden kontrolni signal </w:t>
       </w:r>
+      <w:proofErr w:type="spellStart"/>
       <w:r>
         <w:rPr>
           <w:i/>
@@ -7421,6 +8118,7 @@
         </w:rPr>
         <w:t>SkokReg</w:t>
       </w:r>
+      <w:proofErr w:type="spellEnd"/>
       <w:r>
         <w:t xml:space="preserve">, koji kontrolna jedinica grananja koristi kako bi </w:t>
       </w:r>
@@ -7428,13 +8126,29 @@
         <w:t xml:space="preserve">u tom slučaju </w:t>
       </w:r>
       <w:r>
-        <w:t xml:space="preserve">postavila signal multipleksera na 10. </w:t>
+        <w:t xml:space="preserve">postavila signal </w:t>
+      </w:r>
+      <w:proofErr w:type="spellStart"/>
+      <w:r>
+        <w:t>multipleksera</w:t>
+      </w:r>
+      <w:proofErr w:type="spellEnd"/>
+      <w:r>
+        <w:t xml:space="preserve"> na 10. </w:t>
       </w:r>
       <w:r>
         <w:t xml:space="preserve">Radi optimizacije kontrolne jedinice grananja bi bilo moguće </w:t>
       </w:r>
       <w:r>
-        <w:t>dovesti prvi izlaz iz registarske datoteke i na ulaz 11 multipleksera ako bi to pojednostavilo logički izraz koji se dobije za kontrolnu jedinicu.</w:t>
+        <w:t xml:space="preserve">dovesti prvi izlaz iz registarske datoteke i na ulaz 11 </w:t>
+      </w:r>
+      <w:proofErr w:type="spellStart"/>
+      <w:r>
+        <w:t>multipleksera</w:t>
+      </w:r>
+      <w:proofErr w:type="spellEnd"/>
+      <w:r>
+        <w:t xml:space="preserve"> ako bi to pojednostavilo logički izraz koji se dobije za kontrolnu jedinicu.</w:t>
       </w:r>
     </w:p>
     <w:p>
@@ -7442,7 +8156,23 @@
         <w:t xml:space="preserve">To su sve potrebne izmjene kako bi procesor </w:t>
       </w:r>
       <w:r>
-        <w:t>podržao instrukcije R tipa i I tipa. Za implementaciju instrukcija M tipa je potrebno nešto manje izmjena, a šema procesora koji sada podržava sve tipove instrukcija je data ispod.</w:t>
+        <w:t xml:space="preserve">podržao instrukcije R tipa i </w:t>
+      </w:r>
+      <w:proofErr w:type="spellStart"/>
+      <w:r>
+        <w:t>I</w:t>
+      </w:r>
+      <w:proofErr w:type="spellEnd"/>
+      <w:r>
+        <w:t xml:space="preserve"> tipa. Za implementaciju instrukcija M tipa je potrebno nešto manje izmjena, a šema procesora koji sada </w:t>
+      </w:r>
+      <w:proofErr w:type="spellStart"/>
+      <w:r>
+        <w:t>podržava</w:t>
+      </w:r>
+      <w:proofErr w:type="spellEnd"/>
+      <w:r>
+        <w:t xml:space="preserve"> sve tipove instrukcija je data ispod.</w:t>
       </w:r>
     </w:p>
     <w:p>
@@ -7524,7 +8254,15 @@
         <w:fldChar w:fldCharType="end"/>
       </w:r>
       <w:r>
-        <w:t>: Arhitektura procesora koji podržava sve potrebne tipove instrukcija</w:t>
+        <w:t xml:space="preserve">: Arhitektura procesora koji </w:t>
+      </w:r>
+      <w:proofErr w:type="spellStart"/>
+      <w:r>
+        <w:t>podržava</w:t>
+      </w:r>
+      <w:proofErr w:type="spellEnd"/>
+      <w:r>
+        <w:t xml:space="preserve"> sve potrebne tipove instrukcija</w:t>
       </w:r>
     </w:p>
     <w:p>
@@ -7535,11 +8273,36 @@
         <w:t xml:space="preserve">na memoriji podataka se sada </w:t>
       </w:r>
       <w:r>
-        <w:t>nalazi 2:1 multiplekser, koji bira između konstante na bitima 7-0 i rezultata ALU operacije, te je potreban za</w:t>
-      </w:r>
-      <w:r>
-        <w:t xml:space="preserve"> realizaciju indeksnog adresiranja, gdje se adresa dobija sabiranjem baznog registra i pomaka. Ovaj multiplekser kontroliše kontrolni signal </w:t>
-      </w:r>
+        <w:t xml:space="preserve">nalazi 2:1 </w:t>
+      </w:r>
+      <w:proofErr w:type="spellStart"/>
+      <w:r>
+        <w:t>multiplekser</w:t>
+      </w:r>
+      <w:proofErr w:type="spellEnd"/>
+      <w:r>
+        <w:t>, koji bira između konstante na bitima 7-0 i rezultata ALU operacije, te je potreban za</w:t>
+      </w:r>
+      <w:r>
+        <w:t xml:space="preserve"> realizaciju indeksnog adresiranja, gdje se adresa dobija sabiranjem baznog registra i pomaka. Ovaj </w:t>
+      </w:r>
+      <w:proofErr w:type="spellStart"/>
+      <w:r>
+        <w:t>multiplekser</w:t>
+      </w:r>
+      <w:proofErr w:type="spellEnd"/>
+      <w:r>
+        <w:t xml:space="preserve"> </w:t>
+      </w:r>
+      <w:proofErr w:type="spellStart"/>
+      <w:r>
+        <w:t>kontroliše</w:t>
+      </w:r>
+      <w:proofErr w:type="spellEnd"/>
+      <w:r>
+        <w:t xml:space="preserve"> kontrolni signal </w:t>
+      </w:r>
+      <w:proofErr w:type="spellStart"/>
       <w:r>
         <w:rPr>
           <w:i/>
@@ -7547,6 +8310,7 @@
         </w:rPr>
         <w:t>MemIzv</w:t>
       </w:r>
+      <w:proofErr w:type="spellEnd"/>
       <w:r>
         <w:t xml:space="preserve"> i </w:t>
       </w:r>
@@ -7562,7 +8326,15 @@
     </w:p>
     <w:p>
       <w:r>
-        <w:t xml:space="preserve">Druga izmjena je dodavanje komponente koja vrši predznačeno proširivanje polja </w:t>
+        <w:t xml:space="preserve">Druga izmjena je dodavanje komponente koja vrši </w:t>
+      </w:r>
+      <w:proofErr w:type="spellStart"/>
+      <w:r>
+        <w:t>predznačeno</w:t>
+      </w:r>
+      <w:proofErr w:type="spellEnd"/>
+      <w:r>
+        <w:t xml:space="preserve"> proširivanje polja </w:t>
       </w:r>
       <w:r>
         <w:rPr>
@@ -7593,14 +8365,39 @@
     </w:p>
     <w:p>
       <w:r>
-        <w:t xml:space="preserve">Treća izmjena je dodavanje multipleksera ispred gornjeg ulaza ALU-a. Bez ovog multipleksera ne bi bilo moguće sabrati vrijednosti </w:t>
-      </w:r>
+        <w:t xml:space="preserve">Treća izmjena je dodavanje </w:t>
+      </w:r>
+      <w:proofErr w:type="spellStart"/>
+      <w:r>
+        <w:t>multipleksera</w:t>
+      </w:r>
+      <w:proofErr w:type="spellEnd"/>
+      <w:r>
+        <w:t xml:space="preserve"> ispred gornjeg ulaza ALU-a. Bez ovog </w:t>
+      </w:r>
+      <w:proofErr w:type="spellStart"/>
+      <w:r>
+        <w:t>multipleksera</w:t>
+      </w:r>
+      <w:proofErr w:type="spellEnd"/>
+      <w:r>
+        <w:t xml:space="preserve"> ne bi bilo moguće sabrati vrijednosti </w:t>
+      </w:r>
+      <w:proofErr w:type="spellStart"/>
       <w:r>
         <w:rPr>
           <w:i/>
           <w:iCs/>
         </w:rPr>
-        <w:t xml:space="preserve">ir </w:t>
+        <w:t>ir</w:t>
+      </w:r>
+      <w:proofErr w:type="spellEnd"/>
+      <w:r>
+        <w:rPr>
+          <w:i/>
+          <w:iCs/>
+        </w:rPr>
+        <w:t xml:space="preserve"> </w:t>
       </w:r>
       <w:r>
         <w:t xml:space="preserve">i </w:t>
@@ -7613,8 +8410,17 @@
         <w:t>pomak</w:t>
       </w:r>
       <w:r>
-        <w:t xml:space="preserve"> polja kod instrukcija M tipa. Ovom izmjenom se omogućava da se bazni registar sabere sa proširenim </w:t>
-      </w:r>
+        <w:t xml:space="preserve"> polja kod instrukcija M tipa. Ovom izmjenom se </w:t>
+      </w:r>
+      <w:proofErr w:type="spellStart"/>
+      <w:r>
+        <w:t>omogućava</w:t>
+      </w:r>
+      <w:proofErr w:type="spellEnd"/>
+      <w:r>
+        <w:t xml:space="preserve"> da se bazni registar sabere sa proširenim </w:t>
+      </w:r>
+      <w:proofErr w:type="spellStart"/>
       <w:r>
         <w:rPr>
           <w:i/>
@@ -7622,6 +8428,7 @@
         </w:rPr>
         <w:t>offset</w:t>
       </w:r>
+      <w:proofErr w:type="spellEnd"/>
       <w:r>
         <w:rPr>
           <w:i/>
@@ -7632,6 +8439,7 @@
       <w:r>
         <w:t xml:space="preserve">poljem, pri čemu se </w:t>
       </w:r>
+      <w:proofErr w:type="spellStart"/>
       <w:r>
         <w:rPr>
           <w:i/>
@@ -7639,15 +8447,25 @@
         </w:rPr>
         <w:t>offset</w:t>
       </w:r>
+      <w:proofErr w:type="spellEnd"/>
       <w:r>
         <w:t xml:space="preserve"> šalje na gornji ulaz ALU-a, a polje </w:t>
       </w:r>
+      <w:proofErr w:type="spellStart"/>
       <w:r>
         <w:rPr>
           <w:i/>
           <w:iCs/>
         </w:rPr>
-        <w:t xml:space="preserve">ir </w:t>
+        <w:t>ir</w:t>
+      </w:r>
+      <w:proofErr w:type="spellEnd"/>
+      <w:r>
+        <w:rPr>
+          <w:i/>
+          <w:iCs/>
+        </w:rPr>
+        <w:t xml:space="preserve"> </w:t>
       </w:r>
       <w:r>
         <w:t xml:space="preserve">na donji kao i sa svim instrukcijama koje koriste to polje, </w:t>
@@ -7677,7 +8495,31 @@
     </w:p>
     <w:p>
       <w:r>
-        <w:t>Kao što je rečeno ranije, OSMAN sadrži osam registara koji su vidljivi programeru. Također, postoji i statusni registar koji sadrži zastavice postavljene od strane određenih operacija i koristi se za realizaciju operacija grananja. Ovom registru nije moguće pristupiti. Od osam ponuđenih registara, 5 je opšte namjene, sa nazivima A-E. Registri SP i PA su namijenjeni za spremanje pokazivača na stek i povratne adrese iz procedura, respektivno. Na kraju ostaje registar PV, koji služi za čuvanje povratne vrijednosti pri radu sa procedurama. Bitno je naglasiti da je to stvar konvencije, te da je moguće taj registar</w:t>
+        <w:t xml:space="preserve">Kao što je rečeno ranije, OSMAN sadrži osam registara koji su vidljivi programeru. Također, postoji i statusni registar koji sadrži zastavice postavljene od strane određenih operacija i koristi se za realizaciju operacija grananja. Ovom registru nije moguće pristupiti. Od osam ponuđenih registara, 5 je </w:t>
+      </w:r>
+      <w:proofErr w:type="spellStart"/>
+      <w:r>
+        <w:t>opšte</w:t>
+      </w:r>
+      <w:proofErr w:type="spellEnd"/>
+      <w:r>
+        <w:t xml:space="preserve"> namjene, sa nazivima A-E. Registri SP i PA su namijenjeni za spremanje </w:t>
+      </w:r>
+      <w:proofErr w:type="spellStart"/>
+      <w:r>
+        <w:t>pokazivača</w:t>
+      </w:r>
+      <w:proofErr w:type="spellEnd"/>
+      <w:r>
+        <w:t xml:space="preserve"> na </w:t>
+      </w:r>
+      <w:proofErr w:type="spellStart"/>
+      <w:r>
+        <w:t>stek</w:t>
+      </w:r>
+      <w:proofErr w:type="spellEnd"/>
+      <w:r>
+        <w:t xml:space="preserve"> i povratne adrese iz procedura, respektivno. Na kraju ostaje registar PV, koji služi za čuvanje povratne vrijednosti pri radu sa procedurama. Bitno je naglasiti da je to stvar konvencije, te da je moguće taj registar</w:t>
       </w:r>
       <w:r>
         <w:t xml:space="preserve">, kao i registre SP i PA, </w:t>
@@ -7688,8 +8530,13 @@
       <w:r>
         <w:t xml:space="preserve">re </w:t>
       </w:r>
-      <w:r>
-        <w:t>opšte namjene ukoliko je prijeko potrebno</w:t>
+      <w:proofErr w:type="spellStart"/>
+      <w:r>
+        <w:t>opšte</w:t>
+      </w:r>
+      <w:proofErr w:type="spellEnd"/>
+      <w:r>
+        <w:t xml:space="preserve"> namjene ukoliko je prijeko potrebno</w:t>
       </w:r>
       <w:r>
         <w:t>, uz veliku dozu opreza</w:t>
@@ -7731,8 +8578,17 @@
           <w:i/>
           <w:iCs/>
         </w:rPr>
-        <w:t>race condition</w:t>
-      </w:r>
+        <w:t xml:space="preserve">race </w:t>
+      </w:r>
+      <w:proofErr w:type="spellStart"/>
+      <w:r>
+        <w:rPr>
+          <w:i/>
+          <w:iCs/>
+        </w:rPr>
+        <w:t>condition</w:t>
+      </w:r>
+      <w:proofErr w:type="spellEnd"/>
       <w:r>
         <w:rPr>
           <w:i/>
@@ -7855,9 +8711,19 @@
               <w:spacing w:line="240" w:lineRule="auto"/>
               <w:jc w:val="center"/>
             </w:pPr>
-            <w:r>
-              <w:t>Pokazivač na stek</w:t>
-            </w:r>
+            <w:proofErr w:type="spellStart"/>
+            <w:r>
+              <w:t>Pokazivač</w:t>
+            </w:r>
+            <w:proofErr w:type="spellEnd"/>
+            <w:r>
+              <w:t xml:space="preserve"> na </w:t>
+            </w:r>
+            <w:proofErr w:type="spellStart"/>
+            <w:r>
+              <w:t>stek</w:t>
+            </w:r>
+            <w:proofErr w:type="spellEnd"/>
           </w:p>
         </w:tc>
       </w:tr>
@@ -7906,7 +8772,15 @@
               <w:jc w:val="center"/>
             </w:pPr>
             <w:r>
-              <w:t>Registar opšte namjene</w:t>
+              <w:t xml:space="preserve">Registar </w:t>
+            </w:r>
+            <w:proofErr w:type="spellStart"/>
+            <w:r>
+              <w:t>opšte</w:t>
+            </w:r>
+            <w:proofErr w:type="spellEnd"/>
+            <w:r>
+              <w:t xml:space="preserve"> namjene</w:t>
             </w:r>
           </w:p>
         </w:tc>
@@ -7956,7 +8830,15 @@
               <w:jc w:val="center"/>
             </w:pPr>
             <w:r>
-              <w:t>Registar opšte namjene</w:t>
+              <w:t xml:space="preserve">Registar </w:t>
+            </w:r>
+            <w:proofErr w:type="spellStart"/>
+            <w:r>
+              <w:t>opšte</w:t>
+            </w:r>
+            <w:proofErr w:type="spellEnd"/>
+            <w:r>
+              <w:t xml:space="preserve"> namjene</w:t>
             </w:r>
           </w:p>
         </w:tc>
@@ -8006,7 +8888,15 @@
               <w:jc w:val="center"/>
             </w:pPr>
             <w:r>
-              <w:t>Registar opšte namjene</w:t>
+              <w:t xml:space="preserve">Registar </w:t>
+            </w:r>
+            <w:proofErr w:type="spellStart"/>
+            <w:r>
+              <w:t>opšte</w:t>
+            </w:r>
+            <w:proofErr w:type="spellEnd"/>
+            <w:r>
+              <w:t xml:space="preserve"> namjene</w:t>
             </w:r>
           </w:p>
         </w:tc>
@@ -8056,7 +8946,15 @@
               <w:jc w:val="center"/>
             </w:pPr>
             <w:r>
-              <w:t>Registar opšte namjene</w:t>
+              <w:t xml:space="preserve">Registar </w:t>
+            </w:r>
+            <w:proofErr w:type="spellStart"/>
+            <w:r>
+              <w:t>opšte</w:t>
+            </w:r>
+            <w:proofErr w:type="spellEnd"/>
+            <w:r>
+              <w:t xml:space="preserve"> namjene</w:t>
             </w:r>
           </w:p>
         </w:tc>
@@ -8106,7 +9004,15 @@
               <w:jc w:val="center"/>
             </w:pPr>
             <w:r>
-              <w:t>Registar opšte namjene</w:t>
+              <w:t xml:space="preserve">Registar </w:t>
+            </w:r>
+            <w:proofErr w:type="spellStart"/>
+            <w:r>
+              <w:t>opšte</w:t>
+            </w:r>
+            <w:proofErr w:type="spellEnd"/>
+            <w:r>
+              <w:t xml:space="preserve"> namjene</w:t>
             </w:r>
           </w:p>
         </w:tc>
@@ -8254,7 +9160,15 @@
     </w:p>
     <w:p>
       <w:r>
-        <w:t xml:space="preserve">Kontrolna jedinica je odgovorna za generisanje kontrolnih signala na osnovu opcode-a instrukcije. </w:t>
+        <w:t xml:space="preserve">Kontrolna jedinica je odgovorna za generisanje kontrolnih signala na osnovu </w:t>
+      </w:r>
+      <w:proofErr w:type="spellStart"/>
+      <w:r>
+        <w:t>opcode</w:t>
+      </w:r>
+      <w:proofErr w:type="spellEnd"/>
+      <w:r>
+        <w:t xml:space="preserve">-a instrukcije. </w:t>
       </w:r>
       <w:r>
         <w:t xml:space="preserve">Vrijednosti kontrolnih signala za sve instrukcije su date u tabeli 2. </w:t>
@@ -8265,7 +9179,23 @@
         <w:t>Najpraktičniji način za hardversku realizaciju ove komponente bi bilo korištenje neke vrste ROM memorije</w:t>
       </w:r>
       <w:r>
-        <w:t>, u koju bi se na adresu opcode-a neke instrukcije jednostavno upisali svi potrebni kontrolni signali. Iz tog razloga su u tabeli i kontrolni signali koji bi za neke instrukcije mogli biti nedefinisani zapisani kao '0'. U slučaju da se kontrolna jedinica ipak realizuje kao kombinacioni sklop, bilo bi korisno sve kontrolne signale koji su u nekom momentu nedefinisani označiti sa 'x', tj. „don't care“ u svrhu potencijalno jednostavnije realizacije sklopa.</w:t>
+        <w:t xml:space="preserve">, u koju bi se na adresu </w:t>
+      </w:r>
+      <w:proofErr w:type="spellStart"/>
+      <w:r>
+        <w:t>opcode</w:t>
+      </w:r>
+      <w:proofErr w:type="spellEnd"/>
+      <w:r>
+        <w:t>-a neke instrukcije jednostavno upisali svi potrebni kontrolni signali. Iz tog razloga su u tabeli i kontrolni signali koji bi za neke instrukcije mogli biti nedefinisani zapisani kao '0'. U slučaju da se kontrolna jedinica ipak realizuje kao kombinacioni sklop, bilo bi korisno sve kontrolne signale koji su u nekom momentu nedefinisani označiti sa 'x', tj. „</w:t>
+      </w:r>
+      <w:proofErr w:type="spellStart"/>
+      <w:r>
+        <w:t>don't</w:t>
+      </w:r>
+      <w:proofErr w:type="spellEnd"/>
+      <w:r>
+        <w:t xml:space="preserve"> care“ u svrhu potencijalno jednostavnije realizacije sklopa.</w:t>
       </w:r>
     </w:p>
     <w:tbl>
@@ -8309,6 +9239,7 @@
                 <w:sz w:val="22"/>
               </w:rPr>
             </w:pPr>
+            <w:proofErr w:type="spellStart"/>
             <w:r>
               <w:rPr>
                 <w:sz w:val="22"/>
@@ -8316,6 +9247,7 @@
               <w:lastRenderedPageBreak/>
               <w:t>Instr</w:t>
             </w:r>
+            <w:proofErr w:type="spellEnd"/>
           </w:p>
         </w:tc>
         <w:tc>
@@ -8352,12 +9284,14 @@
                 <w:sz w:val="22"/>
               </w:rPr>
             </w:pPr>
+            <w:proofErr w:type="spellStart"/>
             <w:r>
               <w:rPr>
                 <w:sz w:val="22"/>
               </w:rPr>
               <w:t>GranTip</w:t>
             </w:r>
+            <w:proofErr w:type="spellEnd"/>
           </w:p>
         </w:tc>
         <w:tc>
@@ -8373,12 +9307,14 @@
                 <w:sz w:val="22"/>
               </w:rPr>
             </w:pPr>
+            <w:proofErr w:type="spellStart"/>
             <w:r>
               <w:rPr>
                 <w:sz w:val="22"/>
               </w:rPr>
               <w:t>SkokReg</w:t>
             </w:r>
+            <w:proofErr w:type="spellEnd"/>
           </w:p>
         </w:tc>
         <w:tc>
@@ -8393,12 +9329,14 @@
                 <w:sz w:val="22"/>
               </w:rPr>
             </w:pPr>
+            <w:proofErr w:type="spellStart"/>
             <w:r>
               <w:rPr>
                 <w:sz w:val="22"/>
               </w:rPr>
               <w:t>UpStat</w:t>
             </w:r>
+            <w:proofErr w:type="spellEnd"/>
           </w:p>
         </w:tc>
         <w:tc>
@@ -8414,12 +9352,14 @@
                 <w:sz w:val="22"/>
               </w:rPr>
             </w:pPr>
+            <w:proofErr w:type="spellStart"/>
             <w:r>
               <w:rPr>
                 <w:sz w:val="22"/>
               </w:rPr>
               <w:t>CMem</w:t>
             </w:r>
+            <w:proofErr w:type="spellEnd"/>
           </w:p>
         </w:tc>
         <w:tc>
@@ -8435,12 +9375,14 @@
                 <w:sz w:val="22"/>
               </w:rPr>
             </w:pPr>
+            <w:proofErr w:type="spellStart"/>
             <w:r>
               <w:rPr>
                 <w:sz w:val="22"/>
               </w:rPr>
               <w:t>PMem</w:t>
             </w:r>
+            <w:proofErr w:type="spellEnd"/>
           </w:p>
         </w:tc>
         <w:tc>
@@ -8456,12 +9398,14 @@
                 <w:sz w:val="22"/>
               </w:rPr>
             </w:pPr>
+            <w:proofErr w:type="spellStart"/>
             <w:r>
               <w:rPr>
                 <w:sz w:val="22"/>
               </w:rPr>
               <w:t>ALUOp</w:t>
             </w:r>
+            <w:proofErr w:type="spellEnd"/>
           </w:p>
         </w:tc>
         <w:tc>
@@ -8519,12 +9463,14 @@
                 <w:sz w:val="22"/>
               </w:rPr>
             </w:pPr>
+            <w:proofErr w:type="spellStart"/>
             <w:r>
               <w:rPr>
                 <w:sz w:val="22"/>
               </w:rPr>
               <w:t>UpReg</w:t>
             </w:r>
+            <w:proofErr w:type="spellEnd"/>
           </w:p>
         </w:tc>
         <w:tc>
@@ -8540,12 +9486,14 @@
                 <w:sz w:val="22"/>
               </w:rPr>
             </w:pPr>
+            <w:proofErr w:type="spellStart"/>
             <w:r>
               <w:rPr>
                 <w:sz w:val="22"/>
               </w:rPr>
               <w:t>RegPod</w:t>
             </w:r>
+            <w:proofErr w:type="spellEnd"/>
           </w:p>
         </w:tc>
         <w:tc>
@@ -8560,12 +9508,14 @@
                 <w:sz w:val="22"/>
               </w:rPr>
             </w:pPr>
+            <w:proofErr w:type="spellStart"/>
             <w:r>
               <w:rPr>
                 <w:sz w:val="22"/>
               </w:rPr>
               <w:t>MemIzv</w:t>
             </w:r>
+            <w:proofErr w:type="spellEnd"/>
           </w:p>
         </w:tc>
       </w:tr>
@@ -15148,6 +16098,224 @@
             </w:pPr>
             <w:r>
               <w:t>0</w:t>
+            </w:r>
+          </w:p>
+        </w:tc>
+        <w:tc>
+          <w:tcPr>
+            <w:tcW w:w="836" w:type="dxa"/>
+            <w:vAlign w:val="center"/>
+          </w:tcPr>
+          <w:p>
+            <w:pPr>
+              <w:keepNext/>
+              <w:spacing w:line="240" w:lineRule="auto"/>
+              <w:jc w:val="center"/>
+            </w:pPr>
+            <w:r>
+              <w:t>00</w:t>
+            </w:r>
+          </w:p>
+        </w:tc>
+        <w:tc>
+          <w:tcPr>
+            <w:tcW w:w="836" w:type="dxa"/>
+          </w:tcPr>
+          <w:p>
+            <w:pPr>
+              <w:keepNext/>
+              <w:spacing w:line="240" w:lineRule="auto"/>
+              <w:jc w:val="center"/>
+            </w:pPr>
+            <w:r>
+              <w:t>0</w:t>
+            </w:r>
+          </w:p>
+        </w:tc>
+      </w:tr>
+      <w:tr>
+        <w:trPr>
+          <w:trHeight w:val="360"/>
+          <w:jc w:val="center"/>
+        </w:trPr>
+        <w:tc>
+          <w:tcPr>
+            <w:tcW w:w="864" w:type="dxa"/>
+            <w:vAlign w:val="center"/>
+          </w:tcPr>
+          <w:p>
+            <w:pPr>
+              <w:spacing w:line="240" w:lineRule="auto"/>
+              <w:jc w:val="center"/>
+              <w:rPr>
+                <w:sz w:val="20"/>
+                <w:szCs w:val="20"/>
+              </w:rPr>
+            </w:pPr>
+            <w:r>
+              <w:rPr>
+                <w:sz w:val="20"/>
+                <w:szCs w:val="20"/>
+              </w:rPr>
+              <w:t>MOV</w:t>
+            </w:r>
+          </w:p>
+        </w:tc>
+        <w:tc>
+          <w:tcPr>
+            <w:tcW w:w="571" w:type="dxa"/>
+            <w:vAlign w:val="center"/>
+          </w:tcPr>
+          <w:p>
+            <w:pPr>
+              <w:spacing w:line="240" w:lineRule="auto"/>
+              <w:jc w:val="center"/>
+              <w:rPr>
+                <w:sz w:val="20"/>
+                <w:szCs w:val="20"/>
+              </w:rPr>
+            </w:pPr>
+            <w:r>
+              <w:rPr>
+                <w:sz w:val="20"/>
+                <w:szCs w:val="20"/>
+              </w:rPr>
+              <w:t>R</w:t>
+            </w:r>
+          </w:p>
+        </w:tc>
+        <w:tc>
+          <w:tcPr>
+            <w:tcW w:w="782" w:type="dxa"/>
+            <w:vAlign w:val="center"/>
+          </w:tcPr>
+          <w:p>
+            <w:pPr>
+              <w:spacing w:line="240" w:lineRule="auto"/>
+              <w:jc w:val="center"/>
+            </w:pPr>
+            <w:r>
+              <w:t>000</w:t>
+            </w:r>
+          </w:p>
+        </w:tc>
+        <w:tc>
+          <w:tcPr>
+            <w:tcW w:w="934" w:type="dxa"/>
+            <w:vAlign w:val="center"/>
+          </w:tcPr>
+          <w:p>
+            <w:pPr>
+              <w:spacing w:line="240" w:lineRule="auto"/>
+              <w:jc w:val="center"/>
+            </w:pPr>
+            <w:r>
+              <w:t>0</w:t>
+            </w:r>
+          </w:p>
+        </w:tc>
+        <w:tc>
+          <w:tcPr>
+            <w:tcW w:w="760" w:type="dxa"/>
+            <w:vAlign w:val="center"/>
+          </w:tcPr>
+          <w:p>
+            <w:pPr>
+              <w:spacing w:line="240" w:lineRule="auto"/>
+              <w:jc w:val="center"/>
+            </w:pPr>
+            <w:r>
+              <w:t>0</w:t>
+            </w:r>
+          </w:p>
+        </w:tc>
+        <w:tc>
+          <w:tcPr>
+            <w:tcW w:w="760" w:type="dxa"/>
+            <w:vAlign w:val="center"/>
+          </w:tcPr>
+          <w:p>
+            <w:pPr>
+              <w:spacing w:line="240" w:lineRule="auto"/>
+              <w:jc w:val="center"/>
+            </w:pPr>
+            <w:r>
+              <w:t>0</w:t>
+            </w:r>
+          </w:p>
+        </w:tc>
+        <w:tc>
+          <w:tcPr>
+            <w:tcW w:w="738" w:type="dxa"/>
+            <w:vAlign w:val="center"/>
+          </w:tcPr>
+          <w:p>
+            <w:pPr>
+              <w:spacing w:line="240" w:lineRule="auto"/>
+              <w:jc w:val="center"/>
+            </w:pPr>
+            <w:r>
+              <w:t>0</w:t>
+            </w:r>
+          </w:p>
+        </w:tc>
+        <w:tc>
+          <w:tcPr>
+            <w:tcW w:w="857" w:type="dxa"/>
+            <w:vAlign w:val="center"/>
+          </w:tcPr>
+          <w:p>
+            <w:pPr>
+              <w:spacing w:line="240" w:lineRule="auto"/>
+              <w:jc w:val="center"/>
+            </w:pPr>
+            <w:r>
+              <w:t>0111</w:t>
+            </w:r>
+          </w:p>
+        </w:tc>
+        <w:tc>
+          <w:tcPr>
+            <w:tcW w:w="857" w:type="dxa"/>
+            <w:vAlign w:val="center"/>
+          </w:tcPr>
+          <w:p>
+            <w:pPr>
+              <w:spacing w:line="240" w:lineRule="auto"/>
+              <w:jc w:val="center"/>
+            </w:pPr>
+            <w:r>
+              <w:t>0</w:t>
+            </w:r>
+          </w:p>
+        </w:tc>
+        <w:tc>
+          <w:tcPr>
+            <w:tcW w:w="857" w:type="dxa"/>
+            <w:vAlign w:val="center"/>
+          </w:tcPr>
+          <w:p>
+            <w:pPr>
+              <w:spacing w:line="240" w:lineRule="auto"/>
+              <w:jc w:val="center"/>
+            </w:pPr>
+            <w:r>
+              <w:t>0</w:t>
+            </w:r>
+          </w:p>
+        </w:tc>
+        <w:tc>
+          <w:tcPr>
+            <w:tcW w:w="770" w:type="dxa"/>
+            <w:vAlign w:val="center"/>
+          </w:tcPr>
+          <w:p>
+            <w:pPr>
+              <w:spacing w:line="240" w:lineRule="auto"/>
+              <w:jc w:val="center"/>
+            </w:pPr>
+            <w:r>
+              <w:t>1</w:t>
             </w:r>
           </w:p>
         </w:tc>
@@ -15236,7 +16404,15 @@
     </w:p>
     <w:p>
       <w:r>
-        <w:t>Ispod je dat primjer organizacije RAM-a. Međutim, moguće je da će asembler biti napisan na način da sam određuje koliko je memorije potrebno za data segment, a da ostatak ostavlja steku. Također, moguće je da će biti potrebno odvojiti određeni broj adresa za memorijski mapirane „uređaje“, poput LED dioda radi interakcije sa vanjskim svijetom i sl.</w:t>
+        <w:t xml:space="preserve">Ispod je dat primjer organizacije RAM-a. Međutim, moguće je da će asembler biti napisan na način da sam određuje koliko je memorije potrebno za data segment, a da ostatak ostavlja steku. Također, moguće je da će biti potrebno odvojiti određeni broj adresa za memorijski </w:t>
+      </w:r>
+      <w:proofErr w:type="spellStart"/>
+      <w:r>
+        <w:t>mapirane</w:t>
+      </w:r>
+      <w:proofErr w:type="spellEnd"/>
+      <w:r>
+        <w:t xml:space="preserve"> „uređaje“, poput LED dioda radi interakcije sa vanjskim svijetom i sl.</w:t>
       </w:r>
     </w:p>
     <w:p/>
@@ -15475,7 +16651,15 @@
     </w:p>
     <w:p>
       <w:r>
-        <w:t xml:space="preserve">U ovom dijelu će biti opisana realizacija protočne strukture, pregradnog registra, forwarding jedinice i </w:t>
+        <w:t xml:space="preserve">U ovom dijelu će biti opisana realizacija protočne strukture, pregradnog registra, </w:t>
+      </w:r>
+      <w:proofErr w:type="spellStart"/>
+      <w:r>
+        <w:t>forwarding</w:t>
+      </w:r>
+      <w:proofErr w:type="spellEnd"/>
+      <w:r>
+        <w:t xml:space="preserve"> jedinice i </w:t>
       </w:r>
       <w:r>
         <w:t>prikazana nova shema arhitekture.</w:t>
@@ -15493,7 +16677,15 @@
     </w:p>
     <w:p>
       <w:r>
-        <w:t>Ukoliko se odlučimo da poslije instrukcija grananja nije obavezno stavljati NOP instrukciju, bit će potrebno uvesti jedinicu za detekciju hazarda kako bi se flushovale instrukcije u slučaju promašaja.</w:t>
+        <w:t xml:space="preserve">Ukoliko se odlučimo da poslije instrukcija grananja nije obavezno stavljati NOP instrukciju, bit će potrebno uvesti jedinicu za detekciju hazarda kako bi se </w:t>
+      </w:r>
+      <w:proofErr w:type="spellStart"/>
+      <w:r>
+        <w:t>flushovale</w:t>
+      </w:r>
+      <w:proofErr w:type="spellEnd"/>
+      <w:r>
+        <w:t xml:space="preserve"> instrukcije u slučaju promašaja.</w:t>
       </w:r>
     </w:p>
     <w:p>
@@ -15504,10 +16696,20 @@
         </w:tabs>
       </w:pPr>
       <w:bookmarkStart w:id="11" w:name="_Toc230647742"/>
-      <w:r>
-        <w:t>Open questions</w:t>
+      <w:proofErr w:type="spellStart"/>
+      <w:r>
+        <w:t>Open</w:t>
+      </w:r>
+      <w:proofErr w:type="spellEnd"/>
+      <w:r>
+        <w:t xml:space="preserve"> </w:t>
+      </w:r>
+      <w:proofErr w:type="spellStart"/>
+      <w:r>
+        <w:t>questions</w:t>
       </w:r>
       <w:bookmarkEnd w:id="11"/>
+      <w:proofErr w:type="spellEnd"/>
     </w:p>
     <w:p>
       <w:pPr>
@@ -15518,7 +16720,31 @@
         </w:numPr>
       </w:pPr>
       <w:r>
-        <w:t>Prepraviti citavu ovu sekciju ispod, puna je starih pitanja. Takodjer potrebno je dosta stvari ponovo dokumentovati, a i dodati napomene o novinama poput sinhronizacije RST signala i dodavanja MemCLK.</w:t>
+        <w:t xml:space="preserve">Prepraviti </w:t>
+      </w:r>
+      <w:proofErr w:type="spellStart"/>
+      <w:r>
+        <w:t>citavu</w:t>
+      </w:r>
+      <w:proofErr w:type="spellEnd"/>
+      <w:r>
+        <w:t xml:space="preserve"> ovu sekciju ispod, puna je starih pitanja. </w:t>
+      </w:r>
+      <w:proofErr w:type="spellStart"/>
+      <w:r>
+        <w:t>Takodjer</w:t>
+      </w:r>
+      <w:proofErr w:type="spellEnd"/>
+      <w:r>
+        <w:t xml:space="preserve"> potrebno je dosta stvari ponovo dokumentovati, a i dodati napomene o novinama poput sinhronizacije RST signala i dodavanja </w:t>
+      </w:r>
+      <w:proofErr w:type="spellStart"/>
+      <w:r>
+        <w:t>MemCLK</w:t>
+      </w:r>
+      <w:proofErr w:type="spellEnd"/>
+      <w:r>
+        <w:t>.</w:t>
       </w:r>
     </w:p>
     <w:p>
@@ -15536,7 +16762,39 @@
         </w:numPr>
       </w:pPr>
       <w:r>
-        <w:t>Da li moramo dodavati ono dijeljenje clocka sa delayevima jer tipa ako ram piše na uzlaznu jednostavno se neće stić izračunat vrijednost, a ako piše na silaznu onda se u memoriju neće stić upisat na silaznoj</w:t>
+        <w:t xml:space="preserve">Da li moramo dodavati ono dijeljenje </w:t>
+      </w:r>
+      <w:proofErr w:type="spellStart"/>
+      <w:r>
+        <w:t>clocka</w:t>
+      </w:r>
+      <w:proofErr w:type="spellEnd"/>
+      <w:r>
+        <w:t xml:space="preserve"> sa </w:t>
+      </w:r>
+      <w:proofErr w:type="spellStart"/>
+      <w:r>
+        <w:t>delayevima</w:t>
+      </w:r>
+      <w:proofErr w:type="spellEnd"/>
+      <w:r>
+        <w:t xml:space="preserve"> jer tipa ako ram piše na uzlaznu jednostavno se neće </w:t>
+      </w:r>
+      <w:proofErr w:type="spellStart"/>
+      <w:r>
+        <w:t>stić</w:t>
+      </w:r>
+      <w:proofErr w:type="spellEnd"/>
+      <w:r>
+        <w:t xml:space="preserve"> izračunat vrijednost, a ako piše na silaznu onda se u memoriju neće </w:t>
+      </w:r>
+      <w:proofErr w:type="spellStart"/>
+      <w:r>
+        <w:t>stić</w:t>
+      </w:r>
+      <w:proofErr w:type="spellEnd"/>
+      <w:r>
+        <w:t xml:space="preserve"> upisat na silaznoj</w:t>
       </w:r>
       <w:r>
         <w:t>??????????????</w:t>
@@ -15551,10 +16809,106 @@
         </w:numPr>
       </w:pPr>
       <w:r>
-        <w:t>Da li imamo neki bitan benefit od toga sto nam se stek pomjera prema dole? Da li da napravimo da krece od 0x00 prema gore pa da mozemo napraviti da reset pin samo uzme i resetuje registarsku datoteku sto ce postaviti SP na 0. U suprotnom, ili moramo dodavati logiku za setovanje registara na 0xFF, ili da asembler na pocetku svakog programa doda instrukciju koja sprema konstantu npr FF ili bilo koju drugu u SP.</w:t>
-      </w:r>
-      <w:r>
-        <w:t xml:space="preserve"> Posebno bitno zbog pozicioniranja I/O uredjaja.</w:t>
+        <w:t xml:space="preserve">Da li imamo neki bitan </w:t>
+      </w:r>
+      <w:proofErr w:type="spellStart"/>
+      <w:r>
+        <w:t>benefit</w:t>
+      </w:r>
+      <w:proofErr w:type="spellEnd"/>
+      <w:r>
+        <w:t xml:space="preserve"> od toga sto nam se </w:t>
+      </w:r>
+      <w:proofErr w:type="spellStart"/>
+      <w:r>
+        <w:t>stek</w:t>
+      </w:r>
+      <w:proofErr w:type="spellEnd"/>
+      <w:r>
+        <w:t xml:space="preserve"> pomjera prema dole? Da li da napravimo da </w:t>
+      </w:r>
+      <w:proofErr w:type="spellStart"/>
+      <w:r>
+        <w:t>krece</w:t>
+      </w:r>
+      <w:proofErr w:type="spellEnd"/>
+      <w:r>
+        <w:t xml:space="preserve"> od 0x00 prema gore pa da </w:t>
+      </w:r>
+      <w:proofErr w:type="spellStart"/>
+      <w:r>
+        <w:t>mozemo</w:t>
+      </w:r>
+      <w:proofErr w:type="spellEnd"/>
+      <w:r>
+        <w:t xml:space="preserve"> napraviti da </w:t>
+      </w:r>
+      <w:proofErr w:type="spellStart"/>
+      <w:r>
+        <w:t>reset</w:t>
+      </w:r>
+      <w:proofErr w:type="spellEnd"/>
+      <w:r>
+        <w:t xml:space="preserve"> </w:t>
+      </w:r>
+      <w:proofErr w:type="spellStart"/>
+      <w:r>
+        <w:t>pin</w:t>
+      </w:r>
+      <w:proofErr w:type="spellEnd"/>
+      <w:r>
+        <w:t xml:space="preserve"> samo uzme i </w:t>
+      </w:r>
+      <w:proofErr w:type="spellStart"/>
+      <w:r>
+        <w:t>resetuje</w:t>
+      </w:r>
+      <w:proofErr w:type="spellEnd"/>
+      <w:r>
+        <w:t xml:space="preserve"> registarsku datoteku sto </w:t>
+      </w:r>
+      <w:proofErr w:type="spellStart"/>
+      <w:r>
+        <w:t>ce</w:t>
+      </w:r>
+      <w:proofErr w:type="spellEnd"/>
+      <w:r>
+        <w:t xml:space="preserve"> postaviti SP na 0. U suprotnom, ili moramo dodavati logiku za </w:t>
+      </w:r>
+      <w:proofErr w:type="spellStart"/>
+      <w:r>
+        <w:t>setovanje</w:t>
+      </w:r>
+      <w:proofErr w:type="spellEnd"/>
+      <w:r>
+        <w:t xml:space="preserve"> registara na 0xFF, ili da asembler na </w:t>
+      </w:r>
+      <w:proofErr w:type="spellStart"/>
+      <w:r>
+        <w:t>pocetku</w:t>
+      </w:r>
+      <w:proofErr w:type="spellEnd"/>
+      <w:r>
+        <w:t xml:space="preserve"> svakog programa doda instrukciju koja sprema konstantu </w:t>
+      </w:r>
+      <w:proofErr w:type="spellStart"/>
+      <w:r>
+        <w:t>npr</w:t>
+      </w:r>
+      <w:proofErr w:type="spellEnd"/>
+      <w:r>
+        <w:t xml:space="preserve"> FF ili bilo koju drugu u SP.</w:t>
+      </w:r>
+      <w:r>
+        <w:t xml:space="preserve"> Posebno bitno zbog pozicioniranja I/O </w:t>
+      </w:r>
+      <w:proofErr w:type="spellStart"/>
+      <w:r>
+        <w:t>uredjaja</w:t>
+      </w:r>
+      <w:proofErr w:type="spellEnd"/>
+      <w:r>
+        <w:t>.</w:t>
       </w:r>
     </w:p>
     <w:p>
@@ -15566,16 +16920,80 @@
         </w:numPr>
       </w:pPr>
       <w:r>
-        <w:t xml:space="preserve">Da li se mora osigurati da se clock isto vrati na </w:t>
+        <w:t xml:space="preserve">Da li se mora osigurati da se </w:t>
+      </w:r>
+      <w:proofErr w:type="spellStart"/>
+      <w:r>
+        <w:t>clock</w:t>
+      </w:r>
+      <w:proofErr w:type="spellEnd"/>
+      <w:r>
+        <w:t xml:space="preserve"> isto vrati na </w:t>
       </w:r>
       <w:r>
         <w:t>1</w:t>
       </w:r>
       <w:r>
-        <w:t xml:space="preserve"> ako se uradi reset? Jer ako resetujem u pola ciklusa moglo bi sve zeznut</w:t>
-      </w:r>
-      <w:r>
-        <w:t xml:space="preserve"> tj ako reset uradi dok je clock na 0 onda ce ta instrukcija nesto nedefinisano uraditi u tih pola ciklusa. Kako ovo implementirati?</w:t>
+        <w:t xml:space="preserve"> ako se uradi </w:t>
+      </w:r>
+      <w:proofErr w:type="spellStart"/>
+      <w:r>
+        <w:t>reset</w:t>
+      </w:r>
+      <w:proofErr w:type="spellEnd"/>
+      <w:r>
+        <w:t xml:space="preserve">? Jer ako </w:t>
+      </w:r>
+      <w:proofErr w:type="spellStart"/>
+      <w:r>
+        <w:t>resetujem</w:t>
+      </w:r>
+      <w:proofErr w:type="spellEnd"/>
+      <w:r>
+        <w:t xml:space="preserve"> u pola ciklusa moglo bi sve zeznut</w:t>
+      </w:r>
+      <w:r>
+        <w:t xml:space="preserve"> </w:t>
+      </w:r>
+      <w:proofErr w:type="spellStart"/>
+      <w:r>
+        <w:t>tj</w:t>
+      </w:r>
+      <w:proofErr w:type="spellEnd"/>
+      <w:r>
+        <w:t xml:space="preserve"> ako </w:t>
+      </w:r>
+      <w:proofErr w:type="spellStart"/>
+      <w:r>
+        <w:t>reset</w:t>
+      </w:r>
+      <w:proofErr w:type="spellEnd"/>
+      <w:r>
+        <w:t xml:space="preserve"> uradi dok je </w:t>
+      </w:r>
+      <w:proofErr w:type="spellStart"/>
+      <w:r>
+        <w:t>clock</w:t>
+      </w:r>
+      <w:proofErr w:type="spellEnd"/>
+      <w:r>
+        <w:t xml:space="preserve"> na 0 onda </w:t>
+      </w:r>
+      <w:proofErr w:type="spellStart"/>
+      <w:r>
+        <w:t>ce</w:t>
+      </w:r>
+      <w:proofErr w:type="spellEnd"/>
+      <w:r>
+        <w:t xml:space="preserve"> ta instrukcija </w:t>
+      </w:r>
+      <w:proofErr w:type="spellStart"/>
+      <w:r>
+        <w:t>nesto</w:t>
+      </w:r>
+      <w:proofErr w:type="spellEnd"/>
+      <w:r>
+        <w:t xml:space="preserve"> nedefinisano uraditi u tih pola ciklusa. Kako ovo implementirati?</w:t>
       </w:r>
     </w:p>
     <w:p>
@@ -15587,7 +17005,47 @@
         </w:numPr>
       </w:pPr>
       <w:r>
-        <w:t>Najbolji pristup za IO uredjaje? Trenutno su LED memorijski mapirane a taster je prespojen direktno na pin. Da li sve moze preko registara pa da bude kao modularno ili stvari poput tastera i drugih ulaznih uredjaja moraju neki drugi tretman da imaju?</w:t>
+        <w:t xml:space="preserve">Najbolji pristup za IO </w:t>
+      </w:r>
+      <w:proofErr w:type="spellStart"/>
+      <w:r>
+        <w:t>uredjaje</w:t>
+      </w:r>
+      <w:proofErr w:type="spellEnd"/>
+      <w:r>
+        <w:t xml:space="preserve">? Trenutno su LED memorijski </w:t>
+      </w:r>
+      <w:proofErr w:type="spellStart"/>
+      <w:r>
+        <w:t>mapirane</w:t>
+      </w:r>
+      <w:proofErr w:type="spellEnd"/>
+      <w:r>
+        <w:t xml:space="preserve"> a taster je prespojen direktno na </w:t>
+      </w:r>
+      <w:proofErr w:type="spellStart"/>
+      <w:r>
+        <w:t>pin</w:t>
+      </w:r>
+      <w:proofErr w:type="spellEnd"/>
+      <w:r>
+        <w:t xml:space="preserve">. Da li sve </w:t>
+      </w:r>
+      <w:proofErr w:type="spellStart"/>
+      <w:r>
+        <w:t>moze</w:t>
+      </w:r>
+      <w:proofErr w:type="spellEnd"/>
+      <w:r>
+        <w:t xml:space="preserve"> preko registara pa da bude kao modularno ili stvari poput tastera i drugih ulaznih </w:t>
+      </w:r>
+      <w:proofErr w:type="spellStart"/>
+      <w:r>
+        <w:t>uredjaja</w:t>
+      </w:r>
+      <w:proofErr w:type="spellEnd"/>
+      <w:r>
+        <w:t xml:space="preserve"> moraju neki drugi tretman da imaju?</w:t>
       </w:r>
     </w:p>
     <w:p>
@@ -15599,7 +17057,23 @@
         </w:numPr>
       </w:pPr>
       <w:r>
-        <w:t>U asembleru tehnicki dobijam vise tipova instrukcija, tipa svi skokovi se malo drugacije tretiraju jer im se polje za registar ne koristi. Ima li potrebe to razdvajati?</w:t>
+        <w:t xml:space="preserve">U asembleru </w:t>
+      </w:r>
+      <w:proofErr w:type="spellStart"/>
+      <w:r>
+        <w:t>tehnicki</w:t>
+      </w:r>
+      <w:proofErr w:type="spellEnd"/>
+      <w:r>
+        <w:t xml:space="preserve"> dobijam vise tipova instrukcija, tipa svi skokovi se malo </w:t>
+      </w:r>
+      <w:proofErr w:type="spellStart"/>
+      <w:r>
+        <w:t>drugacije</w:t>
+      </w:r>
+      <w:proofErr w:type="spellEnd"/>
+      <w:r>
+        <w:t xml:space="preserve"> tretiraju jer im se polje za registar ne koristi. Ima li potrebe to razdvajati?</w:t>
       </w:r>
     </w:p>
     <w:p>
@@ -15611,13 +17085,85 @@
         </w:numPr>
       </w:pPr>
       <w:r>
-        <w:t>Kakav nam je tretman predznacenih i nepredznacenih brojeva? Da li podrzavamo oboje. Vjv ne. Da li su nam postoj</w:t>
+        <w:t xml:space="preserve">Kakav nam je tretman </w:t>
+      </w:r>
+      <w:proofErr w:type="spellStart"/>
+      <w:r>
+        <w:t>predznacenih</w:t>
+      </w:r>
+      <w:proofErr w:type="spellEnd"/>
+      <w:r>
+        <w:t xml:space="preserve"> i </w:t>
+      </w:r>
+      <w:proofErr w:type="spellStart"/>
+      <w:r>
+        <w:t>nepredznacenih</w:t>
+      </w:r>
+      <w:proofErr w:type="spellEnd"/>
+      <w:r>
+        <w:t xml:space="preserve"> brojeva? Da li </w:t>
+      </w:r>
+      <w:proofErr w:type="spellStart"/>
+      <w:r>
+        <w:t>podrzavamo</w:t>
+      </w:r>
+      <w:proofErr w:type="spellEnd"/>
+      <w:r>
+        <w:t xml:space="preserve"> oboje. </w:t>
+      </w:r>
+      <w:proofErr w:type="spellStart"/>
+      <w:r>
+        <w:t>Vjv</w:t>
+      </w:r>
+      <w:proofErr w:type="spellEnd"/>
+      <w:r>
+        <w:t xml:space="preserve"> ne. Da li su nam </w:t>
+      </w:r>
+      <w:proofErr w:type="spellStart"/>
+      <w:r>
+        <w:t>postoj</w:t>
       </w:r>
       <w:r>
         <w:t>e</w:t>
       </w:r>
       <w:r>
-        <w:t>ce instrukcije skokova dovoljne za rad sa nepredznacenim brojevima. U svakom slucaju definisati ako podrzavamo samo predznacene da to dokumentujemo.</w:t>
+        <w:t>ce</w:t>
+      </w:r>
+      <w:proofErr w:type="spellEnd"/>
+      <w:r>
+        <w:t xml:space="preserve"> instrukcije skokova dovoljne za rad sa </w:t>
+      </w:r>
+      <w:proofErr w:type="spellStart"/>
+      <w:r>
+        <w:t>nepredznacenim</w:t>
+      </w:r>
+      <w:proofErr w:type="spellEnd"/>
+      <w:r>
+        <w:t xml:space="preserve"> brojevima. U svakom </w:t>
+      </w:r>
+      <w:proofErr w:type="spellStart"/>
+      <w:r>
+        <w:t>slucaju</w:t>
+      </w:r>
+      <w:proofErr w:type="spellEnd"/>
+      <w:r>
+        <w:t xml:space="preserve"> definisati ako </w:t>
+      </w:r>
+      <w:proofErr w:type="spellStart"/>
+      <w:r>
+        <w:t>podrzavamo</w:t>
+      </w:r>
+      <w:proofErr w:type="spellEnd"/>
+      <w:r>
+        <w:t xml:space="preserve"> samo </w:t>
+      </w:r>
+      <w:proofErr w:type="spellStart"/>
+      <w:r>
+        <w:t>predznacene</w:t>
+      </w:r>
+      <w:proofErr w:type="spellEnd"/>
+      <w:r>
+        <w:t xml:space="preserve"> da to dokumentujemo.</w:t>
       </w:r>
     </w:p>
     <w:p>
@@ -15626,8 +17172,13 @@
       </w:pPr>
     </w:p>
     <w:p>
-      <w:r>
-        <w:t>Todo:</w:t>
+      <w:proofErr w:type="spellStart"/>
+      <w:r>
+        <w:t>Todo</w:t>
+      </w:r>
+      <w:proofErr w:type="spellEnd"/>
+      <w:r>
+        <w:t>:</w:t>
       </w:r>
     </w:p>
     <w:p>
@@ -15638,8 +17189,21 @@
           <w:numId w:val="4"/>
         </w:numPr>
       </w:pPr>
-      <w:r>
-        <w:t xml:space="preserve">Skontati kako radi AS mode da se ne programira ploca svaki put. </w:t>
+      <w:proofErr w:type="spellStart"/>
+      <w:r>
+        <w:t>Skontati</w:t>
+      </w:r>
+      <w:proofErr w:type="spellEnd"/>
+      <w:r>
+        <w:t xml:space="preserve"> kako radi AS mode da se ne programira </w:t>
+      </w:r>
+      <w:proofErr w:type="spellStart"/>
+      <w:r>
+        <w:t>ploca</w:t>
+      </w:r>
+      <w:proofErr w:type="spellEnd"/>
+      <w:r>
+        <w:t xml:space="preserve"> svaki put. </w:t>
       </w:r>
     </w:p>
     <w:p>
@@ -15651,7 +17215,119 @@
         </w:numPr>
       </w:pPr>
       <w:r>
-        <w:t>ROM je trenutno implementiran kao neki CASE u kodu. Trebalo bi u principu ici na ugradjenu memoriju. Kako ovo uraditi? Takodjer, da li se moze nekako to automatizovat jer sad svaki put kad uradim export on ce ponovo rom da prebrise i napravi kako hoce pa bi ja morao rucno. Ovo je generalno takodjer bitno da se moze dok radi ploca upisat neki program u ROM dinamicki.</w:t>
+        <w:t xml:space="preserve">ROM je trenutno implementiran kao neki CASE u kodu. Trebalo bi u principu </w:t>
+      </w:r>
+      <w:proofErr w:type="spellStart"/>
+      <w:r>
+        <w:t>ici</w:t>
+      </w:r>
+      <w:proofErr w:type="spellEnd"/>
+      <w:r>
+        <w:t xml:space="preserve"> na </w:t>
+      </w:r>
+      <w:proofErr w:type="spellStart"/>
+      <w:r>
+        <w:t>ugradjenu</w:t>
+      </w:r>
+      <w:proofErr w:type="spellEnd"/>
+      <w:r>
+        <w:t xml:space="preserve"> memoriju. Kako ovo uraditi? </w:t>
+      </w:r>
+      <w:proofErr w:type="spellStart"/>
+      <w:r>
+        <w:t>Takodjer</w:t>
+      </w:r>
+      <w:proofErr w:type="spellEnd"/>
+      <w:r>
+        <w:t xml:space="preserve">, da li se </w:t>
+      </w:r>
+      <w:proofErr w:type="spellStart"/>
+      <w:r>
+        <w:t>moze</w:t>
+      </w:r>
+      <w:proofErr w:type="spellEnd"/>
+      <w:r>
+        <w:t xml:space="preserve"> nekako to automatizovat jer sad svaki put kad uradim </w:t>
+      </w:r>
+      <w:proofErr w:type="spellStart"/>
+      <w:r>
+        <w:t>export</w:t>
+      </w:r>
+      <w:proofErr w:type="spellEnd"/>
+      <w:r>
+        <w:t xml:space="preserve"> on </w:t>
+      </w:r>
+      <w:proofErr w:type="spellStart"/>
+      <w:r>
+        <w:t>ce</w:t>
+      </w:r>
+      <w:proofErr w:type="spellEnd"/>
+      <w:r>
+        <w:t xml:space="preserve"> ponovo </w:t>
+      </w:r>
+      <w:proofErr w:type="spellStart"/>
+      <w:r>
+        <w:t>rom</w:t>
+      </w:r>
+      <w:proofErr w:type="spellEnd"/>
+      <w:r>
+        <w:t xml:space="preserve"> da </w:t>
+      </w:r>
+      <w:proofErr w:type="spellStart"/>
+      <w:r>
+        <w:t>prebrise</w:t>
+      </w:r>
+      <w:proofErr w:type="spellEnd"/>
+      <w:r>
+        <w:t xml:space="preserve"> i napravi kako </w:t>
+      </w:r>
+      <w:proofErr w:type="spellStart"/>
+      <w:r>
+        <w:t>hoce</w:t>
+      </w:r>
+      <w:proofErr w:type="spellEnd"/>
+      <w:r>
+        <w:t xml:space="preserve"> pa bi ja morao </w:t>
+      </w:r>
+      <w:proofErr w:type="spellStart"/>
+      <w:r>
+        <w:t>rucno</w:t>
+      </w:r>
+      <w:proofErr w:type="spellEnd"/>
+      <w:r>
+        <w:t xml:space="preserve">. Ovo je generalno </w:t>
+      </w:r>
+      <w:proofErr w:type="spellStart"/>
+      <w:r>
+        <w:t>takodjer</w:t>
+      </w:r>
+      <w:proofErr w:type="spellEnd"/>
+      <w:r>
+        <w:t xml:space="preserve"> bitno da se </w:t>
+      </w:r>
+      <w:proofErr w:type="spellStart"/>
+      <w:r>
+        <w:t>moze</w:t>
+      </w:r>
+      <w:proofErr w:type="spellEnd"/>
+      <w:r>
+        <w:t xml:space="preserve"> dok radi </w:t>
+      </w:r>
+      <w:proofErr w:type="spellStart"/>
+      <w:r>
+        <w:t>ploca</w:t>
+      </w:r>
+      <w:proofErr w:type="spellEnd"/>
+      <w:r>
+        <w:t xml:space="preserve"> upisat neki program u ROM </w:t>
+      </w:r>
+      <w:proofErr w:type="spellStart"/>
+      <w:r>
+        <w:t>dinamicki</w:t>
+      </w:r>
+      <w:proofErr w:type="spellEnd"/>
+      <w:r>
+        <w:t>.</w:t>
       </w:r>
     </w:p>
     <w:p>
@@ -15663,7 +17339,31 @@
         </w:numPr>
       </w:pPr>
       <w:r>
-        <w:t>Da li da stabilizatorski registri rade na rising ili na falling edge?</w:t>
+        <w:t xml:space="preserve">Da li da stabilizatorski registri rade na </w:t>
+      </w:r>
+      <w:proofErr w:type="spellStart"/>
+      <w:r>
+        <w:t>rising</w:t>
+      </w:r>
+      <w:proofErr w:type="spellEnd"/>
+      <w:r>
+        <w:t xml:space="preserve"> ili na </w:t>
+      </w:r>
+      <w:proofErr w:type="spellStart"/>
+      <w:r>
+        <w:t>falling</w:t>
+      </w:r>
+      <w:proofErr w:type="spellEnd"/>
+      <w:r>
+        <w:t xml:space="preserve"> </w:t>
+      </w:r>
+      <w:proofErr w:type="spellStart"/>
+      <w:r>
+        <w:t>edge</w:t>
+      </w:r>
+      <w:proofErr w:type="spellEnd"/>
+      <w:r>
+        <w:t>?</w:t>
       </w:r>
     </w:p>
     <w:p>
@@ -15676,7 +17376,159 @@
       </w:pPr>
       <w:r>
         <w:lastRenderedPageBreak/>
-        <w:t>Da li dodavati delay na sat? Na primjer, trenutno kada trazimo upis iz UI uredjaja, ako je LD instrukcija prva, nece se desiti ni jedan rising edge, tako da nece biti procitano kako treba. S druge strane, ako stavimo na falling edge, onda nece stici da se stabilizuje najnovija vrijednost jer se podaci u isto vrijeme trebaju pisati u registar. Tehnicki je jedino ispravno rising edge. Dakle koja god instrukcija bude prva, a okinemo RST, generalno pola njenih stvari nece mozda raditi tj sta god se upisuje na rising edge sve.</w:t>
+        <w:t xml:space="preserve">Da li dodavati </w:t>
+      </w:r>
+      <w:proofErr w:type="spellStart"/>
+      <w:r>
+        <w:t>delay</w:t>
+      </w:r>
+      <w:proofErr w:type="spellEnd"/>
+      <w:r>
+        <w:t xml:space="preserve"> na sat? Na primjer, trenutno kada </w:t>
+      </w:r>
+      <w:proofErr w:type="spellStart"/>
+      <w:r>
+        <w:t>trazimo</w:t>
+      </w:r>
+      <w:proofErr w:type="spellEnd"/>
+      <w:r>
+        <w:t xml:space="preserve"> upis iz UI </w:t>
+      </w:r>
+      <w:proofErr w:type="spellStart"/>
+      <w:r>
+        <w:t>uredjaja</w:t>
+      </w:r>
+      <w:proofErr w:type="spellEnd"/>
+      <w:r>
+        <w:t xml:space="preserve">, ako je LD instrukcija prva, </w:t>
+      </w:r>
+      <w:proofErr w:type="spellStart"/>
+      <w:r>
+        <w:t>nece</w:t>
+      </w:r>
+      <w:proofErr w:type="spellEnd"/>
+      <w:r>
+        <w:t xml:space="preserve"> se desiti ni jedan </w:t>
+      </w:r>
+      <w:proofErr w:type="spellStart"/>
+      <w:r>
+        <w:t>rising</w:t>
+      </w:r>
+      <w:proofErr w:type="spellEnd"/>
+      <w:r>
+        <w:t xml:space="preserve"> </w:t>
+      </w:r>
+      <w:proofErr w:type="spellStart"/>
+      <w:r>
+        <w:t>edge</w:t>
+      </w:r>
+      <w:proofErr w:type="spellEnd"/>
+      <w:r>
+        <w:t xml:space="preserve">, tako da </w:t>
+      </w:r>
+      <w:proofErr w:type="spellStart"/>
+      <w:r>
+        <w:t>nece</w:t>
+      </w:r>
+      <w:proofErr w:type="spellEnd"/>
+      <w:r>
+        <w:t xml:space="preserve"> biti </w:t>
+      </w:r>
+      <w:proofErr w:type="spellStart"/>
+      <w:r>
+        <w:t>procitano</w:t>
+      </w:r>
+      <w:proofErr w:type="spellEnd"/>
+      <w:r>
+        <w:t xml:space="preserve"> kako treba. S druge strane, ako stavimo na </w:t>
+      </w:r>
+      <w:proofErr w:type="spellStart"/>
+      <w:r>
+        <w:t>falling</w:t>
+      </w:r>
+      <w:proofErr w:type="spellEnd"/>
+      <w:r>
+        <w:t xml:space="preserve"> </w:t>
+      </w:r>
+      <w:proofErr w:type="spellStart"/>
+      <w:r>
+        <w:t>edge</w:t>
+      </w:r>
+      <w:proofErr w:type="spellEnd"/>
+      <w:r>
+        <w:t xml:space="preserve">, onda </w:t>
+      </w:r>
+      <w:proofErr w:type="spellStart"/>
+      <w:r>
+        <w:t>nece</w:t>
+      </w:r>
+      <w:proofErr w:type="spellEnd"/>
+      <w:r>
+        <w:t xml:space="preserve"> stici da se stabilizuje najnovija vrijednost jer se podaci u isto vrijeme trebaju pisati u registar. </w:t>
+      </w:r>
+      <w:proofErr w:type="spellStart"/>
+      <w:r>
+        <w:t>Tehnicki</w:t>
+      </w:r>
+      <w:proofErr w:type="spellEnd"/>
+      <w:r>
+        <w:t xml:space="preserve"> je jedino ispravno </w:t>
+      </w:r>
+      <w:proofErr w:type="spellStart"/>
+      <w:r>
+        <w:t>rising</w:t>
+      </w:r>
+      <w:proofErr w:type="spellEnd"/>
+      <w:r>
+        <w:t xml:space="preserve"> </w:t>
+      </w:r>
+      <w:proofErr w:type="spellStart"/>
+      <w:r>
+        <w:t>edge</w:t>
+      </w:r>
+      <w:proofErr w:type="spellEnd"/>
+      <w:r>
+        <w:t xml:space="preserve">. Dakle koja god instrukcija bude prva, a okinemo RST, generalno pola njenih stvari </w:t>
+      </w:r>
+      <w:proofErr w:type="spellStart"/>
+      <w:r>
+        <w:t>nece</w:t>
+      </w:r>
+      <w:proofErr w:type="spellEnd"/>
+      <w:r>
+        <w:t xml:space="preserve"> </w:t>
+      </w:r>
+      <w:proofErr w:type="spellStart"/>
+      <w:r>
+        <w:t>mozda</w:t>
+      </w:r>
+      <w:proofErr w:type="spellEnd"/>
+      <w:r>
+        <w:t xml:space="preserve"> raditi </w:t>
+      </w:r>
+      <w:proofErr w:type="spellStart"/>
+      <w:r>
+        <w:t>tj</w:t>
+      </w:r>
+      <w:proofErr w:type="spellEnd"/>
+      <w:r>
+        <w:t xml:space="preserve"> sta god se upisuje na </w:t>
+      </w:r>
+      <w:proofErr w:type="spellStart"/>
+      <w:r>
+        <w:t>rising</w:t>
+      </w:r>
+      <w:proofErr w:type="spellEnd"/>
+      <w:r>
+        <w:t xml:space="preserve"> </w:t>
+      </w:r>
+      <w:proofErr w:type="spellStart"/>
+      <w:r>
+        <w:t>edge</w:t>
+      </w:r>
+      <w:proofErr w:type="spellEnd"/>
+      <w:r>
+        <w:t xml:space="preserve"> sve.</w:t>
       </w:r>
     </w:p>
     <w:p>
@@ -15688,13 +17540,317 @@
         </w:numPr>
       </w:pPr>
       <w:r>
-        <w:t>Evo testirao sam to i sa ovim programom koji pali razlicite ledove na osnovu button clicka. Dakle ako se klik ne ocita na rising-edgeu prethodne instrukcije, nece se moci ocitati tj registrovati na rising-edgeu same instrukcije koja cita taj memorijski mapirani uredjaj. Da li je ovo problem?</w:t>
-      </w:r>
-      <w:r>
-        <w:t xml:space="preserve"> Mislim evo i sad ako citam iz onog dip switcha pa onda citam unos buttona ono kao lako moze profulati? Mislim tehnicki ne moze jer je frekvencija velika ali ono moze fulat jedan ciklus viska mozda? Jer ono bukv mi utice da li prvo citam button ili dip switch. Ne znam mozda malo previse u detalje idem jer objektivno ove se stvari ne primjete kad je frekvencija dovoljno velika ali opet bi trebalo sve da radi sto je moguce brze i korektnije pa me zanima da li je ovo ovako najbolja implementacija.</w:t>
-      </w:r>
-      <w:r>
-        <w:t xml:space="preserve"> Mislim kao cudan mi je koncept jer kao ja pritisnem button na 0.000001s samo da uhvati onaj rising edge instrukcije prije i kao to je to</w:t>
+        <w:t xml:space="preserve">Evo testirao sam to i sa ovim programom koji pali </w:t>
+      </w:r>
+      <w:proofErr w:type="spellStart"/>
+      <w:r>
+        <w:t>razlicite</w:t>
+      </w:r>
+      <w:proofErr w:type="spellEnd"/>
+      <w:r>
+        <w:t xml:space="preserve"> ledove na osnovu </w:t>
+      </w:r>
+      <w:proofErr w:type="spellStart"/>
+      <w:r>
+        <w:t>button</w:t>
+      </w:r>
+      <w:proofErr w:type="spellEnd"/>
+      <w:r>
+        <w:t xml:space="preserve"> </w:t>
+      </w:r>
+      <w:proofErr w:type="spellStart"/>
+      <w:r>
+        <w:t>clicka</w:t>
+      </w:r>
+      <w:proofErr w:type="spellEnd"/>
+      <w:r>
+        <w:t xml:space="preserve">. Dakle ako se klik ne </w:t>
+      </w:r>
+      <w:proofErr w:type="spellStart"/>
+      <w:r>
+        <w:t>ocita</w:t>
+      </w:r>
+      <w:proofErr w:type="spellEnd"/>
+      <w:r>
+        <w:t xml:space="preserve"> na </w:t>
+      </w:r>
+      <w:proofErr w:type="spellStart"/>
+      <w:r>
+        <w:t>rising-edgeu</w:t>
+      </w:r>
+      <w:proofErr w:type="spellEnd"/>
+      <w:r>
+        <w:t xml:space="preserve"> prethodne instrukcije, </w:t>
+      </w:r>
+      <w:proofErr w:type="spellStart"/>
+      <w:r>
+        <w:t>nece</w:t>
+      </w:r>
+      <w:proofErr w:type="spellEnd"/>
+      <w:r>
+        <w:t xml:space="preserve"> se </w:t>
+      </w:r>
+      <w:proofErr w:type="spellStart"/>
+      <w:r>
+        <w:t>moci</w:t>
+      </w:r>
+      <w:proofErr w:type="spellEnd"/>
+      <w:r>
+        <w:t xml:space="preserve"> </w:t>
+      </w:r>
+      <w:proofErr w:type="spellStart"/>
+      <w:r>
+        <w:t>ocitati</w:t>
+      </w:r>
+      <w:proofErr w:type="spellEnd"/>
+      <w:r>
+        <w:t xml:space="preserve"> </w:t>
+      </w:r>
+      <w:proofErr w:type="spellStart"/>
+      <w:r>
+        <w:t>tj</w:t>
+      </w:r>
+      <w:proofErr w:type="spellEnd"/>
+      <w:r>
+        <w:t xml:space="preserve"> registrovati na </w:t>
+      </w:r>
+      <w:proofErr w:type="spellStart"/>
+      <w:r>
+        <w:t>rising-edgeu</w:t>
+      </w:r>
+      <w:proofErr w:type="spellEnd"/>
+      <w:r>
+        <w:t xml:space="preserve"> same instrukcije koja </w:t>
+      </w:r>
+      <w:proofErr w:type="spellStart"/>
+      <w:r>
+        <w:t>cita</w:t>
+      </w:r>
+      <w:proofErr w:type="spellEnd"/>
+      <w:r>
+        <w:t xml:space="preserve"> taj memorijski </w:t>
+      </w:r>
+      <w:proofErr w:type="spellStart"/>
+      <w:r>
+        <w:t>mapirani</w:t>
+      </w:r>
+      <w:proofErr w:type="spellEnd"/>
+      <w:r>
+        <w:t xml:space="preserve"> </w:t>
+      </w:r>
+      <w:proofErr w:type="spellStart"/>
+      <w:r>
+        <w:t>uredjaj</w:t>
+      </w:r>
+      <w:proofErr w:type="spellEnd"/>
+      <w:r>
+        <w:t>. Da li je ovo problem?</w:t>
+      </w:r>
+      <w:r>
+        <w:t xml:space="preserve"> Mislim evo i sad ako </w:t>
+      </w:r>
+      <w:proofErr w:type="spellStart"/>
+      <w:r>
+        <w:t>citam</w:t>
+      </w:r>
+      <w:proofErr w:type="spellEnd"/>
+      <w:r>
+        <w:t xml:space="preserve"> iz onog </w:t>
+      </w:r>
+      <w:proofErr w:type="spellStart"/>
+      <w:r>
+        <w:t>dip</w:t>
+      </w:r>
+      <w:proofErr w:type="spellEnd"/>
+      <w:r>
+        <w:t xml:space="preserve"> </w:t>
+      </w:r>
+      <w:proofErr w:type="spellStart"/>
+      <w:r>
+        <w:t>switcha</w:t>
+      </w:r>
+      <w:proofErr w:type="spellEnd"/>
+      <w:r>
+        <w:t xml:space="preserve"> pa onda </w:t>
+      </w:r>
+      <w:proofErr w:type="spellStart"/>
+      <w:r>
+        <w:t>citam</w:t>
+      </w:r>
+      <w:proofErr w:type="spellEnd"/>
+      <w:r>
+        <w:t xml:space="preserve"> unos </w:t>
+      </w:r>
+      <w:proofErr w:type="spellStart"/>
+      <w:r>
+        <w:t>buttona</w:t>
+      </w:r>
+      <w:proofErr w:type="spellEnd"/>
+      <w:r>
+        <w:t xml:space="preserve"> ono kao lako </w:t>
+      </w:r>
+      <w:proofErr w:type="spellStart"/>
+      <w:r>
+        <w:t>moze</w:t>
+      </w:r>
+      <w:proofErr w:type="spellEnd"/>
+      <w:r>
+        <w:t xml:space="preserve"> </w:t>
+      </w:r>
+      <w:proofErr w:type="spellStart"/>
+      <w:r>
+        <w:t>profulati</w:t>
+      </w:r>
+      <w:proofErr w:type="spellEnd"/>
+      <w:r>
+        <w:t xml:space="preserve">? Mislim </w:t>
+      </w:r>
+      <w:proofErr w:type="spellStart"/>
+      <w:r>
+        <w:t>tehnicki</w:t>
+      </w:r>
+      <w:proofErr w:type="spellEnd"/>
+      <w:r>
+        <w:t xml:space="preserve"> ne </w:t>
+      </w:r>
+      <w:proofErr w:type="spellStart"/>
+      <w:r>
+        <w:t>moze</w:t>
+      </w:r>
+      <w:proofErr w:type="spellEnd"/>
+      <w:r>
+        <w:t xml:space="preserve"> jer je frekvencija velika ali ono </w:t>
+      </w:r>
+      <w:proofErr w:type="spellStart"/>
+      <w:r>
+        <w:t>moze</w:t>
+      </w:r>
+      <w:proofErr w:type="spellEnd"/>
+      <w:r>
+        <w:t xml:space="preserve"> </w:t>
+      </w:r>
+      <w:proofErr w:type="spellStart"/>
+      <w:r>
+        <w:t>fulat</w:t>
+      </w:r>
+      <w:proofErr w:type="spellEnd"/>
+      <w:r>
+        <w:t xml:space="preserve"> jedan ciklus viska </w:t>
+      </w:r>
+      <w:proofErr w:type="spellStart"/>
+      <w:r>
+        <w:t>mozda</w:t>
+      </w:r>
+      <w:proofErr w:type="spellEnd"/>
+      <w:r>
+        <w:t xml:space="preserve">? Jer ono </w:t>
+      </w:r>
+      <w:proofErr w:type="spellStart"/>
+      <w:r>
+        <w:t>bukv</w:t>
+      </w:r>
+      <w:proofErr w:type="spellEnd"/>
+      <w:r>
+        <w:t xml:space="preserve"> mi </w:t>
+      </w:r>
+      <w:proofErr w:type="spellStart"/>
+      <w:r>
+        <w:t>utice</w:t>
+      </w:r>
+      <w:proofErr w:type="spellEnd"/>
+      <w:r>
+        <w:t xml:space="preserve"> da li prvo </w:t>
+      </w:r>
+      <w:proofErr w:type="spellStart"/>
+      <w:r>
+        <w:t>citam</w:t>
+      </w:r>
+      <w:proofErr w:type="spellEnd"/>
+      <w:r>
+        <w:t xml:space="preserve"> </w:t>
+      </w:r>
+      <w:proofErr w:type="spellStart"/>
+      <w:r>
+        <w:t>button</w:t>
+      </w:r>
+      <w:proofErr w:type="spellEnd"/>
+      <w:r>
+        <w:t xml:space="preserve"> ili </w:t>
+      </w:r>
+      <w:proofErr w:type="spellStart"/>
+      <w:r>
+        <w:t>dip</w:t>
+      </w:r>
+      <w:proofErr w:type="spellEnd"/>
+      <w:r>
+        <w:t xml:space="preserve"> </w:t>
+      </w:r>
+      <w:proofErr w:type="spellStart"/>
+      <w:r>
+        <w:t>switch</w:t>
+      </w:r>
+      <w:proofErr w:type="spellEnd"/>
+      <w:r>
+        <w:t xml:space="preserve">. Ne znam </w:t>
+      </w:r>
+      <w:proofErr w:type="spellStart"/>
+      <w:r>
+        <w:t>mozda</w:t>
+      </w:r>
+      <w:proofErr w:type="spellEnd"/>
+      <w:r>
+        <w:t xml:space="preserve"> malo </w:t>
+      </w:r>
+      <w:proofErr w:type="spellStart"/>
+      <w:r>
+        <w:t>previse</w:t>
+      </w:r>
+      <w:proofErr w:type="spellEnd"/>
+      <w:r>
+        <w:t xml:space="preserve"> u detalje idem jer objektivno ove se stvari ne primjete kad je frekvencija dovoljno velika ali opet bi trebalo sve da radi sto je </w:t>
+      </w:r>
+      <w:proofErr w:type="spellStart"/>
+      <w:r>
+        <w:t>moguce</w:t>
+      </w:r>
+      <w:proofErr w:type="spellEnd"/>
+      <w:r>
+        <w:t xml:space="preserve"> brze i korektnije pa me zanima da li je ovo ovako najbolja implementacija.</w:t>
+      </w:r>
+      <w:r>
+        <w:t xml:space="preserve"> Mislim kao </w:t>
+      </w:r>
+      <w:proofErr w:type="spellStart"/>
+      <w:r>
+        <w:t>cudan</w:t>
+      </w:r>
+      <w:proofErr w:type="spellEnd"/>
+      <w:r>
+        <w:t xml:space="preserve"> mi je koncept jer kao ja pritisnem </w:t>
+      </w:r>
+      <w:proofErr w:type="spellStart"/>
+      <w:r>
+        <w:t>button</w:t>
+      </w:r>
+      <w:proofErr w:type="spellEnd"/>
+      <w:r>
+        <w:t xml:space="preserve"> na 0.000001s samo da uhvati onaj </w:t>
+      </w:r>
+      <w:proofErr w:type="spellStart"/>
+      <w:r>
+        <w:t>rising</w:t>
+      </w:r>
+      <w:proofErr w:type="spellEnd"/>
+      <w:r>
+        <w:t xml:space="preserve"> </w:t>
+      </w:r>
+      <w:proofErr w:type="spellStart"/>
+      <w:r>
+        <w:t>edge</w:t>
+      </w:r>
+      <w:proofErr w:type="spellEnd"/>
+      <w:r>
+        <w:t xml:space="preserve"> instrukcije prije i kao to je to</w:t>
       </w:r>
     </w:p>
     <w:p>
@@ -15706,7 +17862,55 @@
         </w:numPr>
       </w:pPr>
       <w:r>
-        <w:t>Za sve ove probleme oko rising i falling edge razmisliti o konfiguracijama koje pisu kada je signal low ili high bez potrebe za ivicom</w:t>
+        <w:t xml:space="preserve">Za sve ove probleme oko </w:t>
+      </w:r>
+      <w:proofErr w:type="spellStart"/>
+      <w:r>
+        <w:t>rising</w:t>
+      </w:r>
+      <w:proofErr w:type="spellEnd"/>
+      <w:r>
+        <w:t xml:space="preserve"> i </w:t>
+      </w:r>
+      <w:proofErr w:type="spellStart"/>
+      <w:r>
+        <w:t>falling</w:t>
+      </w:r>
+      <w:proofErr w:type="spellEnd"/>
+      <w:r>
+        <w:t xml:space="preserve"> </w:t>
+      </w:r>
+      <w:proofErr w:type="spellStart"/>
+      <w:r>
+        <w:t>edge</w:t>
+      </w:r>
+      <w:proofErr w:type="spellEnd"/>
+      <w:r>
+        <w:t xml:space="preserve"> razmisliti o konfiguracijama koje </w:t>
+      </w:r>
+      <w:proofErr w:type="spellStart"/>
+      <w:r>
+        <w:t>pisu</w:t>
+      </w:r>
+      <w:proofErr w:type="spellEnd"/>
+      <w:r>
+        <w:t xml:space="preserve"> kada je signal </w:t>
+      </w:r>
+      <w:proofErr w:type="spellStart"/>
+      <w:r>
+        <w:t>low</w:t>
+      </w:r>
+      <w:proofErr w:type="spellEnd"/>
+      <w:r>
+        <w:t xml:space="preserve"> ili </w:t>
+      </w:r>
+      <w:proofErr w:type="spellStart"/>
+      <w:r>
+        <w:t>high</w:t>
+      </w:r>
+      <w:proofErr w:type="spellEnd"/>
+      <w:r>
+        <w:t xml:space="preserve"> bez potrebe za ivicom</w:t>
       </w:r>
     </w:p>
     <w:p>
@@ -15718,7 +17922,71 @@
         </w:numPr>
       </w:pPr>
       <w:r>
-        <w:t>Za sta nam sluze .data i .code kad me ja mislim nista ne sprijecava da pisem kod u .data sekciji. Jedino se moze trenutno iskoristiti da se provjeri da li je lupam za addi data labela nekog data objekta ali ja mislim da je to to</w:t>
+        <w:t xml:space="preserve">Za sta nam </w:t>
+      </w:r>
+      <w:proofErr w:type="spellStart"/>
+      <w:r>
+        <w:t>sluze</w:t>
+      </w:r>
+      <w:proofErr w:type="spellEnd"/>
+      <w:r>
+        <w:t xml:space="preserve"> .data i .</w:t>
+      </w:r>
+      <w:proofErr w:type="spellStart"/>
+      <w:r>
+        <w:t>code</w:t>
+      </w:r>
+      <w:proofErr w:type="spellEnd"/>
+      <w:r>
+        <w:t xml:space="preserve"> kad me ja mislim </w:t>
+      </w:r>
+      <w:proofErr w:type="spellStart"/>
+      <w:r>
+        <w:t>nista</w:t>
+      </w:r>
+      <w:proofErr w:type="spellEnd"/>
+      <w:r>
+        <w:t xml:space="preserve"> ne </w:t>
+      </w:r>
+      <w:proofErr w:type="spellStart"/>
+      <w:r>
+        <w:t>sprijecava</w:t>
+      </w:r>
+      <w:proofErr w:type="spellEnd"/>
+      <w:r>
+        <w:t xml:space="preserve"> da </w:t>
+      </w:r>
+      <w:proofErr w:type="spellStart"/>
+      <w:r>
+        <w:t>pisem</w:t>
+      </w:r>
+      <w:proofErr w:type="spellEnd"/>
+      <w:r>
+        <w:t xml:space="preserve"> kod u .data sekciji. Jedino se </w:t>
+      </w:r>
+      <w:proofErr w:type="spellStart"/>
+      <w:r>
+        <w:t>moze</w:t>
+      </w:r>
+      <w:proofErr w:type="spellEnd"/>
+      <w:r>
+        <w:t xml:space="preserve"> trenutno iskoristiti da se provjeri da li je lupam za </w:t>
+      </w:r>
+      <w:proofErr w:type="spellStart"/>
+      <w:r>
+        <w:t>addi</w:t>
+      </w:r>
+      <w:proofErr w:type="spellEnd"/>
+      <w:r>
+        <w:t xml:space="preserve"> data </w:t>
+      </w:r>
+      <w:proofErr w:type="spellStart"/>
+      <w:r>
+        <w:t>labela</w:t>
+      </w:r>
+      <w:proofErr w:type="spellEnd"/>
+      <w:r>
+        <w:t xml:space="preserve"> nekog data objekta ali ja mislim da je to to</w:t>
       </w:r>
     </w:p>
     <w:p>
@@ -15730,8 +17998,13 @@
         </w:numPr>
       </w:pPr>
       <w:r>
-        <w:t>Ima li opasnosti sto se dozvoljava bez zareza equ</w:t>
-      </w:r>
+        <w:t xml:space="preserve">Ima li opasnosti sto se dozvoljava bez zareza </w:t>
+      </w:r>
+      <w:proofErr w:type="spellStart"/>
+      <w:r>
+        <w:t>equ</w:t>
+      </w:r>
+      <w:proofErr w:type="spellEnd"/>
     </w:p>
     <w:p>
       <w:pPr>
@@ -15744,13 +18017,163 @@
       <w:bookmarkEnd w:id="12"/>
     </w:p>
     <w:p>
-      <w:r>
-        <w:t xml:space="preserve">Load address koji se prevodi u LI. </w:t>
+      <w:proofErr w:type="spellStart"/>
+      <w:r>
+        <w:t>Load</w:t>
+      </w:r>
+      <w:proofErr w:type="spellEnd"/>
+      <w:r>
+        <w:t xml:space="preserve"> </w:t>
+      </w:r>
+      <w:proofErr w:type="spellStart"/>
+      <w:r>
+        <w:t>address</w:t>
+      </w:r>
+      <w:proofErr w:type="spellEnd"/>
+      <w:r>
+        <w:t xml:space="preserve"> koji se prevodi u LI. </w:t>
       </w:r>
     </w:p>
     <w:p>
       <w:r>
-        <w:t>Smjesti lokalno I ucitaj lokalno, INC DEC, INSP, DESP</w:t>
+        <w:t xml:space="preserve">Smjesti lokalno I </w:t>
+      </w:r>
+      <w:proofErr w:type="spellStart"/>
+      <w:r>
+        <w:t>ucitaj</w:t>
+      </w:r>
+      <w:proofErr w:type="spellEnd"/>
+      <w:r>
+        <w:t xml:space="preserve"> lokalno, INC DEC, INSP, DESP</w:t>
+      </w:r>
+    </w:p>
+    <w:p>
+      <w:pPr>
+        <w:pStyle w:val="Heading1"/>
+      </w:pPr>
+      <w:r>
+        <w:t>ROM</w:t>
+      </w:r>
+    </w:p>
+    <w:p>
+      <w:r>
+        <w:t xml:space="preserve">Rom je morao ostati implementiran kao asinhroni preko CASE bloka, tj. onako kako ga i </w:t>
+      </w:r>
+      <w:proofErr w:type="spellStart"/>
+      <w:r>
+        <w:t>logisim</w:t>
+      </w:r>
+      <w:proofErr w:type="spellEnd"/>
+      <w:r>
+        <w:t xml:space="preserve"> eksportuje. Ako bi se prebacio na sinhroni blok memorije, poput onih koji se mogu koristiti na FPGA </w:t>
+      </w:r>
+      <w:proofErr w:type="spellStart"/>
+      <w:r>
+        <w:t>ploci</w:t>
+      </w:r>
+      <w:proofErr w:type="spellEnd"/>
+      <w:r>
+        <w:t xml:space="preserve">, morale bi se uvesti izmjene u </w:t>
+      </w:r>
+      <w:proofErr w:type="spellStart"/>
+      <w:r>
+        <w:t>nacinu</w:t>
+      </w:r>
+      <w:proofErr w:type="spellEnd"/>
+      <w:r>
+        <w:t xml:space="preserve"> rada programskog </w:t>
+      </w:r>
+      <w:proofErr w:type="spellStart"/>
+      <w:r>
+        <w:t>brojaca</w:t>
+      </w:r>
+      <w:proofErr w:type="spellEnd"/>
+      <w:r>
+        <w:t xml:space="preserve"> i </w:t>
+      </w:r>
+      <w:proofErr w:type="spellStart"/>
+      <w:r>
+        <w:t>roma</w:t>
+      </w:r>
+      <w:proofErr w:type="spellEnd"/>
+      <w:r>
+        <w:t xml:space="preserve">. Bilo bi </w:t>
+      </w:r>
+      <w:proofErr w:type="spellStart"/>
+      <w:r>
+        <w:t>moguce</w:t>
+      </w:r>
+      <w:proofErr w:type="spellEnd"/>
+      <w:r>
+        <w:t xml:space="preserve"> to izvesti nekim trikovima poput </w:t>
+      </w:r>
+      <w:proofErr w:type="spellStart"/>
+      <w:r>
+        <w:t>prosljedjivanja</w:t>
+      </w:r>
+      <w:proofErr w:type="spellEnd"/>
+      <w:r>
+        <w:t xml:space="preserve"> </w:t>
+      </w:r>
+      <w:proofErr w:type="spellStart"/>
+      <w:r>
+        <w:t>PBnext</w:t>
+      </w:r>
+      <w:proofErr w:type="spellEnd"/>
+      <w:r>
+        <w:t xml:space="preserve"> vrijednosti </w:t>
+      </w:r>
+      <w:proofErr w:type="spellStart"/>
+      <w:r>
+        <w:t>ROMu</w:t>
+      </w:r>
+      <w:proofErr w:type="spellEnd"/>
+      <w:r>
+        <w:t xml:space="preserve"> </w:t>
+      </w:r>
+      <w:r>
+        <w:lastRenderedPageBreak/>
+        <w:t xml:space="preserve">umjesto vrijednosti iz PB registra, ali i to uvodi dodatne probleme, </w:t>
+      </w:r>
+      <w:proofErr w:type="spellStart"/>
+      <w:r>
+        <w:t>npr</w:t>
+      </w:r>
+      <w:proofErr w:type="spellEnd"/>
+      <w:r>
+        <w:t xml:space="preserve"> to sto ulaz u adresu </w:t>
+      </w:r>
+      <w:proofErr w:type="spellStart"/>
+      <w:r>
+        <w:t>roma</w:t>
+      </w:r>
+      <w:proofErr w:type="spellEnd"/>
+      <w:r>
+        <w:t xml:space="preserve"> ne bi bio stabilan izlaz iz registra </w:t>
+      </w:r>
+      <w:proofErr w:type="spellStart"/>
+      <w:r>
+        <w:t>vec</w:t>
+      </w:r>
+      <w:proofErr w:type="spellEnd"/>
+      <w:r>
+        <w:t xml:space="preserve"> nestabilni signali koji se direktno dobijaju preko kontrolnih signala, izlaza iz </w:t>
+      </w:r>
+      <w:proofErr w:type="spellStart"/>
+      <w:r>
+        <w:t>alua</w:t>
+      </w:r>
+      <w:proofErr w:type="spellEnd"/>
+      <w:r>
+        <w:t xml:space="preserve">, statusnog </w:t>
+      </w:r>
+      <w:proofErr w:type="spellStart"/>
+      <w:r>
+        <w:t>reg</w:t>
+      </w:r>
+      <w:proofErr w:type="spellEnd"/>
+      <w:r>
+        <w:t xml:space="preserve">, itd. </w:t>
       </w:r>
     </w:p>
     <w:p>
@@ -16045,7 +18468,6 @@
               <w:jc w:val="center"/>
             </w:pPr>
             <w:r>
-              <w:lastRenderedPageBreak/>
               <w:t>0000</w:t>
             </w:r>
           </w:p>
@@ -16066,7 +18488,6 @@
               <w:jc w:val="center"/>
             </w:pPr>
             <w:r>
-              <w:lastRenderedPageBreak/>
               <w:t>000</w:t>
             </w:r>
           </w:p>
@@ -16116,7 +18537,6 @@
               <w:jc w:val="center"/>
             </w:pPr>
             <w:r>
-              <w:lastRenderedPageBreak/>
               <w:t>000000</w:t>
             </w:r>
           </w:p>
@@ -16149,7 +18569,6 @@
                 <w:sz w:val="22"/>
                 <w:szCs w:val="20"/>
               </w:rPr>
-              <w:lastRenderedPageBreak/>
               <w:t>4</w:t>
             </w:r>
           </w:p>
@@ -16285,7 +18704,15 @@
         <w:t xml:space="preserve">Opis: </w:t>
       </w:r>
       <w:r>
-        <w:t>NOP operacija se koristi kako bi se u tom ciklusu izvršavanja ne bi desilo ništa, tj. kako se stanje procesora i memorije ne bi mijenjalo instrukcijom.</w:t>
+        <w:t xml:space="preserve">NOP operacija se koristi kako bi se u tom ciklusu </w:t>
+      </w:r>
+      <w:proofErr w:type="spellStart"/>
+      <w:r>
+        <w:t>izvršavanja</w:t>
+      </w:r>
+      <w:proofErr w:type="spellEnd"/>
+      <w:r>
+        <w:t xml:space="preserve"> ne bi desilo ništa, tj. kako se stanje procesora i memorije ne bi mijenjalo instrukcijom.</w:t>
       </w:r>
     </w:p>
     <w:p>
@@ -16589,9 +19016,11 @@
               <w:spacing w:line="240" w:lineRule="auto"/>
               <w:jc w:val="center"/>
             </w:pPr>
+            <w:proofErr w:type="spellStart"/>
             <w:r>
               <w:t>or</w:t>
             </w:r>
+            <w:proofErr w:type="spellEnd"/>
           </w:p>
         </w:tc>
         <w:tc>
@@ -16609,9 +19038,11 @@
               <w:spacing w:line="240" w:lineRule="auto"/>
               <w:jc w:val="center"/>
             </w:pPr>
+            <w:proofErr w:type="spellStart"/>
             <w:r>
               <w:t>ir</w:t>
             </w:r>
+            <w:proofErr w:type="spellEnd"/>
           </w:p>
         </w:tc>
         <w:tc>
@@ -16794,8 +19225,21 @@
         <w:t xml:space="preserve">Format: </w:t>
       </w:r>
       <w:r>
-        <w:t>ADD or, ir</w:t>
-      </w:r>
+        <w:t xml:space="preserve">ADD </w:t>
+      </w:r>
+      <w:proofErr w:type="spellStart"/>
+      <w:r>
+        <w:t>or</w:t>
+      </w:r>
+      <w:proofErr w:type="spellEnd"/>
+      <w:r>
+        <w:t xml:space="preserve">, </w:t>
+      </w:r>
+      <w:proofErr w:type="spellStart"/>
+      <w:r>
+        <w:t>ir</w:t>
+      </w:r>
+      <w:proofErr w:type="spellEnd"/>
     </w:p>
     <w:p>
       <w:r>
@@ -16806,10 +19250,34 @@
         <w:t xml:space="preserve">Značenje: </w:t>
       </w:r>
       <w:r>
-        <w:t xml:space="preserve">REG[or] </w:t>
-      </w:r>
-      <w:r>
-        <w:t>← REG[or] + REG[ir]</w:t>
+        <w:t>REG[</w:t>
+      </w:r>
+      <w:proofErr w:type="spellStart"/>
+      <w:r>
+        <w:t>or</w:t>
+      </w:r>
+      <w:proofErr w:type="spellEnd"/>
+      <w:r>
+        <w:t xml:space="preserve">] </w:t>
+      </w:r>
+      <w:r>
+        <w:t>← REG[</w:t>
+      </w:r>
+      <w:proofErr w:type="spellStart"/>
+      <w:r>
+        <w:t>or</w:t>
+      </w:r>
+      <w:proofErr w:type="spellEnd"/>
+      <w:r>
+        <w:t>] + REG[</w:t>
+      </w:r>
+      <w:proofErr w:type="spellStart"/>
+      <w:r>
+        <w:t>ir</w:t>
+      </w:r>
+      <w:proofErr w:type="spellEnd"/>
+      <w:r>
+        <w:t>]</w:t>
       </w:r>
     </w:p>
     <w:p>
@@ -16820,29 +19288,15 @@
         </w:rPr>
         <w:t xml:space="preserve">Opis: </w:t>
       </w:r>
-      <w:r>
-        <w:t xml:space="preserve">Sabira vrijednosti registara </w:t>
-      </w:r>
-      <w:r>
-        <w:rPr>
-          <w:i/>
-          <w:iCs/>
-        </w:rPr>
-        <w:t xml:space="preserve">or </w:t>
-      </w:r>
-      <w:r>
-        <w:t xml:space="preserve">i </w:t>
-      </w:r>
-      <w:r>
-        <w:rPr>
-          <w:i/>
-          <w:iCs/>
-        </w:rPr>
-        <w:t xml:space="preserve">ir </w:t>
-      </w:r>
-      <w:r>
-        <w:t xml:space="preserve">i sprema rezultat u registar </w:t>
-      </w:r>
+      <w:proofErr w:type="spellStart"/>
+      <w:r>
+        <w:t>Sabira</w:t>
+      </w:r>
+      <w:proofErr w:type="spellEnd"/>
+      <w:r>
+        <w:t xml:space="preserve"> vrijednosti registara </w:t>
+      </w:r>
+      <w:proofErr w:type="spellStart"/>
       <w:r>
         <w:rPr>
           <w:i/>
@@ -16850,6 +19304,45 @@
         </w:rPr>
         <w:t>or</w:t>
       </w:r>
+      <w:proofErr w:type="spellEnd"/>
+      <w:r>
+        <w:rPr>
+          <w:i/>
+          <w:iCs/>
+        </w:rPr>
+        <w:t xml:space="preserve"> </w:t>
+      </w:r>
+      <w:r>
+        <w:t xml:space="preserve">i </w:t>
+      </w:r>
+      <w:proofErr w:type="spellStart"/>
+      <w:r>
+        <w:rPr>
+          <w:i/>
+          <w:iCs/>
+        </w:rPr>
+        <w:t>ir</w:t>
+      </w:r>
+      <w:proofErr w:type="spellEnd"/>
+      <w:r>
+        <w:rPr>
+          <w:i/>
+          <w:iCs/>
+        </w:rPr>
+        <w:t xml:space="preserve"> </w:t>
+      </w:r>
+      <w:r>
+        <w:t xml:space="preserve">i sprema rezultat u registar </w:t>
+      </w:r>
+      <w:proofErr w:type="spellStart"/>
+      <w:r>
+        <w:rPr>
+          <w:i/>
+          <w:iCs/>
+        </w:rPr>
+        <w:t>or</w:t>
+      </w:r>
+      <w:proofErr w:type="spellEnd"/>
       <w:r>
         <w:t>.</w:t>
       </w:r>
